--- a/documentacion/Anexo 6 - Evaluación del desarrollo web.docx
+++ b/documentacion/Anexo 6 - Evaluación del desarrollo web.docx
@@ -626,7 +626,43 @@
           <w:bCs/>
           <w:szCs w:val="24"/>
         </w:rPr>
-        <w:t>El presente trabajo tiene como objetivo diseñar y optimizar una aplicación web orientada a la gestión de información de una terminal de transporte, permitiendo a los usuarios consultar rutas, empresas de transporte, horarios, disponibilidad de vehículos y realizar simulaciones de cotización y compra de tiquetes. El proyecto se desarrolla con tecnologías web HTML5, CSS3 y JavaScript en el front-end, junto con PHP y MySQL en el back-end, organizadas bajo una arquitectura cliente-servidor.</w:t>
+        <w:t xml:space="preserve">El presente trabajo tiene como objetivo diseñar y optimizar una aplicación web orientada a la gestión de información de una terminal de transporte, permitiendo a los usuarios consultar rutas, empresas de transporte, horarios, disponibilidad de vehículos y realizar simulaciones de cotización y compra de tiquetes. El proyecto se desarrolla con tecnologías web HTML5, CSS3 y JavaScript en el </w:t>
+      </w:r>
+      <w:proofErr w:type="spellStart"/>
+      <w:r>
+        <w:rPr>
+          <w:rFonts w:cs="Times New Roman"/>
+          <w:bCs/>
+          <w:szCs w:val="24"/>
+        </w:rPr>
+        <w:t>front-end</w:t>
+      </w:r>
+      <w:proofErr w:type="spellEnd"/>
+      <w:r>
+        <w:rPr>
+          <w:rFonts w:cs="Times New Roman"/>
+          <w:bCs/>
+          <w:szCs w:val="24"/>
+        </w:rPr>
+        <w:t>, junto con PHP y MySQL en el back-</w:t>
+      </w:r>
+      <w:proofErr w:type="spellStart"/>
+      <w:r>
+        <w:rPr>
+          <w:rFonts w:cs="Times New Roman"/>
+          <w:bCs/>
+          <w:szCs w:val="24"/>
+        </w:rPr>
+        <w:t>end</w:t>
+      </w:r>
+      <w:proofErr w:type="spellEnd"/>
+      <w:r>
+        <w:rPr>
+          <w:rFonts w:cs="Times New Roman"/>
+          <w:bCs/>
+          <w:szCs w:val="24"/>
+        </w:rPr>
+        <w:t>, organizadas bajo una arquitectura cliente-servidor.</w:t>
       </w:r>
     </w:p>
     <w:p>
@@ -646,7 +682,43 @@
           <w:bCs/>
           <w:szCs w:val="24"/>
         </w:rPr>
-        <w:t>Para el desarrollo del proyecto se realizó un análisis de requerimientos basado en la problemática planteada, posteriormente se diseñó la maquetación de las interfaces y finalmente se implementó el sitio web funcional. En la etapa 3, el proyecto evolucionó de una maqueta estática hacia una solución dinámica mediante PHP y MySQL en entorno local con AppServ, incorporando lógica backend, consultas a base de datos, formularios de gestión (CRUD), autenticación administrativa y un flujo de cotización y compra para el usuario final.</w:t>
+        <w:t xml:space="preserve">Para el desarrollo del proyecto se realizó un análisis de requerimientos basado en la problemática planteada, posteriormente se diseñó la maquetación de las interfaces y finalmente se implementó el sitio web funcional. En la etapa 3, el proyecto evolucionó de una maqueta estática hacia una solución dinámica mediante PHP y MySQL en entorno local con </w:t>
+      </w:r>
+      <w:proofErr w:type="spellStart"/>
+      <w:r>
+        <w:rPr>
+          <w:rFonts w:cs="Times New Roman"/>
+          <w:bCs/>
+          <w:szCs w:val="24"/>
+        </w:rPr>
+        <w:t>AppServ</w:t>
+      </w:r>
+      <w:proofErr w:type="spellEnd"/>
+      <w:r>
+        <w:rPr>
+          <w:rFonts w:cs="Times New Roman"/>
+          <w:bCs/>
+          <w:szCs w:val="24"/>
+        </w:rPr>
+        <w:t xml:space="preserve">, incorporando lógica </w:t>
+      </w:r>
+      <w:proofErr w:type="spellStart"/>
+      <w:r>
+        <w:rPr>
+          <w:rFonts w:cs="Times New Roman"/>
+          <w:bCs/>
+          <w:szCs w:val="24"/>
+        </w:rPr>
+        <w:t>backend</w:t>
+      </w:r>
+      <w:proofErr w:type="spellEnd"/>
+      <w:r>
+        <w:rPr>
+          <w:rFonts w:cs="Times New Roman"/>
+          <w:bCs/>
+          <w:szCs w:val="24"/>
+        </w:rPr>
+        <w:t>, consultas a base de datos, formularios de gestión (CRUD), autenticación administrativa y un flujo de cotización y compra para el usuario final.</w:t>
       </w:r>
     </w:p>
     <w:p>
@@ -667,6 +739,7 @@
         </w:rPr>
         <w:t xml:space="preserve">En la presente etapa se integran estrategias de posicionamiento web enfocadas en mejorar la visibilidad del sistema en motores de búsqueda y fortalecer su presencia digital. Para ello, se analizaron técnicas de SEO y marketing digital, aplicando mejoras relacionadas con palabras clave, </w:t>
       </w:r>
+      <w:proofErr w:type="spellStart"/>
       <w:r>
         <w:rPr>
           <w:rFonts w:cs="Times New Roman"/>
@@ -674,7 +747,16 @@
           <w:szCs w:val="24"/>
         </w:rPr>
         <w:lastRenderedPageBreak/>
-        <w:t>metaetiquetas, encabezados optimizados, Open Graph para redes sociales, diseño responsive, archivo robots.txt y sitemap.xml.</w:t>
+        <w:t>metaetiquetas</w:t>
+      </w:r>
+      <w:proofErr w:type="spellEnd"/>
+      <w:r>
+        <w:rPr>
+          <w:rFonts w:cs="Times New Roman"/>
+          <w:bCs/>
+          <w:szCs w:val="24"/>
+        </w:rPr>
+        <w:t>, encabezados optimizados, Open Graph para redes sociales, diseño responsive, archivo robots.txt y sitemap.xml.</w:t>
       </w:r>
     </w:p>
     <w:p>
@@ -874,7 +956,7 @@
           <w:bCs/>
           <w:szCs w:val="24"/>
         </w:rPr>
-        <w:t>Diseñar, desarrollar, optimizar y evaluar un sistema web para la Terminal de Transportes, integrando el análisis de requerimientos (Etapa 2), la implementación dinámica con PHP y MySQL (Etapa 3), las estrategias de posicionamiento web (Etapa 4) y la verificación funcional, mejoras de seguridad y sustentación del proyecto (Etapa 5), con el fin de obtener una solución web completa, funcional, segura y preparada para su presentación final.</w:t>
+        <w:t>Diseñar, desarrollar, optimizar y evaluar un sistema web para la Terminal de Transportes, integrando el análisis de requerimientos, la implementación dinámica con PHP y MySQL, las estrategias de posicionamiento web y la verificación funcional, mejoras de seguridad y sustentación del proyecto, con el fin de obtener una solución web completa, funcional, segura y preparada para su presentación final.</w:t>
       </w:r>
     </w:p>
     <w:p>
@@ -984,38 +1066,22 @@
           <w:numId w:val="37"/>
         </w:numPr>
         <w:spacing w:line="480" w:lineRule="auto"/>
-        <w:jc w:val="both"/>
-        <w:rPr>
-          <w:bCs/>
-          <w:szCs w:val="24"/>
-        </w:rPr>
-      </w:pPr>
-      <w:r>
-        <w:rPr>
-          <w:bCs/>
+        <w:rPr>
+          <w:szCs w:val="24"/>
+        </w:rPr>
+      </w:pPr>
+      <w:r>
+        <w:rPr>
+          <w:szCs w:val="24"/>
+        </w:rPr>
+        <w:t xml:space="preserve">Evaluar la funcionalidad del desarrollo web mediante pruebas de cada módulo, identificar errores e inconsistencias, aplicar </w:t>
+      </w:r>
+      <w:r>
+        <w:rPr>
           <w:szCs w:val="24"/>
         </w:rPr>
         <w:lastRenderedPageBreak/>
-        <w:t>Implementar estrategias de posicionamiento web mediante técnicas SEO, Open Graph, diseño responsive, robots.txt y sitemap.xml que fortalezcan la presencia digital del sistema.</w:t>
-      </w:r>
-    </w:p>
-    <w:p>
-      <w:pPr>
-        <w:pStyle w:val="Prrafodelista"/>
-        <w:numPr>
-          <w:ilvl w:val="0"/>
-          <w:numId w:val="37"/>
-        </w:numPr>
-        <w:spacing w:line="480" w:lineRule="auto"/>
-        <w:rPr>
-          <w:szCs w:val="24"/>
-        </w:rPr>
-      </w:pPr>
-      <w:r>
-        <w:rPr>
-          <w:szCs w:val="24"/>
-        </w:rPr>
-        <w:t>Evaluar la funcionalidad del desarrollo web mediante pruebas de cada módulo, identificar errores e inconsistencias, aplicar correcciones y mejoras de seguridad sobre el manejo de credenciales, y preparar la sustentación final del proyecto.</w:t>
+        <w:t>correcciones y mejoras de seguridad sobre el manejo de credenciales, y preparar la sustentación final del proyecto.</w:t>
       </w:r>
     </w:p>
     <w:p>
@@ -1432,7 +1498,23 @@
           <w:szCs w:val="24"/>
         </w:rPr>
         <w:lastRenderedPageBreak/>
-        <w:t>Adaptabilidad, Se pueden diseñar para distintos tipos de dispositivos como computadores, tablets o celulares.</w:t>
+        <w:t xml:space="preserve">Adaptabilidad, Se pueden diseñar para distintos tipos de dispositivos como computadores, </w:t>
+      </w:r>
+      <w:proofErr w:type="spellStart"/>
+      <w:r>
+        <w:rPr>
+          <w:bCs/>
+          <w:szCs w:val="24"/>
+        </w:rPr>
+        <w:t>tablets</w:t>
+      </w:r>
+      <w:proofErr w:type="spellEnd"/>
+      <w:r>
+        <w:rPr>
+          <w:bCs/>
+          <w:szCs w:val="24"/>
+        </w:rPr>
+        <w:t xml:space="preserve"> o celulares.</w:t>
       </w:r>
     </w:p>
     <w:p>
@@ -1455,22 +1537,6 @@
     <w:p>
       <w:pPr>
         <w:spacing w:line="480" w:lineRule="auto"/>
-        <w:rPr>
-          <w:bCs/>
-          <w:szCs w:val="24"/>
-        </w:rPr>
-      </w:pPr>
-      <w:r>
-        <w:rPr>
-          <w:bCs/>
-          <w:szCs w:val="24"/>
-        </w:rPr>
-        <w:t>Problema por resolver</w:t>
-      </w:r>
-    </w:p>
-    <w:p>
-      <w:pPr>
-        <w:spacing w:line="480" w:lineRule="auto"/>
         <w:ind w:firstLine="708"/>
         <w:rPr>
           <w:bCs/>
@@ -1643,8 +1709,15 @@
           <w:bCs/>
           <w:szCs w:val="24"/>
         </w:rPr>
+        <w:t xml:space="preserve">La gerencia de la terminal de trasporte solicita de los servicios de desarrolladores de software para la creación de una página web interactiva </w:t>
+      </w:r>
+      <w:r>
+        <w:rPr>
+          <w:bCs/>
+          <w:szCs w:val="24"/>
+        </w:rPr>
         <w:lastRenderedPageBreak/>
-        <w:t>La gerencia de la terminal de trasporte solicita de los servicios de desarrolladores de software para la creación de una página web interactiva para gestionar los servicios de la terminal para la satisfacción de sus usuarios.</w:t>
+        <w:t>para gestionar los servicios de la terminal para la satisfacción de sus usuarios.</w:t>
       </w:r>
     </w:p>
     <w:p>
@@ -1990,7 +2063,6 @@
           <w:bCs/>
           <w:szCs w:val="24"/>
         </w:rPr>
-        <w:lastRenderedPageBreak/>
         <w:t>Lenguaje estructura: HTML5</w:t>
       </w:r>
     </w:p>
@@ -2037,6 +2109,7 @@
           <w:bCs/>
           <w:szCs w:val="24"/>
         </w:rPr>
+        <w:lastRenderedPageBreak/>
         <w:t>Interactividad: JavaScript</w:t>
       </w:r>
     </w:p>
@@ -2123,14 +2196,14 @@
       <w:pPr>
         <w:spacing w:line="480" w:lineRule="auto"/>
         <w:rPr>
-          <w:bCs/>
+          <w:b/>
           <w:szCs w:val="24"/>
         </w:rPr>
       </w:pPr>
       <w:r>
         <w:rPr>
           <w:rFonts w:eastAsia="Times New Roman"/>
-          <w:bCs/>
+          <w:b/>
           <w:szCs w:val="24"/>
           <w:lang w:eastAsia="es-CO"/>
         </w:rPr>
@@ -2138,7 +2211,7 @@
       </w:r>
       <w:r>
         <w:rPr>
-          <w:bCs/>
+          <w:b/>
           <w:szCs w:val="24"/>
         </w:rPr>
         <w:t>solución:</w:t>
@@ -2238,7 +2311,7 @@
         </w:rPr>
         <w:lastRenderedPageBreak/>
         <w:drawing>
-          <wp:inline distT="0" distB="0" distL="0" distR="0" wp14:anchorId="6611B173" wp14:editId="4ABECEB2">
+          <wp:inline distT="0" distB="0" distL="0" distR="0" wp14:anchorId="6611B173" wp14:editId="70E97D6A">
             <wp:extent cx="5817870" cy="8229600"/>
             <wp:effectExtent l="0" t="0" r="0" b="0"/>
             <wp:docPr id="4" name="Imagen 4"/>
@@ -2317,7 +2390,7 @@
           <w:szCs w:val="24"/>
         </w:rPr>
         <w:drawing>
-          <wp:anchor distT="0" distB="0" distL="114300" distR="114300" simplePos="0" relativeHeight="251659264" behindDoc="0" locked="0" layoutInCell="1" allowOverlap="1" wp14:anchorId="2F6211D4" wp14:editId="31DB725B">
+          <wp:anchor distT="0" distB="0" distL="114300" distR="114300" simplePos="0" relativeHeight="251659264" behindDoc="0" locked="0" layoutInCell="1" allowOverlap="1" wp14:anchorId="2F6211D4" wp14:editId="1AE22671">
             <wp:simplePos x="0" y="0"/>
             <wp:positionH relativeFrom="margin">
               <wp:posOffset>133350</wp:posOffset>
@@ -2425,7 +2498,7 @@
           <w:szCs w:val="24"/>
         </w:rPr>
         <w:drawing>
-          <wp:anchor distT="0" distB="0" distL="114300" distR="114300" simplePos="0" relativeHeight="251660288" behindDoc="0" locked="0" layoutInCell="1" allowOverlap="1" wp14:anchorId="633B240A" wp14:editId="2056828F">
+          <wp:anchor distT="0" distB="0" distL="114300" distR="114300" simplePos="0" relativeHeight="251660288" behindDoc="0" locked="0" layoutInCell="1" allowOverlap="1" wp14:anchorId="633B240A" wp14:editId="00C4D9BF">
             <wp:simplePos x="0" y="0"/>
             <wp:positionH relativeFrom="margin">
               <wp:posOffset>695325</wp:posOffset>
@@ -2768,7 +2841,7 @@
           <w:szCs w:val="24"/>
         </w:rPr>
         <w:drawing>
-          <wp:anchor distT="0" distB="0" distL="114300" distR="114300" simplePos="0" relativeHeight="251661312" behindDoc="0" locked="0" layoutInCell="1" allowOverlap="1" wp14:anchorId="0262EC0B" wp14:editId="44F9058B">
+          <wp:anchor distT="0" distB="0" distL="114300" distR="114300" simplePos="0" relativeHeight="251661312" behindDoc="0" locked="0" layoutInCell="1" allowOverlap="1" wp14:anchorId="0262EC0B" wp14:editId="5CC80717">
             <wp:simplePos x="0" y="0"/>
             <wp:positionH relativeFrom="margin">
               <wp:align>center</wp:align>
@@ -2837,7 +2910,25 @@
           <w:bCs/>
           <w:szCs w:val="24"/>
         </w:rPr>
-        <w:t>Presenta los diferentes tipos de vehículos disponibles para el transporte de pasajeros, incluyendo buses de lujo, buses premium, aerovan, busetas y taxis intermunicipales.</w:t>
+        <w:t xml:space="preserve">Presenta los diferentes tipos de vehículos disponibles para el transporte de pasajeros, incluyendo buses de lujo, buses premium, </w:t>
+      </w:r>
+      <w:proofErr w:type="spellStart"/>
+      <w:r>
+        <w:rPr>
+          <w:rFonts w:cs="Times New Roman"/>
+          <w:bCs/>
+          <w:szCs w:val="24"/>
+        </w:rPr>
+        <w:t>aerovan</w:t>
+      </w:r>
+      <w:proofErr w:type="spellEnd"/>
+      <w:r>
+        <w:rPr>
+          <w:rFonts w:cs="Times New Roman"/>
+          <w:bCs/>
+          <w:szCs w:val="24"/>
+        </w:rPr>
+        <w:t>, busetas y taxis intermunicipales.</w:t>
       </w:r>
     </w:p>
     <w:p>
@@ -3111,7 +3202,7 @@
           <w:szCs w:val="24"/>
         </w:rPr>
         <w:drawing>
-          <wp:anchor distT="0" distB="0" distL="114300" distR="114300" simplePos="0" relativeHeight="251662336" behindDoc="0" locked="0" layoutInCell="1" allowOverlap="1" wp14:anchorId="0BFF99CF" wp14:editId="26DB4529">
+          <wp:anchor distT="0" distB="0" distL="114300" distR="114300" simplePos="0" relativeHeight="251662336" behindDoc="0" locked="0" layoutInCell="1" allowOverlap="1" wp14:anchorId="0BFF99CF" wp14:editId="27E023BE">
             <wp:simplePos x="0" y="0"/>
             <wp:positionH relativeFrom="margin">
               <wp:align>center</wp:align>
@@ -3467,7 +3558,7 @@
           <w:szCs w:val="24"/>
         </w:rPr>
         <w:drawing>
-          <wp:anchor distT="0" distB="0" distL="114300" distR="114300" simplePos="0" relativeHeight="251663360" behindDoc="0" locked="0" layoutInCell="1" allowOverlap="1" wp14:anchorId="3D531F26" wp14:editId="32D81646">
+          <wp:anchor distT="0" distB="0" distL="114300" distR="114300" simplePos="0" relativeHeight="251663360" behindDoc="0" locked="0" layoutInCell="1" allowOverlap="1" wp14:anchorId="3D531F26" wp14:editId="69D4E849">
             <wp:simplePos x="0" y="0"/>
             <wp:positionH relativeFrom="margin">
               <wp:align>center</wp:align>
@@ -3823,7 +3914,7 @@
           <w:szCs w:val="24"/>
         </w:rPr>
         <w:drawing>
-          <wp:anchor distT="0" distB="0" distL="114300" distR="114300" simplePos="0" relativeHeight="251664384" behindDoc="0" locked="0" layoutInCell="1" allowOverlap="1" wp14:anchorId="588A6C04" wp14:editId="43DDE647">
+          <wp:anchor distT="0" distB="0" distL="114300" distR="114300" simplePos="0" relativeHeight="251664384" behindDoc="0" locked="0" layoutInCell="1" allowOverlap="1" wp14:anchorId="588A6C04" wp14:editId="75D43A7E">
             <wp:simplePos x="0" y="0"/>
             <wp:positionH relativeFrom="column">
               <wp:posOffset>380365</wp:posOffset>
@@ -4166,7 +4257,7 @@
           <w:szCs w:val="24"/>
         </w:rPr>
         <w:drawing>
-          <wp:anchor distT="0" distB="0" distL="114300" distR="114300" simplePos="0" relativeHeight="251665408" behindDoc="0" locked="0" layoutInCell="1" allowOverlap="1" wp14:anchorId="38BF7EB0" wp14:editId="405CD180">
+          <wp:anchor distT="0" distB="0" distL="114300" distR="114300" simplePos="0" relativeHeight="251665408" behindDoc="0" locked="0" layoutInCell="1" allowOverlap="1" wp14:anchorId="38BF7EB0" wp14:editId="76354CE7">
             <wp:simplePos x="0" y="0"/>
             <wp:positionH relativeFrom="margin">
               <wp:posOffset>428625</wp:posOffset>
@@ -4509,7 +4600,7 @@
           <w:szCs w:val="24"/>
         </w:rPr>
         <w:drawing>
-          <wp:anchor distT="0" distB="0" distL="114300" distR="114300" simplePos="0" relativeHeight="251666432" behindDoc="0" locked="0" layoutInCell="1" allowOverlap="1" wp14:anchorId="373E1523" wp14:editId="11CB53DC">
+          <wp:anchor distT="0" distB="0" distL="114300" distR="114300" simplePos="0" relativeHeight="251666432" behindDoc="0" locked="0" layoutInCell="1" allowOverlap="1" wp14:anchorId="373E1523" wp14:editId="65151E39">
             <wp:simplePos x="0" y="0"/>
             <wp:positionH relativeFrom="column">
               <wp:posOffset>400050</wp:posOffset>
@@ -4869,19 +4960,19 @@
           <w:szCs w:val="24"/>
           <w:lang w:eastAsia="es-CO"/>
         </w:rPr>
-        <w:t>La herramienta de desarrollo AppServ y los pasos de instalación.</w:t>
-      </w:r>
-    </w:p>
-    <w:p>
-      <w:pPr>
-        <w:spacing w:line="480" w:lineRule="auto"/>
+        <w:t xml:space="preserve">La herramienta de desarrollo </w:t>
+      </w:r>
+      <w:proofErr w:type="spellStart"/>
+      <w:r>
         <w:rPr>
           <w:rFonts w:eastAsia="Times New Roman"/>
           <w:bCs/>
           <w:szCs w:val="24"/>
           <w:lang w:eastAsia="es-CO"/>
         </w:rPr>
-      </w:pPr>
+        <w:t>AppServ</w:t>
+      </w:r>
+      <w:proofErr w:type="spellEnd"/>
       <w:r>
         <w:rPr>
           <w:rFonts w:eastAsia="Times New Roman"/>
@@ -4889,7 +4980,67 @@
           <w:szCs w:val="24"/>
           <w:lang w:eastAsia="es-CO"/>
         </w:rPr>
-        <w:t>Como entorno de desarrollo local del proyecto se utilizó AppServ, una solución integrada que reúne en un único instalador el servidor web Apache, el lenguaje PHP, el motor de base de datos MySQL y la herramienta de administración phpMyAdmin. Esta solución fue elegida porque permite preparar rápidamente un entorno compatible con los requisitos del curso, sin depender de configuraciones adicionales.</w:t>
+        <w:t xml:space="preserve"> y los pasos de instalación.</w:t>
+      </w:r>
+    </w:p>
+    <w:p>
+      <w:pPr>
+        <w:spacing w:line="480" w:lineRule="auto"/>
+        <w:rPr>
+          <w:rFonts w:eastAsia="Times New Roman"/>
+          <w:bCs/>
+          <w:szCs w:val="24"/>
+          <w:lang w:eastAsia="es-CO"/>
+        </w:rPr>
+      </w:pPr>
+      <w:r>
+        <w:rPr>
+          <w:rFonts w:eastAsia="Times New Roman"/>
+          <w:bCs/>
+          <w:szCs w:val="24"/>
+          <w:lang w:eastAsia="es-CO"/>
+        </w:rPr>
+        <w:t xml:space="preserve">Como entorno de desarrollo local del proyecto se utilizó </w:t>
+      </w:r>
+      <w:proofErr w:type="spellStart"/>
+      <w:r>
+        <w:rPr>
+          <w:rFonts w:eastAsia="Times New Roman"/>
+          <w:bCs/>
+          <w:szCs w:val="24"/>
+          <w:lang w:eastAsia="es-CO"/>
+        </w:rPr>
+        <w:t>AppServ</w:t>
+      </w:r>
+      <w:proofErr w:type="spellEnd"/>
+      <w:r>
+        <w:rPr>
+          <w:rFonts w:eastAsia="Times New Roman"/>
+          <w:bCs/>
+          <w:szCs w:val="24"/>
+          <w:lang w:eastAsia="es-CO"/>
+        </w:rPr>
+        <w:t xml:space="preserve">, una solución integrada que reúne en un único instalador el servidor web Apache, el lenguaje PHP, el motor de base de datos MySQL y la herramienta de administración </w:t>
+      </w:r>
+      <w:proofErr w:type="spellStart"/>
+      <w:r>
+        <w:rPr>
+          <w:rFonts w:eastAsia="Times New Roman"/>
+          <w:bCs/>
+          <w:szCs w:val="24"/>
+          <w:lang w:eastAsia="es-CO"/>
+        </w:rPr>
+        <w:t>phpMyAdmin</w:t>
+      </w:r>
+      <w:proofErr w:type="spellEnd"/>
+      <w:r>
+        <w:rPr>
+          <w:rFonts w:eastAsia="Times New Roman"/>
+          <w:bCs/>
+          <w:szCs w:val="24"/>
+          <w:lang w:eastAsia="es-CO"/>
+        </w:rPr>
+        <w:t>. Esta solución fue elegida porque permite preparar rápidamente un entorno compatible con los requisitos del curso, sin depender de configuraciones adicionales.</w:t>
       </w:r>
     </w:p>
     <w:p>
@@ -4934,7 +5085,27 @@
           <w:szCs w:val="24"/>
           <w:lang w:eastAsia="es-CO"/>
         </w:rPr>
-        <w:t>Instalar AppServ y verificar que los servicios de Apache y MySQL estén activos.</w:t>
+        <w:t xml:space="preserve">Instalar </w:t>
+      </w:r>
+      <w:proofErr w:type="spellStart"/>
+      <w:r>
+        <w:rPr>
+          <w:rFonts w:eastAsia="Times New Roman"/>
+          <w:bCs/>
+          <w:szCs w:val="24"/>
+          <w:lang w:eastAsia="es-CO"/>
+        </w:rPr>
+        <w:t>AppServ</w:t>
+      </w:r>
+      <w:proofErr w:type="spellEnd"/>
+      <w:r>
+        <w:rPr>
+          <w:rFonts w:eastAsia="Times New Roman"/>
+          <w:bCs/>
+          <w:szCs w:val="24"/>
+          <w:lang w:eastAsia="es-CO"/>
+        </w:rPr>
+        <w:t xml:space="preserve"> y verificar que los servicios de Apache y MySQL estén activos.</w:t>
       </w:r>
     </w:p>
     <w:p>
@@ -4984,7 +5155,87 @@
           <w:szCs w:val="24"/>
           <w:lang w:eastAsia="es-CO"/>
         </w:rPr>
-        <w:t>Acceder a phpMyAdmin desde http://localhost:8888/phpmyadmin e importar el archivo database/schema.sql, lo que crea la base de datos terminal_transportes con todas las tablas y datos iniciales.</w:t>
+        <w:t xml:space="preserve">Acceder a </w:t>
+      </w:r>
+      <w:proofErr w:type="spellStart"/>
+      <w:r>
+        <w:rPr>
+          <w:rFonts w:eastAsia="Times New Roman"/>
+          <w:bCs/>
+          <w:szCs w:val="24"/>
+          <w:lang w:eastAsia="es-CO"/>
+        </w:rPr>
+        <w:t>phpMyAdmin</w:t>
+      </w:r>
+      <w:proofErr w:type="spellEnd"/>
+      <w:r>
+        <w:rPr>
+          <w:rFonts w:eastAsia="Times New Roman"/>
+          <w:bCs/>
+          <w:szCs w:val="24"/>
+          <w:lang w:eastAsia="es-CO"/>
+        </w:rPr>
+        <w:t xml:space="preserve"> desde http://localhost:8888/phpmyadmin e importar el archivo </w:t>
+      </w:r>
+      <w:proofErr w:type="spellStart"/>
+      <w:r>
+        <w:rPr>
+          <w:rFonts w:eastAsia="Times New Roman"/>
+          <w:bCs/>
+          <w:szCs w:val="24"/>
+          <w:lang w:eastAsia="es-CO"/>
+        </w:rPr>
+        <w:t>database</w:t>
+      </w:r>
+      <w:proofErr w:type="spellEnd"/>
+      <w:r>
+        <w:rPr>
+          <w:rFonts w:eastAsia="Times New Roman"/>
+          <w:bCs/>
+          <w:szCs w:val="24"/>
+          <w:lang w:eastAsia="es-CO"/>
+        </w:rPr>
+        <w:t>/</w:t>
+      </w:r>
+      <w:proofErr w:type="spellStart"/>
+      <w:r>
+        <w:rPr>
+          <w:rFonts w:eastAsia="Times New Roman"/>
+          <w:bCs/>
+          <w:szCs w:val="24"/>
+          <w:lang w:eastAsia="es-CO"/>
+        </w:rPr>
+        <w:t>schema.sql</w:t>
+      </w:r>
+      <w:proofErr w:type="spellEnd"/>
+      <w:r>
+        <w:rPr>
+          <w:rFonts w:eastAsia="Times New Roman"/>
+          <w:bCs/>
+          <w:szCs w:val="24"/>
+          <w:lang w:eastAsia="es-CO"/>
+        </w:rPr>
+        <w:t xml:space="preserve">, lo que crea la base de datos </w:t>
+      </w:r>
+      <w:proofErr w:type="spellStart"/>
+      <w:r>
+        <w:rPr>
+          <w:rFonts w:eastAsia="Times New Roman"/>
+          <w:bCs/>
+          <w:szCs w:val="24"/>
+          <w:lang w:eastAsia="es-CO"/>
+        </w:rPr>
+        <w:t>terminal_transportes</w:t>
+      </w:r>
+      <w:proofErr w:type="spellEnd"/>
+      <w:r>
+        <w:rPr>
+          <w:rFonts w:eastAsia="Times New Roman"/>
+          <w:bCs/>
+          <w:szCs w:val="24"/>
+          <w:lang w:eastAsia="es-CO"/>
+        </w:rPr>
+        <w:t xml:space="preserve"> con todas las tablas y datos iniciales.</w:t>
       </w:r>
     </w:p>
     <w:p>
@@ -5009,7 +5260,67 @@
           <w:szCs w:val="24"/>
           <w:lang w:eastAsia="es-CO"/>
         </w:rPr>
-        <w:t>Editar el archivo app/includes/db.php para configurar la contraseña de MySQL definida durante la instalación de AppServ.</w:t>
+        <w:t>Editar el archivo app/</w:t>
+      </w:r>
+      <w:proofErr w:type="spellStart"/>
+      <w:r>
+        <w:rPr>
+          <w:rFonts w:eastAsia="Times New Roman"/>
+          <w:bCs/>
+          <w:szCs w:val="24"/>
+          <w:lang w:eastAsia="es-CO"/>
+        </w:rPr>
+        <w:t>includes</w:t>
+      </w:r>
+      <w:proofErr w:type="spellEnd"/>
+      <w:r>
+        <w:rPr>
+          <w:rFonts w:eastAsia="Times New Roman"/>
+          <w:bCs/>
+          <w:szCs w:val="24"/>
+          <w:lang w:eastAsia="es-CO"/>
+        </w:rPr>
+        <w:t>/</w:t>
+      </w:r>
+      <w:proofErr w:type="spellStart"/>
+      <w:r>
+        <w:rPr>
+          <w:rFonts w:eastAsia="Times New Roman"/>
+          <w:bCs/>
+          <w:szCs w:val="24"/>
+          <w:lang w:eastAsia="es-CO"/>
+        </w:rPr>
+        <w:t>db.php</w:t>
+      </w:r>
+      <w:proofErr w:type="spellEnd"/>
+      <w:r>
+        <w:rPr>
+          <w:rFonts w:eastAsia="Times New Roman"/>
+          <w:bCs/>
+          <w:szCs w:val="24"/>
+          <w:lang w:eastAsia="es-CO"/>
+        </w:rPr>
+        <w:t xml:space="preserve"> para configurar la contraseña de MySQL definida durante la instalación de </w:t>
+      </w:r>
+      <w:proofErr w:type="spellStart"/>
+      <w:r>
+        <w:rPr>
+          <w:rFonts w:eastAsia="Times New Roman"/>
+          <w:bCs/>
+          <w:szCs w:val="24"/>
+          <w:lang w:eastAsia="es-CO"/>
+        </w:rPr>
+        <w:t>AppServ</w:t>
+      </w:r>
+      <w:proofErr w:type="spellEnd"/>
+      <w:r>
+        <w:rPr>
+          <w:rFonts w:eastAsia="Times New Roman"/>
+          <w:bCs/>
+          <w:szCs w:val="24"/>
+          <w:lang w:eastAsia="es-CO"/>
+        </w:rPr>
+        <w:t>.</w:t>
       </w:r>
     </w:p>
     <w:p>
@@ -5213,25 +5524,17 @@
         </w:rPr>
         <w:lastRenderedPageBreak/>
         <w:drawing>
-          <wp:anchor distT="0" distB="0" distL="114300" distR="114300" simplePos="0" relativeHeight="251671552" behindDoc="0" locked="0" layoutInCell="1" allowOverlap="1" wp14:anchorId="6678BD42" wp14:editId="410172A8">
+          <wp:anchor distT="0" distB="0" distL="114300" distR="114300" simplePos="0" relativeHeight="251671552" behindDoc="0" locked="0" layoutInCell="1" allowOverlap="1" wp14:anchorId="6678BD42" wp14:editId="2045A6D4">
             <wp:simplePos x="0" y="0"/>
             <wp:positionH relativeFrom="margin">
-              <wp:align>center</wp:align>
+              <wp:posOffset>100965</wp:posOffset>
             </wp:positionH>
             <wp:positionV relativeFrom="paragraph">
-              <wp:posOffset>885825</wp:posOffset>
+              <wp:posOffset>888365</wp:posOffset>
             </wp:positionV>
-            <wp:extent cx="7381875" cy="4714875"/>
-            <wp:effectExtent l="0" t="0" r="9525" b="9525"/>
-            <wp:wrapThrough wrapText="bothSides">
-              <wp:wrapPolygon edited="0">
-                <wp:start x="0" y="0"/>
-                <wp:lineTo x="0" y="21556"/>
-                <wp:lineTo x="21572" y="21556"/>
-                <wp:lineTo x="21572" y="0"/>
-                <wp:lineTo x="0" y="0"/>
-              </wp:wrapPolygon>
-            </wp:wrapThrough>
+            <wp:extent cx="6570345" cy="4196715"/>
+            <wp:effectExtent l="0" t="0" r="1905" b="0"/>
+            <wp:wrapSquare wrapText="bothSides"/>
             <wp:docPr id="3" name="Imagen 3"/>
             <wp:cNvGraphicFramePr>
               <a:graphicFrameLocks xmlns:a="http://schemas.openxmlformats.org/drawingml/2006/main" noChangeAspect="1"/>
@@ -5261,7 +5564,7 @@
                   <pic:spPr bwMode="auto">
                     <a:xfrm>
                       <a:off x="0" y="0"/>
-                      <a:ext cx="7381875" cy="4714875"/>
+                      <a:ext cx="6570345" cy="4196715"/>
                     </a:xfrm>
                     <a:prstGeom prst="rect">
                       <a:avLst/>
@@ -5287,17 +5590,88 @@
           <w:szCs w:val="24"/>
           <w:lang w:eastAsia="es-CO"/>
         </w:rPr>
-        <w:t xml:space="preserve">Base de datos MySQL Workbench </w:t>
-      </w:r>
+        <w:t xml:space="preserve">Base de datos MySQL </w:t>
+      </w:r>
+      <w:proofErr w:type="spellStart"/>
       <w:r>
         <w:rPr>
           <w:rFonts w:eastAsia="Times New Roman"/>
-          <w:bCs/>
+          <w:b/>
           <w:szCs w:val="24"/>
           <w:lang w:eastAsia="es-CO"/>
         </w:rPr>
-        <w:t>(Bd terminal_transportes con tablas creadas)</w:t>
-      </w:r>
+        <w:t>Workbench</w:t>
+      </w:r>
+      <w:proofErr w:type="spellEnd"/>
+      <w:r>
+        <w:rPr>
+          <w:rFonts w:eastAsia="Times New Roman"/>
+          <w:b/>
+          <w:szCs w:val="24"/>
+          <w:lang w:eastAsia="es-CO"/>
+        </w:rPr>
+        <w:t xml:space="preserve"> </w:t>
+      </w:r>
+      <w:r>
+        <w:rPr>
+          <w:rFonts w:eastAsia="Times New Roman"/>
+          <w:bCs/>
+          <w:szCs w:val="24"/>
+          <w:lang w:eastAsia="es-CO"/>
+        </w:rPr>
+        <w:t>(</w:t>
+      </w:r>
+      <w:proofErr w:type="spellStart"/>
+      <w:r>
+        <w:rPr>
+          <w:rFonts w:eastAsia="Times New Roman"/>
+          <w:bCs/>
+          <w:szCs w:val="24"/>
+          <w:lang w:eastAsia="es-CO"/>
+        </w:rPr>
+        <w:t>Bd</w:t>
+      </w:r>
+      <w:proofErr w:type="spellEnd"/>
+      <w:r>
+        <w:rPr>
+          <w:rFonts w:eastAsia="Times New Roman"/>
+          <w:bCs/>
+          <w:szCs w:val="24"/>
+          <w:lang w:eastAsia="es-CO"/>
+        </w:rPr>
+        <w:t xml:space="preserve"> </w:t>
+      </w:r>
+      <w:proofErr w:type="spellStart"/>
+      <w:r>
+        <w:rPr>
+          <w:rFonts w:eastAsia="Times New Roman"/>
+          <w:bCs/>
+          <w:szCs w:val="24"/>
+          <w:lang w:eastAsia="es-CO"/>
+        </w:rPr>
+        <w:t>terminal_transportes</w:t>
+      </w:r>
+      <w:proofErr w:type="spellEnd"/>
+      <w:r>
+        <w:rPr>
+          <w:rFonts w:eastAsia="Times New Roman"/>
+          <w:bCs/>
+          <w:szCs w:val="24"/>
+          <w:lang w:eastAsia="es-CO"/>
+        </w:rPr>
+        <w:t xml:space="preserve"> con tablas creadas)</w:t>
+      </w:r>
+    </w:p>
+    <w:p>
+      <w:pPr>
+        <w:spacing w:line="480" w:lineRule="auto"/>
+        <w:rPr>
+          <w:rFonts w:eastAsia="Times New Roman"/>
+          <w:bCs/>
+          <w:szCs w:val="24"/>
+          <w:lang w:eastAsia="es-CO"/>
+        </w:rPr>
+      </w:pPr>
     </w:p>
     <w:p>
       <w:pPr>
@@ -5441,7 +5815,25 @@
           <w:bCs/>
           <w:szCs w:val="24"/>
         </w:rPr>
-        <w:t>Servidor web: Apache (incluido en AppServ)</w:t>
+        <w:t xml:space="preserve">Servidor web: Apache (incluido en </w:t>
+      </w:r>
+      <w:proofErr w:type="spellStart"/>
+      <w:r>
+        <w:rPr>
+          <w:rFonts w:eastAsia="Times New Roman" w:cs="Times New Roman"/>
+          <w:bCs/>
+          <w:szCs w:val="24"/>
+        </w:rPr>
+        <w:t>AppServ</w:t>
+      </w:r>
+      <w:proofErr w:type="spellEnd"/>
+      <w:r>
+        <w:rPr>
+          <w:rFonts w:eastAsia="Times New Roman" w:cs="Times New Roman"/>
+          <w:bCs/>
+          <w:szCs w:val="24"/>
+        </w:rPr>
+        <w:t>)</w:t>
       </w:r>
     </w:p>
     <w:p>
@@ -5461,7 +5853,25 @@
           <w:bCs/>
           <w:szCs w:val="24"/>
         </w:rPr>
-        <w:t>Lenguaje backend: PHP</w:t>
+        <w:t xml:space="preserve">Lenguaje </w:t>
+      </w:r>
+      <w:proofErr w:type="spellStart"/>
+      <w:r>
+        <w:rPr>
+          <w:rFonts w:eastAsia="Times New Roman" w:cs="Times New Roman"/>
+          <w:bCs/>
+          <w:szCs w:val="24"/>
+        </w:rPr>
+        <w:t>backend</w:t>
+      </w:r>
+      <w:proofErr w:type="spellEnd"/>
+      <w:r>
+        <w:rPr>
+          <w:rFonts w:eastAsia="Times New Roman" w:cs="Times New Roman"/>
+          <w:bCs/>
+          <w:szCs w:val="24"/>
+        </w:rPr>
+        <w:t>: PHP</w:t>
       </w:r>
     </w:p>
     <w:p>
@@ -5501,7 +5911,43 @@
           <w:bCs/>
           <w:szCs w:val="24"/>
         </w:rPr>
-        <w:t>Administrador de base de datos: phpMyAdmin (incluido en AppServ)</w:t>
+        <w:t xml:space="preserve">Administrador de base de datos: </w:t>
+      </w:r>
+      <w:proofErr w:type="spellStart"/>
+      <w:r>
+        <w:rPr>
+          <w:rFonts w:eastAsia="Times New Roman" w:cs="Times New Roman"/>
+          <w:bCs/>
+          <w:szCs w:val="24"/>
+        </w:rPr>
+        <w:t>phpMyAdmin</w:t>
+      </w:r>
+      <w:proofErr w:type="spellEnd"/>
+      <w:r>
+        <w:rPr>
+          <w:rFonts w:eastAsia="Times New Roman" w:cs="Times New Roman"/>
+          <w:bCs/>
+          <w:szCs w:val="24"/>
+        </w:rPr>
+        <w:t xml:space="preserve"> (incluido en </w:t>
+      </w:r>
+      <w:proofErr w:type="spellStart"/>
+      <w:r>
+        <w:rPr>
+          <w:rFonts w:eastAsia="Times New Roman" w:cs="Times New Roman"/>
+          <w:bCs/>
+          <w:szCs w:val="24"/>
+        </w:rPr>
+        <w:t>AppServ</w:t>
+      </w:r>
+      <w:proofErr w:type="spellEnd"/>
+      <w:r>
+        <w:rPr>
+          <w:rFonts w:eastAsia="Times New Roman" w:cs="Times New Roman"/>
+          <w:bCs/>
+          <w:szCs w:val="24"/>
+        </w:rPr>
+        <w:t>)</w:t>
       </w:r>
     </w:p>
     <w:p>
@@ -5613,8 +6059,36 @@
           <w:bCs/>
           <w:szCs w:val="24"/>
         </w:rPr>
-        <w:t>Conexión a BD definida en: app/includes/db.php</w:t>
-      </w:r>
+        <w:t>Conexión a BD definida en: app/</w:t>
+      </w:r>
+      <w:proofErr w:type="spellStart"/>
+      <w:r>
+        <w:rPr>
+          <w:rFonts w:eastAsia="Times New Roman" w:cs="Times New Roman"/>
+          <w:bCs/>
+          <w:szCs w:val="24"/>
+        </w:rPr>
+        <w:t>includes</w:t>
+      </w:r>
+      <w:proofErr w:type="spellEnd"/>
+      <w:r>
+        <w:rPr>
+          <w:rFonts w:eastAsia="Times New Roman" w:cs="Times New Roman"/>
+          <w:bCs/>
+          <w:szCs w:val="24"/>
+        </w:rPr>
+        <w:t>/</w:t>
+      </w:r>
+      <w:proofErr w:type="spellStart"/>
+      <w:r>
+        <w:rPr>
+          <w:rFonts w:eastAsia="Times New Roman" w:cs="Times New Roman"/>
+          <w:bCs/>
+          <w:szCs w:val="24"/>
+        </w:rPr>
+        <w:t>db.php</w:t>
+      </w:r>
+      <w:proofErr w:type="spellEnd"/>
     </w:p>
     <w:p>
       <w:pPr>
@@ -5633,8 +6107,18 @@
           <w:bCs/>
           <w:szCs w:val="24"/>
         </w:rPr>
-        <w:t>Base de datos utilizada: terminal_transportes</w:t>
-      </w:r>
+        <w:t xml:space="preserve">Base de datos utilizada: </w:t>
+      </w:r>
+      <w:proofErr w:type="spellStart"/>
+      <w:r>
+        <w:rPr>
+          <w:rFonts w:eastAsia="Times New Roman" w:cs="Times New Roman"/>
+          <w:bCs/>
+          <w:szCs w:val="24"/>
+        </w:rPr>
+        <w:t>terminal_transportes</w:t>
+      </w:r>
+      <w:proofErr w:type="spellEnd"/>
     </w:p>
     <w:p>
       <w:pPr>
@@ -5755,16 +6239,25 @@
           <w:bCs/>
         </w:rPr>
       </w:pPr>
+      <w:proofErr w:type="gramStart"/>
       <w:r>
         <w:rPr>
           <w:rStyle w:val="Fuerte"/>
           <w:rFonts w:ascii="Verdana" w:hAnsi="Verdana"/>
         </w:rPr>
-        <w:t>app/</w:t>
-      </w:r>
-      <w:r>
-        <w:rPr>
+        <w:t>app</w:t>
+      </w:r>
+      <w:proofErr w:type="gramEnd"/>
+      <w:r>
+        <w:rPr>
+          <w:rStyle w:val="Fuerte"/>
           <w:rFonts w:ascii="Verdana" w:hAnsi="Verdana"/>
+        </w:rPr>
+        <w:t>/</w:t>
+      </w:r>
+      <w:r>
+        <w:rPr>
+          <w:rFonts w:ascii="Verdana" w:hAnsi="Verdana"/>
           <w:b/>
           <w:bCs/>
         </w:rPr>
@@ -5774,7 +6267,21 @@
         <w:rPr>
           <w:rFonts w:ascii="Verdana" w:hAnsi="Verdana"/>
         </w:rPr>
-        <w:t>Páginas PHP (backend + vistas)</w:t>
+        <w:t>Páginas PHP (</w:t>
+      </w:r>
+      <w:proofErr w:type="spellStart"/>
+      <w:r>
+        <w:rPr>
+          <w:rFonts w:ascii="Verdana" w:hAnsi="Verdana"/>
+        </w:rPr>
+        <w:t>backend</w:t>
+      </w:r>
+      <w:proofErr w:type="spellEnd"/>
+      <w:r>
+        <w:rPr>
+          <w:rFonts w:ascii="Verdana" w:hAnsi="Verdana"/>
+        </w:rPr>
+        <w:t xml:space="preserve"> + vistas)</w:t>
       </w:r>
       <w:r>
         <w:rPr>
@@ -5798,12 +6305,21 @@
           <w:bCs/>
         </w:rPr>
       </w:pPr>
+      <w:proofErr w:type="spellStart"/>
       <w:r>
         <w:rPr>
           <w:rStyle w:val="Fuerte"/>
           <w:rFonts w:ascii="Verdana" w:hAnsi="Verdana"/>
         </w:rPr>
-        <w:t>includes/</w:t>
+        <w:t>includes</w:t>
+      </w:r>
+      <w:proofErr w:type="spellEnd"/>
+      <w:r>
+        <w:rPr>
+          <w:rStyle w:val="Fuerte"/>
+          <w:rFonts w:ascii="Verdana" w:hAnsi="Verdana"/>
+        </w:rPr>
+        <w:t>/</w:t>
       </w:r>
       <w:r>
         <w:rPr>
@@ -5825,13 +6341,23 @@
           <w:rFonts w:ascii="Verdana" w:hAnsi="Verdana"/>
         </w:rPr>
       </w:pPr>
+      <w:proofErr w:type="spellStart"/>
       <w:r>
         <w:rPr>
           <w:rFonts w:ascii="Verdana" w:hAnsi="Verdana"/>
           <w:b/>
           <w:bCs/>
         </w:rPr>
-        <w:t xml:space="preserve">db.php — </w:t>
+        <w:t>db.php</w:t>
+      </w:r>
+      <w:proofErr w:type="spellEnd"/>
+      <w:r>
+        <w:rPr>
+          <w:rFonts w:ascii="Verdana" w:hAnsi="Verdana"/>
+          <w:b/>
+          <w:bCs/>
+        </w:rPr>
+        <w:t xml:space="preserve"> — </w:t>
       </w:r>
       <w:r>
         <w:rPr>
@@ -5853,13 +6379,23 @@
           <w:bCs/>
         </w:rPr>
       </w:pPr>
+      <w:proofErr w:type="spellStart"/>
       <w:r>
         <w:rPr>
           <w:rFonts w:ascii="Verdana" w:hAnsi="Verdana"/>
           <w:b/>
           <w:bCs/>
         </w:rPr>
-        <w:t xml:space="preserve">header.php — </w:t>
+        <w:t>header.php</w:t>
+      </w:r>
+      <w:proofErr w:type="spellEnd"/>
+      <w:r>
+        <w:rPr>
+          <w:rFonts w:ascii="Verdana" w:hAnsi="Verdana"/>
+          <w:b/>
+          <w:bCs/>
+        </w:rPr>
+        <w:t xml:space="preserve"> — </w:t>
       </w:r>
       <w:r>
         <w:rPr>
@@ -5881,13 +6417,23 @@
           <w:bCs/>
         </w:rPr>
       </w:pPr>
+      <w:proofErr w:type="spellStart"/>
       <w:r>
         <w:rPr>
           <w:rFonts w:ascii="Verdana" w:hAnsi="Verdana"/>
           <w:b/>
           <w:bCs/>
         </w:rPr>
-        <w:t xml:space="preserve">footer.php — </w:t>
+        <w:t>footer.php</w:t>
+      </w:r>
+      <w:proofErr w:type="spellEnd"/>
+      <w:r>
+        <w:rPr>
+          <w:rFonts w:ascii="Verdana" w:hAnsi="Verdana"/>
+          <w:b/>
+          <w:bCs/>
+        </w:rPr>
+        <w:t xml:space="preserve"> — </w:t>
       </w:r>
       <w:r>
         <w:rPr>
@@ -5909,13 +6455,23 @@
           <w:bCs/>
         </w:rPr>
       </w:pPr>
+      <w:proofErr w:type="spellStart"/>
       <w:r>
         <w:rPr>
           <w:rFonts w:ascii="Verdana" w:hAnsi="Verdana"/>
           <w:b/>
           <w:bCs/>
         </w:rPr>
-        <w:t xml:space="preserve">index.php — </w:t>
+        <w:t>index.php</w:t>
+      </w:r>
+      <w:proofErr w:type="spellEnd"/>
+      <w:r>
+        <w:rPr>
+          <w:rFonts w:ascii="Verdana" w:hAnsi="Verdana"/>
+          <w:b/>
+          <w:bCs/>
+        </w:rPr>
+        <w:t xml:space="preserve"> — </w:t>
       </w:r>
       <w:r>
         <w:rPr>
@@ -5937,13 +6493,23 @@
           <w:bCs/>
         </w:rPr>
       </w:pPr>
+      <w:proofErr w:type="spellStart"/>
       <w:r>
         <w:rPr>
           <w:rFonts w:ascii="Verdana" w:hAnsi="Verdana"/>
           <w:b/>
           <w:bCs/>
         </w:rPr>
-        <w:t xml:space="preserve">nosotros.php — </w:t>
+        <w:t>nosotros.php</w:t>
+      </w:r>
+      <w:proofErr w:type="spellEnd"/>
+      <w:r>
+        <w:rPr>
+          <w:rFonts w:ascii="Verdana" w:hAnsi="Verdana"/>
+          <w:b/>
+          <w:bCs/>
+        </w:rPr>
+        <w:t xml:space="preserve"> — </w:t>
       </w:r>
       <w:r>
         <w:rPr>
@@ -5963,13 +6529,23 @@
           <w:rFonts w:ascii="Verdana" w:hAnsi="Verdana"/>
         </w:rPr>
       </w:pPr>
+      <w:proofErr w:type="spellStart"/>
       <w:r>
         <w:rPr>
           <w:rFonts w:ascii="Verdana" w:hAnsi="Verdana"/>
           <w:b/>
           <w:bCs/>
         </w:rPr>
-        <w:t xml:space="preserve">empresas.php — </w:t>
+        <w:t>empresas.php</w:t>
+      </w:r>
+      <w:proofErr w:type="spellEnd"/>
+      <w:r>
+        <w:rPr>
+          <w:rFonts w:ascii="Verdana" w:hAnsi="Verdana"/>
+          <w:b/>
+          <w:bCs/>
+        </w:rPr>
+        <w:t xml:space="preserve"> — </w:t>
       </w:r>
       <w:r>
         <w:rPr>
@@ -5991,13 +6567,23 @@
           <w:bCs/>
         </w:rPr>
       </w:pPr>
+      <w:proofErr w:type="spellStart"/>
       <w:r>
         <w:rPr>
           <w:rFonts w:ascii="Verdana" w:hAnsi="Verdana"/>
           <w:b/>
           <w:bCs/>
         </w:rPr>
-        <w:t xml:space="preserve">vehiculos.php — </w:t>
+        <w:t>vehiculos.php</w:t>
+      </w:r>
+      <w:proofErr w:type="spellEnd"/>
+      <w:r>
+        <w:rPr>
+          <w:rFonts w:ascii="Verdana" w:hAnsi="Verdana"/>
+          <w:b/>
+          <w:bCs/>
+        </w:rPr>
+        <w:t xml:space="preserve"> — </w:t>
       </w:r>
       <w:r>
         <w:rPr>
@@ -6019,13 +6605,23 @@
           <w:bCs/>
         </w:rPr>
       </w:pPr>
+      <w:proofErr w:type="spellStart"/>
       <w:r>
         <w:rPr>
           <w:rFonts w:ascii="Verdana" w:hAnsi="Verdana"/>
           <w:b/>
           <w:bCs/>
         </w:rPr>
-        <w:t xml:space="preserve">rutas.php — </w:t>
+        <w:t>rutas.php</w:t>
+      </w:r>
+      <w:proofErr w:type="spellEnd"/>
+      <w:r>
+        <w:rPr>
+          <w:rFonts w:ascii="Verdana" w:hAnsi="Verdana"/>
+          <w:b/>
+          <w:bCs/>
+        </w:rPr>
+        <w:t xml:space="preserve"> — </w:t>
       </w:r>
       <w:r>
         <w:rPr>
@@ -6047,13 +6643,23 @@
           <w:bCs/>
         </w:rPr>
       </w:pPr>
+      <w:proofErr w:type="spellStart"/>
       <w:r>
         <w:rPr>
           <w:rFonts w:ascii="Verdana" w:hAnsi="Verdana"/>
           <w:b/>
           <w:bCs/>
         </w:rPr>
-        <w:t xml:space="preserve">horarios.php — </w:t>
+        <w:t>horarios.php</w:t>
+      </w:r>
+      <w:proofErr w:type="spellEnd"/>
+      <w:r>
+        <w:rPr>
+          <w:rFonts w:ascii="Verdana" w:hAnsi="Verdana"/>
+          <w:b/>
+          <w:bCs/>
+        </w:rPr>
+        <w:t xml:space="preserve"> — </w:t>
       </w:r>
       <w:r>
         <w:rPr>
@@ -6075,13 +6681,23 @@
           <w:bCs/>
         </w:rPr>
       </w:pPr>
+      <w:proofErr w:type="spellStart"/>
       <w:r>
         <w:rPr>
           <w:rFonts w:ascii="Verdana" w:hAnsi="Verdana"/>
           <w:b/>
           <w:bCs/>
         </w:rPr>
-        <w:t xml:space="preserve">disponibilidad.php — </w:t>
+        <w:t>disponibilidad.php</w:t>
+      </w:r>
+      <w:proofErr w:type="spellEnd"/>
+      <w:r>
+        <w:rPr>
+          <w:rFonts w:ascii="Verdana" w:hAnsi="Verdana"/>
+          <w:b/>
+          <w:bCs/>
+        </w:rPr>
+        <w:t xml:space="preserve"> — </w:t>
       </w:r>
       <w:r>
         <w:rPr>
@@ -6103,13 +6719,23 @@
           <w:bCs/>
         </w:rPr>
       </w:pPr>
+      <w:proofErr w:type="spellStart"/>
       <w:r>
         <w:rPr>
           <w:rFonts w:ascii="Verdana" w:hAnsi="Verdana"/>
           <w:b/>
           <w:bCs/>
         </w:rPr>
-        <w:t xml:space="preserve">cotizacion.php — </w:t>
+        <w:t>cotizacion.php</w:t>
+      </w:r>
+      <w:proofErr w:type="spellEnd"/>
+      <w:r>
+        <w:rPr>
+          <w:rFonts w:ascii="Verdana" w:hAnsi="Verdana"/>
+          <w:b/>
+          <w:bCs/>
+        </w:rPr>
+        <w:t xml:space="preserve"> — </w:t>
       </w:r>
       <w:r>
         <w:rPr>
@@ -6131,13 +6757,23 @@
           <w:bCs/>
         </w:rPr>
       </w:pPr>
+      <w:proofErr w:type="spellStart"/>
       <w:r>
         <w:rPr>
           <w:rFonts w:ascii="Verdana" w:hAnsi="Verdana"/>
           <w:b/>
           <w:bCs/>
         </w:rPr>
-        <w:t xml:space="preserve">resultados.php — </w:t>
+        <w:t>resultados.php</w:t>
+      </w:r>
+      <w:proofErr w:type="spellEnd"/>
+      <w:r>
+        <w:rPr>
+          <w:rFonts w:ascii="Verdana" w:hAnsi="Verdana"/>
+          <w:b/>
+          <w:bCs/>
+        </w:rPr>
+        <w:t xml:space="preserve"> — </w:t>
       </w:r>
       <w:r>
         <w:rPr>
@@ -6159,13 +6795,23 @@
           <w:bCs/>
         </w:rPr>
       </w:pPr>
+      <w:proofErr w:type="spellStart"/>
       <w:r>
         <w:rPr>
           <w:rFonts w:ascii="Verdana" w:hAnsi="Verdana"/>
           <w:b/>
           <w:bCs/>
         </w:rPr>
-        <w:t xml:space="preserve">contacto.php — </w:t>
+        <w:t>contacto.php</w:t>
+      </w:r>
+      <w:proofErr w:type="spellEnd"/>
+      <w:r>
+        <w:rPr>
+          <w:rFonts w:ascii="Verdana" w:hAnsi="Verdana"/>
+          <w:b/>
+          <w:bCs/>
+        </w:rPr>
+        <w:t xml:space="preserve"> — </w:t>
       </w:r>
       <w:r>
         <w:rPr>
@@ -6187,13 +6833,23 @@
           <w:bCs/>
         </w:rPr>
       </w:pPr>
+      <w:proofErr w:type="spellStart"/>
       <w:r>
         <w:rPr>
           <w:rFonts w:ascii="Verdana" w:hAnsi="Verdana"/>
           <w:b/>
           <w:bCs/>
         </w:rPr>
-        <w:t xml:space="preserve">login.php — </w:t>
+        <w:t>login.php</w:t>
+      </w:r>
+      <w:proofErr w:type="spellEnd"/>
+      <w:r>
+        <w:rPr>
+          <w:rFonts w:ascii="Verdana" w:hAnsi="Verdana"/>
+          <w:b/>
+          <w:bCs/>
+        </w:rPr>
+        <w:t xml:space="preserve"> — </w:t>
       </w:r>
       <w:r>
         <w:rPr>
@@ -6215,13 +6871,23 @@
           <w:bCs/>
         </w:rPr>
       </w:pPr>
+      <w:proofErr w:type="spellStart"/>
       <w:r>
         <w:rPr>
           <w:rFonts w:ascii="Verdana" w:hAnsi="Verdana"/>
           <w:b/>
           <w:bCs/>
         </w:rPr>
-        <w:t xml:space="preserve">admin.php — </w:t>
+        <w:t>admin.php</w:t>
+      </w:r>
+      <w:proofErr w:type="spellEnd"/>
+      <w:r>
+        <w:rPr>
+          <w:rFonts w:ascii="Verdana" w:hAnsi="Verdana"/>
+          <w:b/>
+          <w:bCs/>
+        </w:rPr>
+        <w:t xml:space="preserve"> — </w:t>
       </w:r>
       <w:r>
         <w:rPr>
@@ -6243,12 +6909,21 @@
           <w:bCs/>
         </w:rPr>
       </w:pPr>
+      <w:proofErr w:type="spellStart"/>
       <w:r>
         <w:rPr>
           <w:rStyle w:val="Fuerte"/>
           <w:rFonts w:ascii="Verdana" w:hAnsi="Verdana"/>
         </w:rPr>
-        <w:t>css/</w:t>
+        <w:t>css</w:t>
+      </w:r>
+      <w:proofErr w:type="spellEnd"/>
+      <w:r>
+        <w:rPr>
+          <w:rStyle w:val="Fuerte"/>
+          <w:rFonts w:ascii="Verdana" w:hAnsi="Verdana"/>
+        </w:rPr>
+        <w:t>/</w:t>
       </w:r>
       <w:r>
         <w:rPr>
@@ -6300,12 +6975,21 @@
           <w:bCs/>
         </w:rPr>
       </w:pPr>
+      <w:proofErr w:type="spellStart"/>
       <w:r>
         <w:rPr>
           <w:rStyle w:val="Fuerte"/>
           <w:rFonts w:ascii="Verdana" w:hAnsi="Verdana"/>
         </w:rPr>
-        <w:t>database/</w:t>
+        <w:t>database</w:t>
+      </w:r>
+      <w:proofErr w:type="spellEnd"/>
+      <w:r>
+        <w:rPr>
+          <w:rStyle w:val="Fuerte"/>
+          <w:rFonts w:ascii="Verdana" w:hAnsi="Verdana"/>
+        </w:rPr>
+        <w:t>/</w:t>
       </w:r>
       <w:r>
         <w:rPr>
@@ -6327,13 +7011,23 @@
           <w:rFonts w:ascii="Verdana" w:hAnsi="Verdana"/>
         </w:rPr>
       </w:pPr>
+      <w:proofErr w:type="spellStart"/>
       <w:r>
         <w:rPr>
           <w:rFonts w:ascii="Verdana" w:hAnsi="Verdana"/>
           <w:b/>
           <w:bCs/>
         </w:rPr>
-        <w:t xml:space="preserve">schema.sql — </w:t>
+        <w:t>schema.sql</w:t>
+      </w:r>
+      <w:proofErr w:type="spellEnd"/>
+      <w:r>
+        <w:rPr>
+          <w:rFonts w:ascii="Verdana" w:hAnsi="Verdana"/>
+          <w:b/>
+          <w:bCs/>
+        </w:rPr>
+        <w:t xml:space="preserve"> — </w:t>
       </w:r>
       <w:r>
         <w:rPr>
@@ -6355,12 +7049,21 @@
           <w:bCs/>
         </w:rPr>
       </w:pPr>
+      <w:proofErr w:type="spellStart"/>
       <w:r>
         <w:rPr>
           <w:rStyle w:val="Fuerte"/>
           <w:rFonts w:ascii="Verdana" w:hAnsi="Verdana"/>
         </w:rPr>
-        <w:t>img/</w:t>
+        <w:t>img</w:t>
+      </w:r>
+      <w:proofErr w:type="spellEnd"/>
+      <w:r>
+        <w:rPr>
+          <w:rStyle w:val="Fuerte"/>
+          <w:rFonts w:ascii="Verdana" w:hAnsi="Verdana"/>
+        </w:rPr>
+        <w:t>/</w:t>
       </w:r>
       <w:r>
         <w:rPr>
@@ -6390,12 +7093,21 @@
           <w:bCs/>
         </w:rPr>
       </w:pPr>
+      <w:proofErr w:type="spellStart"/>
       <w:r>
         <w:rPr>
           <w:rStyle w:val="Fuerte"/>
           <w:rFonts w:ascii="Verdana" w:hAnsi="Verdana"/>
         </w:rPr>
-        <w:t>js/</w:t>
+        <w:t>js</w:t>
+      </w:r>
+      <w:proofErr w:type="spellEnd"/>
+      <w:r>
+        <w:rPr>
+          <w:rStyle w:val="Fuerte"/>
+          <w:rFonts w:ascii="Verdana" w:hAnsi="Verdana"/>
+        </w:rPr>
+        <w:t>/</w:t>
       </w:r>
       <w:r>
         <w:rPr>
@@ -6445,12 +7157,21 @@
           <w:bCs/>
         </w:rPr>
       </w:pPr>
+      <w:proofErr w:type="spellStart"/>
       <w:r>
         <w:rPr>
           <w:rStyle w:val="Fuerte"/>
           <w:rFonts w:ascii="Verdana" w:hAnsi="Verdana"/>
         </w:rPr>
-        <w:t>documentacion/</w:t>
+        <w:t>documentacion</w:t>
+      </w:r>
+      <w:proofErr w:type="spellEnd"/>
+      <w:r>
+        <w:rPr>
+          <w:rStyle w:val="Fuerte"/>
+          <w:rFonts w:ascii="Verdana" w:hAnsi="Verdana"/>
+        </w:rPr>
+        <w:t>/</w:t>
       </w:r>
       <w:r>
         <w:rPr>
@@ -6644,27 +7365,48 @@
       <w:pPr>
         <w:shd w:val="clear" w:color="auto" w:fill="FFFFFF"/>
         <w:spacing w:after="100" w:afterAutospacing="1" w:line="480" w:lineRule="auto"/>
-        <w:ind w:firstLine="708"/>
-        <w:rPr>
-          <w:rFonts w:eastAsia="Times New Roman" w:cs="Times New Roman"/>
-          <w:bCs/>
-          <w:szCs w:val="24"/>
-        </w:rPr>
-      </w:pPr>
-      <w:r>
-        <w:rPr>
-          <w:rFonts w:eastAsia="Times New Roman" w:cs="Times New Roman"/>
-          <w:bCs/>
-          <w:szCs w:val="24"/>
-        </w:rPr>
-        <w:t>La base de datos terminal_transportes contiene 5 tablas:</w:t>
-      </w:r>
-    </w:p>
-    <w:p>
-      <w:pPr>
+        <w:rPr>
+          <w:rFonts w:eastAsia="Times New Roman" w:cs="Times New Roman"/>
+          <w:bCs/>
+          <w:szCs w:val="24"/>
+        </w:rPr>
+      </w:pPr>
+      <w:r>
+        <w:rPr>
+          <w:rFonts w:eastAsia="Times New Roman" w:cs="Times New Roman"/>
+          <w:bCs/>
+          <w:szCs w:val="24"/>
+        </w:rPr>
+        <w:t xml:space="preserve">La base de datos </w:t>
+      </w:r>
+      <w:proofErr w:type="spellStart"/>
+      <w:r>
+        <w:rPr>
+          <w:rFonts w:eastAsia="Times New Roman" w:cs="Times New Roman"/>
+          <w:bCs/>
+          <w:szCs w:val="24"/>
+        </w:rPr>
+        <w:t>terminal_transportes</w:t>
+      </w:r>
+      <w:proofErr w:type="spellEnd"/>
+      <w:r>
+        <w:rPr>
+          <w:rFonts w:eastAsia="Times New Roman" w:cs="Times New Roman"/>
+          <w:bCs/>
+          <w:szCs w:val="24"/>
+        </w:rPr>
+        <w:t xml:space="preserve"> contiene 5 tablas:</w:t>
+      </w:r>
+    </w:p>
+    <w:p>
+      <w:pPr>
+        <w:pStyle w:val="Prrafodelista"/>
+        <w:numPr>
+          <w:ilvl w:val="0"/>
+          <w:numId w:val="43"/>
+        </w:numPr>
         <w:shd w:val="clear" w:color="auto" w:fill="FFFFFF"/>
         <w:spacing w:after="100" w:afterAutospacing="1" w:line="480" w:lineRule="auto"/>
-        <w:ind w:firstLine="708"/>
         <w:rPr>
           <w:rFonts w:eastAsia="Times New Roman" w:cs="Times New Roman"/>
           <w:bCs/>
@@ -6682,49 +7424,89 @@
     </w:p>
     <w:p>
       <w:pPr>
+        <w:pStyle w:val="Prrafodelista"/>
+        <w:numPr>
+          <w:ilvl w:val="0"/>
+          <w:numId w:val="43"/>
+        </w:numPr>
         <w:shd w:val="clear" w:color="auto" w:fill="FFFFFF"/>
         <w:spacing w:after="100" w:afterAutospacing="1" w:line="480" w:lineRule="auto"/>
-        <w:ind w:firstLine="708"/>
-        <w:rPr>
-          <w:rFonts w:eastAsia="Times New Roman" w:cs="Times New Roman"/>
-          <w:bCs/>
-          <w:szCs w:val="24"/>
-        </w:rPr>
-      </w:pPr>
-      <w:r>
-        <w:rPr>
-          <w:rFonts w:eastAsia="Times New Roman" w:cs="Times New Roman"/>
-          <w:bCs/>
-          <w:szCs w:val="24"/>
-        </w:rPr>
-        <w:t>ciudades: 15 ciudades destino con nombre y slug para URLs.</w:t>
-      </w:r>
-    </w:p>
-    <w:p>
-      <w:pPr>
+        <w:rPr>
+          <w:rFonts w:eastAsia="Times New Roman" w:cs="Times New Roman"/>
+          <w:bCs/>
+          <w:szCs w:val="24"/>
+        </w:rPr>
+      </w:pPr>
+      <w:r>
+        <w:rPr>
+          <w:rFonts w:eastAsia="Times New Roman" w:cs="Times New Roman"/>
+          <w:bCs/>
+          <w:szCs w:val="24"/>
+        </w:rPr>
+        <w:t xml:space="preserve">ciudades: 15 ciudades destino con nombre y slug para </w:t>
+      </w:r>
+      <w:proofErr w:type="spellStart"/>
+      <w:r>
+        <w:rPr>
+          <w:rFonts w:eastAsia="Times New Roman" w:cs="Times New Roman"/>
+          <w:bCs/>
+          <w:szCs w:val="24"/>
+        </w:rPr>
+        <w:t>URLs</w:t>
+      </w:r>
+      <w:proofErr w:type="spellEnd"/>
+      <w:r>
+        <w:rPr>
+          <w:rFonts w:eastAsia="Times New Roman" w:cs="Times New Roman"/>
+          <w:bCs/>
+          <w:szCs w:val="24"/>
+        </w:rPr>
+        <w:t>.</w:t>
+      </w:r>
+    </w:p>
+    <w:p>
+      <w:pPr>
+        <w:pStyle w:val="Prrafodelista"/>
+        <w:numPr>
+          <w:ilvl w:val="0"/>
+          <w:numId w:val="43"/>
+        </w:numPr>
         <w:shd w:val="clear" w:color="auto" w:fill="FFFFFF"/>
         <w:spacing w:after="100" w:afterAutospacing="1" w:line="480" w:lineRule="auto"/>
-        <w:ind w:firstLine="708"/>
-        <w:rPr>
-          <w:rFonts w:eastAsia="Times New Roman" w:cs="Times New Roman"/>
-          <w:bCs/>
-          <w:szCs w:val="24"/>
-        </w:rPr>
-      </w:pPr>
-      <w:r>
-        <w:rPr>
-          <w:rFonts w:eastAsia="Times New Roman" w:cs="Times New Roman"/>
-          <w:bCs/>
-          <w:szCs w:val="24"/>
-        </w:rPr>
-        <w:t>tipos_vehiculo: 7 tipos de vehículo con capacidad, comodidades y uso ideal.</w:t>
-      </w:r>
-    </w:p>
-    <w:p>
-      <w:pPr>
+        <w:rPr>
+          <w:rFonts w:eastAsia="Times New Roman" w:cs="Times New Roman"/>
+          <w:bCs/>
+          <w:szCs w:val="24"/>
+        </w:rPr>
+      </w:pPr>
+      <w:proofErr w:type="spellStart"/>
+      <w:r>
+        <w:rPr>
+          <w:rFonts w:eastAsia="Times New Roman" w:cs="Times New Roman"/>
+          <w:bCs/>
+          <w:szCs w:val="24"/>
+        </w:rPr>
+        <w:t>tipos_vehiculo</w:t>
+      </w:r>
+      <w:proofErr w:type="spellEnd"/>
+      <w:r>
+        <w:rPr>
+          <w:rFonts w:eastAsia="Times New Roman" w:cs="Times New Roman"/>
+          <w:bCs/>
+          <w:szCs w:val="24"/>
+        </w:rPr>
+        <w:t>: 7 tipos de vehículo con capacidad, comodidades y uso ideal.</w:t>
+      </w:r>
+    </w:p>
+    <w:p>
+      <w:pPr>
+        <w:pStyle w:val="Prrafodelista"/>
+        <w:numPr>
+          <w:ilvl w:val="0"/>
+          <w:numId w:val="43"/>
+        </w:numPr>
         <w:shd w:val="clear" w:color="auto" w:fill="FFFFFF"/>
         <w:spacing w:after="100" w:afterAutospacing="1" w:line="480" w:lineRule="auto"/>
-        <w:ind w:firstLine="708"/>
         <w:rPr>
           <w:rFonts w:eastAsia="Times New Roman" w:cs="Times New Roman"/>
           <w:bCs/>
@@ -6742,9 +7524,13 @@
     </w:p>
     <w:p>
       <w:pPr>
+        <w:pStyle w:val="Prrafodelista"/>
+        <w:numPr>
+          <w:ilvl w:val="0"/>
+          <w:numId w:val="43"/>
+        </w:numPr>
         <w:shd w:val="clear" w:color="auto" w:fill="FFFFFF"/>
         <w:spacing w:after="100" w:afterAutospacing="1" w:line="480" w:lineRule="auto"/>
-        <w:ind w:firstLine="708"/>
         <w:rPr>
           <w:rFonts w:eastAsia="Times New Roman" w:cs="Times New Roman"/>
           <w:bCs/>
@@ -6798,7 +7584,25 @@
           <w:b/>
           <w:szCs w:val="24"/>
         </w:rPr>
-        <w:t>app/index.php:</w:t>
+        <w:t>app/</w:t>
+      </w:r>
+      <w:proofErr w:type="spellStart"/>
+      <w:r>
+        <w:rPr>
+          <w:rFonts w:eastAsia="Times New Roman" w:cs="Times New Roman"/>
+          <w:b/>
+          <w:szCs w:val="24"/>
+        </w:rPr>
+        <w:t>index.php</w:t>
+      </w:r>
+      <w:proofErr w:type="spellEnd"/>
+      <w:r>
+        <w:rPr>
+          <w:rFonts w:eastAsia="Times New Roman" w:cs="Times New Roman"/>
+          <w:b/>
+          <w:szCs w:val="24"/>
+        </w:rPr>
+        <w:t>:</w:t>
       </w:r>
     </w:p>
     <w:p>
@@ -6818,7 +7622,25 @@
           <w:bCs/>
           <w:szCs w:val="24"/>
         </w:rPr>
-        <w:t>Buscador principal donde el usuario selecciona origen, destino y fecha. Al consultar, redirige a resultados.php con los parámetros en la URL. Las ciudades del selector se cargan dinámicamente desde la tabla ciudades.</w:t>
+        <w:t xml:space="preserve">Buscador principal donde el usuario selecciona origen, destino y fecha. Al consultar, redirige a </w:t>
+      </w:r>
+      <w:proofErr w:type="spellStart"/>
+      <w:r>
+        <w:rPr>
+          <w:rFonts w:eastAsia="Times New Roman" w:cs="Times New Roman"/>
+          <w:bCs/>
+          <w:szCs w:val="24"/>
+        </w:rPr>
+        <w:t>resultados.php</w:t>
+      </w:r>
+      <w:proofErr w:type="spellEnd"/>
+      <w:r>
+        <w:rPr>
+          <w:rFonts w:eastAsia="Times New Roman" w:cs="Times New Roman"/>
+          <w:bCs/>
+          <w:szCs w:val="24"/>
+        </w:rPr>
+        <w:t xml:space="preserve"> con los parámetros en la URL. Las ciudades del selector se cargan dinámicamente desde la tabla ciudades.</w:t>
       </w:r>
     </w:p>
     <w:p>
@@ -6838,7 +7660,25 @@
           <w:b/>
           <w:szCs w:val="24"/>
         </w:rPr>
-        <w:t>app/resultados.php:</w:t>
+        <w:t>app/</w:t>
+      </w:r>
+      <w:proofErr w:type="spellStart"/>
+      <w:r>
+        <w:rPr>
+          <w:rFonts w:eastAsia="Times New Roman" w:cs="Times New Roman"/>
+          <w:b/>
+          <w:szCs w:val="24"/>
+        </w:rPr>
+        <w:t>resultados.php</w:t>
+      </w:r>
+      <w:proofErr w:type="spellEnd"/>
+      <w:r>
+        <w:rPr>
+          <w:rFonts w:eastAsia="Times New Roman" w:cs="Times New Roman"/>
+          <w:b/>
+          <w:szCs w:val="24"/>
+        </w:rPr>
+        <w:t>:</w:t>
       </w:r>
     </w:p>
     <w:p>
@@ -6879,7 +7719,25 @@
           <w:b/>
           <w:szCs w:val="24"/>
         </w:rPr>
-        <w:t>app/cotizacion.php:</w:t>
+        <w:t>app/</w:t>
+      </w:r>
+      <w:proofErr w:type="spellStart"/>
+      <w:r>
+        <w:rPr>
+          <w:rFonts w:eastAsia="Times New Roman" w:cs="Times New Roman"/>
+          <w:b/>
+          <w:szCs w:val="24"/>
+        </w:rPr>
+        <w:t>cotizacion.php</w:t>
+      </w:r>
+      <w:proofErr w:type="spellEnd"/>
+      <w:r>
+        <w:rPr>
+          <w:rFonts w:eastAsia="Times New Roman" w:cs="Times New Roman"/>
+          <w:b/>
+          <w:szCs w:val="24"/>
+        </w:rPr>
+        <w:t>:</w:t>
       </w:r>
     </w:p>
     <w:p>
@@ -6919,7 +7777,25 @@
           <w:b/>
           <w:szCs w:val="24"/>
         </w:rPr>
-        <w:t>app/disponibilidad.php:</w:t>
+        <w:t>app/</w:t>
+      </w:r>
+      <w:proofErr w:type="spellStart"/>
+      <w:r>
+        <w:rPr>
+          <w:rFonts w:eastAsia="Times New Roman" w:cs="Times New Roman"/>
+          <w:b/>
+          <w:szCs w:val="24"/>
+        </w:rPr>
+        <w:t>disponibilidad.php</w:t>
+      </w:r>
+      <w:proofErr w:type="spellEnd"/>
+      <w:r>
+        <w:rPr>
+          <w:rFonts w:eastAsia="Times New Roman" w:cs="Times New Roman"/>
+          <w:b/>
+          <w:szCs w:val="24"/>
+        </w:rPr>
+        <w:t>:</w:t>
       </w:r>
     </w:p>
     <w:p>
@@ -6959,7 +7835,25 @@
           <w:b/>
           <w:szCs w:val="24"/>
         </w:rPr>
-        <w:t>app/horarios.php:</w:t>
+        <w:t>app/</w:t>
+      </w:r>
+      <w:proofErr w:type="spellStart"/>
+      <w:r>
+        <w:rPr>
+          <w:rFonts w:eastAsia="Times New Roman" w:cs="Times New Roman"/>
+          <w:b/>
+          <w:szCs w:val="24"/>
+        </w:rPr>
+        <w:t>horarios.php</w:t>
+      </w:r>
+      <w:proofErr w:type="spellEnd"/>
+      <w:r>
+        <w:rPr>
+          <w:rFonts w:eastAsia="Times New Roman" w:cs="Times New Roman"/>
+          <w:b/>
+          <w:szCs w:val="24"/>
+        </w:rPr>
+        <w:t>:</w:t>
       </w:r>
     </w:p>
     <w:p>
@@ -6999,7 +7893,61 @@
           <w:b/>
           <w:szCs w:val="24"/>
         </w:rPr>
-        <w:t>app/empresas.php, vehiculos.php y rutas.php:</w:t>
+        <w:t>app/</w:t>
+      </w:r>
+      <w:proofErr w:type="spellStart"/>
+      <w:r>
+        <w:rPr>
+          <w:rFonts w:eastAsia="Times New Roman" w:cs="Times New Roman"/>
+          <w:b/>
+          <w:szCs w:val="24"/>
+        </w:rPr>
+        <w:t>empresas.php</w:t>
+      </w:r>
+      <w:proofErr w:type="spellEnd"/>
+      <w:r>
+        <w:rPr>
+          <w:rFonts w:eastAsia="Times New Roman" w:cs="Times New Roman"/>
+          <w:b/>
+          <w:szCs w:val="24"/>
+        </w:rPr>
+        <w:t xml:space="preserve">, </w:t>
+      </w:r>
+      <w:proofErr w:type="spellStart"/>
+      <w:r>
+        <w:rPr>
+          <w:rFonts w:eastAsia="Times New Roman" w:cs="Times New Roman"/>
+          <w:b/>
+          <w:szCs w:val="24"/>
+        </w:rPr>
+        <w:t>vehiculos.php</w:t>
+      </w:r>
+      <w:proofErr w:type="spellEnd"/>
+      <w:r>
+        <w:rPr>
+          <w:rFonts w:eastAsia="Times New Roman" w:cs="Times New Roman"/>
+          <w:b/>
+          <w:szCs w:val="24"/>
+        </w:rPr>
+        <w:t xml:space="preserve"> y </w:t>
+      </w:r>
+      <w:proofErr w:type="spellStart"/>
+      <w:r>
+        <w:rPr>
+          <w:rFonts w:eastAsia="Times New Roman" w:cs="Times New Roman"/>
+          <w:b/>
+          <w:szCs w:val="24"/>
+        </w:rPr>
+        <w:t>rutas.php</w:t>
+      </w:r>
+      <w:proofErr w:type="spellEnd"/>
+      <w:r>
+        <w:rPr>
+          <w:rFonts w:eastAsia="Times New Roman" w:cs="Times New Roman"/>
+          <w:b/>
+          <w:szCs w:val="24"/>
+        </w:rPr>
+        <w:t>:</w:t>
       </w:r>
     </w:p>
     <w:p>
@@ -7039,7 +7987,25 @@
           <w:b/>
           <w:szCs w:val="24"/>
         </w:rPr>
-        <w:t>Panel administrador (módulo privado Admin)</w:t>
+        <w:t xml:space="preserve">Panel administrador (módulo privado </w:t>
+      </w:r>
+      <w:proofErr w:type="spellStart"/>
+      <w:r>
+        <w:rPr>
+          <w:rFonts w:eastAsia="Times New Roman" w:cs="Times New Roman"/>
+          <w:b/>
+          <w:szCs w:val="24"/>
+        </w:rPr>
+        <w:t>Admin</w:t>
+      </w:r>
+      <w:proofErr w:type="spellEnd"/>
+      <w:r>
+        <w:rPr>
+          <w:rFonts w:eastAsia="Times New Roman" w:cs="Times New Roman"/>
+          <w:b/>
+          <w:szCs w:val="24"/>
+        </w:rPr>
+        <w:t>)</w:t>
       </w:r>
     </w:p>
     <w:p>
@@ -7080,7 +8046,43 @@
           <w:bCs/>
           <w:szCs w:val="24"/>
         </w:rPr>
-        <w:t>Desde el menú principal del sitio se encuentra la opción Admin. Al hacer clic, el sistema verifica la sesión del usuario; si no existe sesión activa, redirige a login.php donde se solicitan las credenciales:</w:t>
+        <w:t xml:space="preserve">Desde el menú principal del sitio se encuentra la opción </w:t>
+      </w:r>
+      <w:proofErr w:type="spellStart"/>
+      <w:r>
+        <w:rPr>
+          <w:rFonts w:eastAsia="Times New Roman" w:cs="Times New Roman"/>
+          <w:bCs/>
+          <w:szCs w:val="24"/>
+        </w:rPr>
+        <w:t>Admin</w:t>
+      </w:r>
+      <w:proofErr w:type="spellEnd"/>
+      <w:r>
+        <w:rPr>
+          <w:rFonts w:eastAsia="Times New Roman" w:cs="Times New Roman"/>
+          <w:bCs/>
+          <w:szCs w:val="24"/>
+        </w:rPr>
+        <w:t xml:space="preserve">. Al hacer clic, el sistema verifica la sesión del usuario; si no existe sesión activa, redirige a </w:t>
+      </w:r>
+      <w:proofErr w:type="spellStart"/>
+      <w:r>
+        <w:rPr>
+          <w:rFonts w:eastAsia="Times New Roman" w:cs="Times New Roman"/>
+          <w:bCs/>
+          <w:szCs w:val="24"/>
+        </w:rPr>
+        <w:t>login.php</w:t>
+      </w:r>
+      <w:proofErr w:type="spellEnd"/>
+      <w:r>
+        <w:rPr>
+          <w:rFonts w:eastAsia="Times New Roman" w:cs="Times New Roman"/>
+          <w:bCs/>
+          <w:szCs w:val="24"/>
+        </w:rPr>
+        <w:t xml:space="preserve"> donde se solicitan las credenciales:</w:t>
       </w:r>
     </w:p>
     <w:p>
@@ -7100,8 +8102,18 @@
           <w:bCs/>
           <w:szCs w:val="24"/>
         </w:rPr>
-        <w:t>Usuario: admin</w:t>
-      </w:r>
+        <w:t xml:space="preserve">Usuario: </w:t>
+      </w:r>
+      <w:proofErr w:type="spellStart"/>
+      <w:r>
+        <w:rPr>
+          <w:rFonts w:eastAsia="Times New Roman" w:cs="Times New Roman"/>
+          <w:bCs/>
+          <w:szCs w:val="24"/>
+        </w:rPr>
+        <w:t>admin</w:t>
+      </w:r>
+      <w:proofErr w:type="spellEnd"/>
     </w:p>
     <w:p>
       <w:pPr>
@@ -7130,17 +8142,135 @@
         <w:ind w:firstLine="708"/>
         <w:rPr>
           <w:rFonts w:eastAsia="Times New Roman" w:cs="Times New Roman"/>
-          <w:bCs/>
-          <w:szCs w:val="24"/>
-        </w:rPr>
-      </w:pPr>
-      <w:r>
-        <w:rPr>
-          <w:rFonts w:eastAsia="Times New Roman" w:cs="Times New Roman"/>
-          <w:bCs/>
+          <w:b/>
+          <w:szCs w:val="24"/>
+        </w:rPr>
+      </w:pPr>
+      <w:r>
+        <w:rPr>
+          <w:rFonts w:eastAsia="Times New Roman" w:cs="Times New Roman"/>
+          <w:b/>
           <w:szCs w:val="24"/>
         </w:rPr>
         <w:t>CRUD implementados:</w:t>
+      </w:r>
+    </w:p>
+    <w:p>
+      <w:pPr>
+        <w:pStyle w:val="Prrafodelista"/>
+        <w:numPr>
+          <w:ilvl w:val="0"/>
+          <w:numId w:val="44"/>
+        </w:numPr>
+        <w:shd w:val="clear" w:color="auto" w:fill="FFFFFF"/>
+        <w:spacing w:after="100" w:afterAutospacing="1" w:line="480" w:lineRule="auto"/>
+        <w:rPr>
+          <w:rFonts w:eastAsia="Times New Roman" w:cs="Times New Roman"/>
+          <w:bCs/>
+          <w:szCs w:val="24"/>
+        </w:rPr>
+      </w:pPr>
+      <w:r>
+        <w:rPr>
+          <w:rFonts w:eastAsia="Times New Roman" w:cs="Times New Roman"/>
+          <w:b/>
+          <w:szCs w:val="24"/>
+        </w:rPr>
+        <w:t>app/</w:t>
+      </w:r>
+      <w:proofErr w:type="spellStart"/>
+      <w:r>
+        <w:rPr>
+          <w:rFonts w:eastAsia="Times New Roman" w:cs="Times New Roman"/>
+          <w:b/>
+          <w:szCs w:val="24"/>
+        </w:rPr>
+        <w:t>admin.php</w:t>
+      </w:r>
+      <w:proofErr w:type="spellEnd"/>
+      <w:r>
+        <w:rPr>
+          <w:rFonts w:eastAsia="Times New Roman" w:cs="Times New Roman"/>
+          <w:b/>
+          <w:szCs w:val="24"/>
+        </w:rPr>
+        <w:t xml:space="preserve"> (sección Vehículos):</w:t>
+      </w:r>
+      <w:r>
+        <w:rPr>
+          <w:rFonts w:eastAsia="Times New Roman" w:cs="Times New Roman"/>
+          <w:bCs/>
+          <w:szCs w:val="24"/>
+        </w:rPr>
+        <w:t xml:space="preserve"> crear, editar, eliminar y listar </w:t>
+      </w:r>
+      <w:proofErr w:type="spellStart"/>
+      <w:r>
+        <w:rPr>
+          <w:rFonts w:eastAsia="Times New Roman" w:cs="Times New Roman"/>
+          <w:bCs/>
+          <w:szCs w:val="24"/>
+        </w:rPr>
+        <w:t>tipos_vehiculo</w:t>
+      </w:r>
+      <w:proofErr w:type="spellEnd"/>
+      <w:r>
+        <w:rPr>
+          <w:rFonts w:eastAsia="Times New Roman" w:cs="Times New Roman"/>
+          <w:bCs/>
+          <w:szCs w:val="24"/>
+        </w:rPr>
+        <w:t>.</w:t>
+      </w:r>
+    </w:p>
+    <w:p>
+      <w:pPr>
+        <w:pStyle w:val="Prrafodelista"/>
+        <w:numPr>
+          <w:ilvl w:val="0"/>
+          <w:numId w:val="44"/>
+        </w:numPr>
+        <w:shd w:val="clear" w:color="auto" w:fill="FFFFFF"/>
+        <w:spacing w:after="100" w:afterAutospacing="1" w:line="480" w:lineRule="auto"/>
+        <w:rPr>
+          <w:rFonts w:eastAsia="Times New Roman" w:cs="Times New Roman"/>
+          <w:bCs/>
+          <w:szCs w:val="24"/>
+        </w:rPr>
+      </w:pPr>
+      <w:r>
+        <w:rPr>
+          <w:rFonts w:eastAsia="Times New Roman" w:cs="Times New Roman"/>
+          <w:b/>
+          <w:szCs w:val="24"/>
+        </w:rPr>
+        <w:t>app/</w:t>
+      </w:r>
+      <w:proofErr w:type="spellStart"/>
+      <w:r>
+        <w:rPr>
+          <w:rFonts w:eastAsia="Times New Roman" w:cs="Times New Roman"/>
+          <w:b/>
+          <w:szCs w:val="24"/>
+        </w:rPr>
+        <w:t>admin.php</w:t>
+      </w:r>
+      <w:proofErr w:type="spellEnd"/>
+      <w:r>
+        <w:rPr>
+          <w:rFonts w:eastAsia="Times New Roman" w:cs="Times New Roman"/>
+          <w:b/>
+          <w:szCs w:val="24"/>
+        </w:rPr>
+        <w:t xml:space="preserve"> (sección Rutas):</w:t>
+      </w:r>
+      <w:r>
+        <w:rPr>
+          <w:rFonts w:eastAsia="Times New Roman" w:cs="Times New Roman"/>
+          <w:bCs/>
+          <w:szCs w:val="24"/>
+        </w:rPr>
+        <w:t xml:space="preserve"> crear, editar, eliminar y listar rutas.</w:t>
       </w:r>
     </w:p>
     <w:p>
@@ -7160,7 +8290,25 @@
           <w:bCs/>
           <w:szCs w:val="24"/>
         </w:rPr>
-        <w:t>app/admin.php (sección Vehículos): crear, editar, eliminar y listar tipos_vehiculo.</w:t>
+        <w:t xml:space="preserve">Las empresas y ciudades vienen cargadas desde el script </w:t>
+      </w:r>
+      <w:proofErr w:type="spellStart"/>
+      <w:r>
+        <w:rPr>
+          <w:rFonts w:eastAsia="Times New Roman" w:cs="Times New Roman"/>
+          <w:bCs/>
+          <w:szCs w:val="24"/>
+        </w:rPr>
+        <w:t>schema.sql</w:t>
+      </w:r>
+      <w:proofErr w:type="spellEnd"/>
+      <w:r>
+        <w:rPr>
+          <w:rFonts w:eastAsia="Times New Roman" w:cs="Times New Roman"/>
+          <w:bCs/>
+          <w:szCs w:val="24"/>
+        </w:rPr>
+        <w:t xml:space="preserve"> como datos iniciales y se utilizan como catálogos para el formulario de creación/edición de rutas. Cualquier modificación realizada desde el panel se refleja inmediatamente en las páginas públicas (Vehículos, Horarios, Empresas, Disponibilidad y Cotización).</w:t>
       </w:r>
     </w:p>
     <w:p>
@@ -7180,7 +8328,7 @@
           <w:bCs/>
           <w:szCs w:val="24"/>
         </w:rPr>
-        <w:t>app/admin.php (sección Rutas): crear, editar, eliminar y listar rutas.</w:t>
+        <w:t>Seguridad y buenas prácticas aplicadas:</w:t>
       </w:r>
     </w:p>
     <w:p>
@@ -7200,7 +8348,7 @@
           <w:bCs/>
           <w:szCs w:val="24"/>
         </w:rPr>
-        <w:t>Las empresas y ciudades vienen cargadas desde el script schema.sql como datos iniciales y se utilizan como catálogos para el formulario de creación/edición de rutas. Cualquier modificación realizada desde el panel se refleja inmediatamente en las páginas públicas (Vehículos, Horarios, Empresas, Disponibilidad y Cotización).</w:t>
+        <w:t>Separación clara entre vistas públicas y panel de administración.</w:t>
       </w:r>
     </w:p>
     <w:p>
@@ -7220,7 +8368,62 @@
           <w:bCs/>
           <w:szCs w:val="24"/>
         </w:rPr>
-        <w:t>Seguridad y buenas prácticas aplicadas:</w:t>
+        <w:lastRenderedPageBreak/>
+        <w:t>Validación de sesión PHP ($_SESSION['</w:t>
+      </w:r>
+      <w:proofErr w:type="spellStart"/>
+      <w:r>
+        <w:rPr>
+          <w:rFonts w:eastAsia="Times New Roman" w:cs="Times New Roman"/>
+          <w:bCs/>
+          <w:szCs w:val="24"/>
+        </w:rPr>
+        <w:t>admin_logged</w:t>
+      </w:r>
+      <w:proofErr w:type="spellEnd"/>
+      <w:r>
+        <w:rPr>
+          <w:rFonts w:eastAsia="Times New Roman" w:cs="Times New Roman"/>
+          <w:bCs/>
+          <w:szCs w:val="24"/>
+        </w:rPr>
+        <w:t xml:space="preserve">']) al ingresar a </w:t>
+      </w:r>
+      <w:proofErr w:type="spellStart"/>
+      <w:r>
+        <w:rPr>
+          <w:rFonts w:eastAsia="Times New Roman" w:cs="Times New Roman"/>
+          <w:bCs/>
+          <w:szCs w:val="24"/>
+        </w:rPr>
+        <w:t>admin.php</w:t>
+      </w:r>
+      <w:proofErr w:type="spellEnd"/>
+      <w:r>
+        <w:rPr>
+          <w:rFonts w:eastAsia="Times New Roman" w:cs="Times New Roman"/>
+          <w:bCs/>
+          <w:szCs w:val="24"/>
+        </w:rPr>
+        <w:t xml:space="preserve">; redirección automática a </w:t>
+      </w:r>
+      <w:proofErr w:type="spellStart"/>
+      <w:r>
+        <w:rPr>
+          <w:rFonts w:eastAsia="Times New Roman" w:cs="Times New Roman"/>
+          <w:bCs/>
+          <w:szCs w:val="24"/>
+        </w:rPr>
+        <w:t>login.php</w:t>
+      </w:r>
+      <w:proofErr w:type="spellEnd"/>
+      <w:r>
+        <w:rPr>
+          <w:rFonts w:eastAsia="Times New Roman" w:cs="Times New Roman"/>
+          <w:bCs/>
+          <w:szCs w:val="24"/>
+        </w:rPr>
+        <w:t xml:space="preserve"> si no hay sesión.</w:t>
       </w:r>
     </w:p>
     <w:p>
@@ -7240,7 +8443,97 @@
           <w:bCs/>
           <w:szCs w:val="24"/>
         </w:rPr>
-        <w:t>Separación clara entre vistas públicas y panel de administración.</w:t>
+        <w:t xml:space="preserve">Uso de </w:t>
+      </w:r>
+      <w:proofErr w:type="spellStart"/>
+      <w:r>
+        <w:rPr>
+          <w:rFonts w:eastAsia="Times New Roman" w:cs="Times New Roman"/>
+          <w:bCs/>
+          <w:szCs w:val="24"/>
+        </w:rPr>
+        <w:t>prepared</w:t>
+      </w:r>
+      <w:proofErr w:type="spellEnd"/>
+      <w:r>
+        <w:rPr>
+          <w:rFonts w:eastAsia="Times New Roman" w:cs="Times New Roman"/>
+          <w:bCs/>
+          <w:szCs w:val="24"/>
+        </w:rPr>
+        <w:t xml:space="preserve"> </w:t>
+      </w:r>
+      <w:proofErr w:type="spellStart"/>
+      <w:r>
+        <w:rPr>
+          <w:rFonts w:eastAsia="Times New Roman" w:cs="Times New Roman"/>
+          <w:bCs/>
+          <w:szCs w:val="24"/>
+        </w:rPr>
+        <w:t>statements</w:t>
+      </w:r>
+      <w:proofErr w:type="spellEnd"/>
+      <w:r>
+        <w:rPr>
+          <w:rFonts w:eastAsia="Times New Roman" w:cs="Times New Roman"/>
+          <w:bCs/>
+          <w:szCs w:val="24"/>
+        </w:rPr>
+        <w:t xml:space="preserve"> con </w:t>
+      </w:r>
+      <w:proofErr w:type="spellStart"/>
+      <w:r>
+        <w:rPr>
+          <w:rFonts w:eastAsia="Times New Roman" w:cs="Times New Roman"/>
+          <w:bCs/>
+          <w:szCs w:val="24"/>
+        </w:rPr>
+        <w:t>bind_param</w:t>
+      </w:r>
+      <w:proofErr w:type="spellEnd"/>
+      <w:r>
+        <w:rPr>
+          <w:rFonts w:eastAsia="Times New Roman" w:cs="Times New Roman"/>
+          <w:bCs/>
+          <w:szCs w:val="24"/>
+        </w:rPr>
+        <w:t xml:space="preserve"> en todas las operaciones SQL del panel </w:t>
+      </w:r>
+      <w:proofErr w:type="spellStart"/>
+      <w:r>
+        <w:rPr>
+          <w:rFonts w:eastAsia="Times New Roman" w:cs="Times New Roman"/>
+          <w:bCs/>
+          <w:szCs w:val="24"/>
+        </w:rPr>
+        <w:t>admin</w:t>
+      </w:r>
+      <w:proofErr w:type="spellEnd"/>
+      <w:r>
+        <w:rPr>
+          <w:rFonts w:eastAsia="Times New Roman" w:cs="Times New Roman"/>
+          <w:bCs/>
+          <w:szCs w:val="24"/>
+        </w:rPr>
+        <w:t xml:space="preserve"> para prevenir SQL </w:t>
+      </w:r>
+      <w:proofErr w:type="spellStart"/>
+      <w:r>
+        <w:rPr>
+          <w:rFonts w:eastAsia="Times New Roman" w:cs="Times New Roman"/>
+          <w:bCs/>
+          <w:szCs w:val="24"/>
+        </w:rPr>
+        <w:t>injection</w:t>
+      </w:r>
+      <w:proofErr w:type="spellEnd"/>
+      <w:r>
+        <w:rPr>
+          <w:rFonts w:eastAsia="Times New Roman" w:cs="Times New Roman"/>
+          <w:bCs/>
+          <w:szCs w:val="24"/>
+        </w:rPr>
+        <w:t>.</w:t>
       </w:r>
     </w:p>
     <w:p>
@@ -7260,8 +8553,25 @@
           <w:bCs/>
           <w:szCs w:val="24"/>
         </w:rPr>
-        <w:lastRenderedPageBreak/>
-        <w:t>Validación de sesión PHP ($_SESSION['admin_logged']) al ingresar a admin.php; redirección automática a login.php si no hay sesión.</w:t>
+        <w:t xml:space="preserve">Escape de salida con </w:t>
+      </w:r>
+      <w:proofErr w:type="spellStart"/>
+      <w:r>
+        <w:rPr>
+          <w:rFonts w:eastAsia="Times New Roman" w:cs="Times New Roman"/>
+          <w:bCs/>
+          <w:szCs w:val="24"/>
+        </w:rPr>
+        <w:t>htmlspecialchars</w:t>
+      </w:r>
+      <w:proofErr w:type="spellEnd"/>
+      <w:r>
+        <w:rPr>
+          <w:rFonts w:eastAsia="Times New Roman" w:cs="Times New Roman"/>
+          <w:bCs/>
+          <w:szCs w:val="24"/>
+        </w:rPr>
+        <w:t xml:space="preserve"> en todos los campos renderizados en la vista para prevenir XSS.</w:t>
       </w:r>
     </w:p>
     <w:p>
@@ -7281,7 +8591,25 @@
           <w:bCs/>
           <w:szCs w:val="24"/>
         </w:rPr>
-        <w:t>Uso de prepared statements con bind_param en todas las operaciones SQL del panel admin para prevenir SQL injection.</w:t>
+        <w:t>Eliminación con confirmación JavaScript (</w:t>
+      </w:r>
+      <w:proofErr w:type="spellStart"/>
+      <w:r>
+        <w:rPr>
+          <w:rFonts w:eastAsia="Times New Roman" w:cs="Times New Roman"/>
+          <w:bCs/>
+          <w:szCs w:val="24"/>
+        </w:rPr>
+        <w:t>confirm</w:t>
+      </w:r>
+      <w:proofErr w:type="spellEnd"/>
+      <w:r>
+        <w:rPr>
+          <w:rFonts w:eastAsia="Times New Roman" w:cs="Times New Roman"/>
+          <w:bCs/>
+          <w:szCs w:val="24"/>
+        </w:rPr>
+        <w:t>) antes de borrar registros.</w:t>
       </w:r>
     </w:p>
     <w:p>
@@ -7301,7 +8629,7 @@
           <w:bCs/>
           <w:szCs w:val="24"/>
         </w:rPr>
-        <w:t>Escape de salida con htmlspecialchars en todos los campos renderizados en la vista para prevenir XSS.</w:t>
+        <w:t>Cascada FK en la base de datos: al eliminar un vehículo o una ciudad/empresa, se eliminan automáticamente las rutas asociadas (ON DELETE CASCADE).</w:t>
       </w:r>
     </w:p>
     <w:p>
@@ -7321,7 +8649,7 @@
           <w:bCs/>
           <w:szCs w:val="24"/>
         </w:rPr>
-        <w:t>Eliminación con confirmación JavaScript (confirm) antes de borrar registros.</w:t>
+        <w:t>Flujo Funcional Para Usuario Final</w:t>
       </w:r>
     </w:p>
     <w:p>
@@ -7341,7 +8669,7 @@
           <w:bCs/>
           <w:szCs w:val="24"/>
         </w:rPr>
-        <w:t>Cascada FK en la base de datos: al eliminar un vehículo o una ciudad/empresa, se eliminan automáticamente las rutas asociadas (ON DELETE CASCADE).</w:t>
+        <w:t>Usuario ingresa al sitio en http://localhost:8888/terminal_completo/app/index.php</w:t>
       </w:r>
     </w:p>
     <w:p>
@@ -7361,7 +8689,7 @@
           <w:bCs/>
           <w:szCs w:val="24"/>
         </w:rPr>
-        <w:t>Flujo Funcional Para Usuario Final</w:t>
+        <w:t>Selecciona origen, destino y fecha en el buscador.</w:t>
       </w:r>
     </w:p>
     <w:p>
@@ -7381,7 +8709,25 @@
           <w:bCs/>
           <w:szCs w:val="24"/>
         </w:rPr>
-        <w:t>Usuario ingresa al sitio en http://localhost:8888/terminal_completo/app/index.php</w:t>
+        <w:t xml:space="preserve">El sistema redirige a </w:t>
+      </w:r>
+      <w:proofErr w:type="spellStart"/>
+      <w:r>
+        <w:rPr>
+          <w:rFonts w:eastAsia="Times New Roman" w:cs="Times New Roman"/>
+          <w:bCs/>
+          <w:szCs w:val="24"/>
+        </w:rPr>
+        <w:t>resultados.php</w:t>
+      </w:r>
+      <w:proofErr w:type="spellEnd"/>
+      <w:r>
+        <w:rPr>
+          <w:rFonts w:eastAsia="Times New Roman" w:cs="Times New Roman"/>
+          <w:bCs/>
+          <w:szCs w:val="24"/>
+        </w:rPr>
+        <w:t xml:space="preserve"> mostrando un resumen de las opciones disponibles.</w:t>
       </w:r>
     </w:p>
     <w:p>
@@ -7401,7 +8747,26 @@
           <w:bCs/>
           <w:szCs w:val="24"/>
         </w:rPr>
-        <w:t>Selecciona origen, destino y fecha en el buscador.</w:t>
+        <w:lastRenderedPageBreak/>
+        <w:t xml:space="preserve">El usuario hace clic en "Ver horarios y Cotizar" y es llevado a </w:t>
+      </w:r>
+      <w:proofErr w:type="spellStart"/>
+      <w:r>
+        <w:rPr>
+          <w:rFonts w:eastAsia="Times New Roman" w:cs="Times New Roman"/>
+          <w:bCs/>
+          <w:szCs w:val="24"/>
+        </w:rPr>
+        <w:t>cotizacion.php</w:t>
+      </w:r>
+      <w:proofErr w:type="spellEnd"/>
+      <w:r>
+        <w:rPr>
+          <w:rFonts w:eastAsia="Times New Roman" w:cs="Times New Roman"/>
+          <w:bCs/>
+          <w:szCs w:val="24"/>
+        </w:rPr>
+        <w:t>.</w:t>
       </w:r>
     </w:p>
     <w:p>
@@ -7421,7 +8786,7 @@
           <w:bCs/>
           <w:szCs w:val="24"/>
         </w:rPr>
-        <w:t>El sistema redirige a resultados.php mostrando un resumen de las opciones disponibles.</w:t>
+        <w:t>Ingresa el número de personas y obtiene el cálculo del valor por empresa, horario y vehículo.</w:t>
       </w:r>
     </w:p>
     <w:p>
@@ -7441,8 +8806,7 @@
           <w:bCs/>
           <w:szCs w:val="24"/>
         </w:rPr>
-        <w:lastRenderedPageBreak/>
-        <w:t>El usuario hace clic en "Ver horarios y Cotizar" y es llevado a cotizacion.php.</w:t>
+        <w:t>Hace clic en "Seleccionar" en la opción deseada, confirma la compra mediante el cuadro de diálogo y el sistema registra el tiquete en la base de datos mostrando el mensaje de éxito.</w:t>
       </w:r>
     </w:p>
     <w:p>
@@ -7462,7 +8826,7 @@
           <w:bCs/>
           <w:szCs w:val="24"/>
         </w:rPr>
-        <w:t>Ingresa el número de personas y obtiene el cálculo del valor por empresa, horario y vehículo.</w:t>
+        <w:t>Flujo Funcional Para Administrador</w:t>
       </w:r>
     </w:p>
     <w:p>
@@ -7482,7 +8846,25 @@
           <w:bCs/>
           <w:szCs w:val="24"/>
         </w:rPr>
-        <w:t>Hace clic en "Seleccionar" en la opción deseada, confirma la compra mediante el cuadro de diálogo y el sistema registra el tiquete en la base de datos mostrando el mensaje de éxito.</w:t>
+        <w:t>Hacer clic en "</w:t>
+      </w:r>
+      <w:proofErr w:type="spellStart"/>
+      <w:r>
+        <w:rPr>
+          <w:rFonts w:eastAsia="Times New Roman" w:cs="Times New Roman"/>
+          <w:bCs/>
+          <w:szCs w:val="24"/>
+        </w:rPr>
+        <w:t>Admin</w:t>
+      </w:r>
+      <w:proofErr w:type="spellEnd"/>
+      <w:r>
+        <w:rPr>
+          <w:rFonts w:eastAsia="Times New Roman" w:cs="Times New Roman"/>
+          <w:bCs/>
+          <w:szCs w:val="24"/>
+        </w:rPr>
+        <w:t>" desde el menú principal del sitio.</w:t>
       </w:r>
     </w:p>
     <w:p>
@@ -7502,7 +8884,43 @@
           <w:bCs/>
           <w:szCs w:val="24"/>
         </w:rPr>
-        <w:t>Flujo Funcional Para Administrador</w:t>
+        <w:t xml:space="preserve">Ingresar usuario </w:t>
+      </w:r>
+      <w:proofErr w:type="spellStart"/>
+      <w:r>
+        <w:rPr>
+          <w:rFonts w:eastAsia="Times New Roman" w:cs="Times New Roman"/>
+          <w:bCs/>
+          <w:szCs w:val="24"/>
+        </w:rPr>
+        <w:t>admin</w:t>
+      </w:r>
+      <w:proofErr w:type="spellEnd"/>
+      <w:r>
+        <w:rPr>
+          <w:rFonts w:eastAsia="Times New Roman" w:cs="Times New Roman"/>
+          <w:bCs/>
+          <w:szCs w:val="24"/>
+        </w:rPr>
+        <w:t xml:space="preserve"> y contraseña admin1234 en </w:t>
+      </w:r>
+      <w:proofErr w:type="spellStart"/>
+      <w:r>
+        <w:rPr>
+          <w:rFonts w:eastAsia="Times New Roman" w:cs="Times New Roman"/>
+          <w:bCs/>
+          <w:szCs w:val="24"/>
+        </w:rPr>
+        <w:t>login.php</w:t>
+      </w:r>
+      <w:proofErr w:type="spellEnd"/>
+      <w:r>
+        <w:rPr>
+          <w:rFonts w:eastAsia="Times New Roman" w:cs="Times New Roman"/>
+          <w:bCs/>
+          <w:szCs w:val="24"/>
+        </w:rPr>
+        <w:t>.</w:t>
       </w:r>
     </w:p>
     <w:p>
@@ -7522,7 +8940,25 @@
           <w:bCs/>
           <w:szCs w:val="24"/>
         </w:rPr>
-        <w:t>Hacer clic en "Admin" desde el menú principal del sitio.</w:t>
+        <w:t xml:space="preserve">Una vez autenticado, gestionar desde </w:t>
+      </w:r>
+      <w:proofErr w:type="spellStart"/>
+      <w:r>
+        <w:rPr>
+          <w:rFonts w:eastAsia="Times New Roman" w:cs="Times New Roman"/>
+          <w:bCs/>
+          <w:szCs w:val="24"/>
+        </w:rPr>
+        <w:t>admin.php</w:t>
+      </w:r>
+      <w:proofErr w:type="spellEnd"/>
+      <w:r>
+        <w:rPr>
+          <w:rFonts w:eastAsia="Times New Roman" w:cs="Times New Roman"/>
+          <w:bCs/>
+          <w:szCs w:val="24"/>
+        </w:rPr>
+        <w:t xml:space="preserve"> los vehículos y las rutas (crear, editar y eliminar).</w:t>
       </w:r>
     </w:p>
     <w:p>
@@ -7542,47 +8978,35 @@
           <w:bCs/>
           <w:szCs w:val="24"/>
         </w:rPr>
-        <w:t>Ingresar usuario admin y contraseña admin1234 en login.php.</w:t>
-      </w:r>
-    </w:p>
-    <w:p>
-      <w:pPr>
-        <w:shd w:val="clear" w:color="auto" w:fill="FFFFFF"/>
-        <w:spacing w:after="100" w:afterAutospacing="1" w:line="480" w:lineRule="auto"/>
-        <w:ind w:firstLine="708"/>
-        <w:rPr>
-          <w:rFonts w:eastAsia="Times New Roman" w:cs="Times New Roman"/>
-          <w:bCs/>
-          <w:szCs w:val="24"/>
-        </w:rPr>
-      </w:pPr>
-      <w:r>
-        <w:rPr>
-          <w:rFonts w:eastAsia="Times New Roman" w:cs="Times New Roman"/>
-          <w:bCs/>
-          <w:szCs w:val="24"/>
-        </w:rPr>
-        <w:t>Una vez autenticado, gestionar desde admin.php los vehículos y las rutas (crear, editar y eliminar).</w:t>
-      </w:r>
-    </w:p>
-    <w:p>
-      <w:pPr>
-        <w:shd w:val="clear" w:color="auto" w:fill="FFFFFF"/>
-        <w:spacing w:after="100" w:afterAutospacing="1" w:line="480" w:lineRule="auto"/>
-        <w:ind w:firstLine="708"/>
-        <w:rPr>
-          <w:rFonts w:eastAsia="Times New Roman" w:cs="Times New Roman"/>
-          <w:bCs/>
-          <w:szCs w:val="24"/>
-        </w:rPr>
-      </w:pPr>
-      <w:r>
-        <w:rPr>
-          <w:rFonts w:eastAsia="Times New Roman" w:cs="Times New Roman"/>
-          <w:bCs/>
-          <w:szCs w:val="24"/>
-        </w:rPr>
-        <w:t>Los listados muestran todos los registros con botones "Editar" y "Eliminar"; el sistema usa confirm() antes de borrar.</w:t>
+        <w:t xml:space="preserve">Los listados muestran todos los registros con botones "Editar" y "Eliminar"; el sistema usa </w:t>
+      </w:r>
+      <w:proofErr w:type="spellStart"/>
+      <w:proofErr w:type="gramStart"/>
+      <w:r>
+        <w:rPr>
+          <w:rFonts w:eastAsia="Times New Roman" w:cs="Times New Roman"/>
+          <w:bCs/>
+          <w:szCs w:val="24"/>
+        </w:rPr>
+        <w:t>confirm</w:t>
+      </w:r>
+      <w:proofErr w:type="spellEnd"/>
+      <w:r>
+        <w:rPr>
+          <w:rFonts w:eastAsia="Times New Roman" w:cs="Times New Roman"/>
+          <w:bCs/>
+          <w:szCs w:val="24"/>
+        </w:rPr>
+        <w:t>(</w:t>
+      </w:r>
+      <w:proofErr w:type="gramEnd"/>
+      <w:r>
+        <w:rPr>
+          <w:rFonts w:eastAsia="Times New Roman" w:cs="Times New Roman"/>
+          <w:bCs/>
+          <w:szCs w:val="24"/>
+        </w:rPr>
+        <w:t>) antes de borrar.</w:t>
       </w:r>
     </w:p>
     <w:p>
@@ -7676,7 +9100,61 @@
           <w:bCs/>
           <w:szCs w:val="24"/>
         </w:rPr>
-        <w:t>El SEO (Search Engine Optimization) es el conjunto de técnicas orientadas a mejorar la visibilidad de un sitio web en los resultados orgánicos de motores de búsqueda como Google, Bing o Yahoo. Tiene como objetivo principal posicionar una página entre los primeros resultados cuando los usuarios realizan búsquedas relacionadas con los servicios ofrecidos. En el desarrollo web, el SEO se aplica mediante la optimización de títulos, palabras clave, velocidad de carga, estructura del sitio, contenido relevante y adaptación a dispositivos móviles. Esto permite aumentar el tráfico web, mejorar la experiencia del usuario y generar mayor confianza.</w:t>
+        <w:t xml:space="preserve">El SEO (Search </w:t>
+      </w:r>
+      <w:proofErr w:type="spellStart"/>
+      <w:r>
+        <w:rPr>
+          <w:rFonts w:eastAsia="Times New Roman" w:cs="Times New Roman"/>
+          <w:bCs/>
+          <w:szCs w:val="24"/>
+        </w:rPr>
+        <w:t>Engine</w:t>
+      </w:r>
+      <w:proofErr w:type="spellEnd"/>
+      <w:r>
+        <w:rPr>
+          <w:rFonts w:eastAsia="Times New Roman" w:cs="Times New Roman"/>
+          <w:bCs/>
+          <w:szCs w:val="24"/>
+        </w:rPr>
+        <w:t xml:space="preserve"> </w:t>
+      </w:r>
+      <w:proofErr w:type="spellStart"/>
+      <w:r>
+        <w:rPr>
+          <w:rFonts w:eastAsia="Times New Roman" w:cs="Times New Roman"/>
+          <w:bCs/>
+          <w:szCs w:val="24"/>
+        </w:rPr>
+        <w:t>Optimization</w:t>
+      </w:r>
+      <w:proofErr w:type="spellEnd"/>
+      <w:r>
+        <w:rPr>
+          <w:rFonts w:eastAsia="Times New Roman" w:cs="Times New Roman"/>
+          <w:bCs/>
+          <w:szCs w:val="24"/>
+        </w:rPr>
+        <w:t xml:space="preserve">) es el conjunto de técnicas orientadas a mejorar la visibilidad de un sitio web en los resultados orgánicos de motores de búsqueda como Google, Bing o </w:t>
+      </w:r>
+      <w:proofErr w:type="spellStart"/>
+      <w:r>
+        <w:rPr>
+          <w:rFonts w:eastAsia="Times New Roman" w:cs="Times New Roman"/>
+          <w:bCs/>
+          <w:szCs w:val="24"/>
+        </w:rPr>
+        <w:t>Yahoo</w:t>
+      </w:r>
+      <w:proofErr w:type="spellEnd"/>
+      <w:r>
+        <w:rPr>
+          <w:rFonts w:eastAsia="Times New Roman" w:cs="Times New Roman"/>
+          <w:bCs/>
+          <w:szCs w:val="24"/>
+        </w:rPr>
+        <w:t>. Tiene como objetivo principal posicionar una página entre los primeros resultados cuando los usuarios realizan búsquedas relacionadas con los servicios ofrecidos. En el desarrollo web, el SEO se aplica mediante la optimización de títulos, palabras clave, velocidad de carga, estructura del sitio, contenido relevante y adaptación a dispositivos móviles. Esto permite aumentar el tráfico web, mejorar la experiencia del usuario y generar mayor confianza.</w:t>
       </w:r>
     </w:p>
     <w:p>
@@ -7761,7 +9239,43 @@
           <w:bCs/>
           <w:szCs w:val="24"/>
         </w:rPr>
-        <w:t>Optimización de palabras clave (Keywords) y metaetiquetas SEO</w:t>
+        <w:t>Optimización de palabras clave (</w:t>
+      </w:r>
+      <w:proofErr w:type="spellStart"/>
+      <w:r>
+        <w:rPr>
+          <w:rFonts w:eastAsia="Times New Roman" w:cs="Times New Roman"/>
+          <w:bCs/>
+          <w:szCs w:val="24"/>
+        </w:rPr>
+        <w:t>Keywords</w:t>
+      </w:r>
+      <w:proofErr w:type="spellEnd"/>
+      <w:r>
+        <w:rPr>
+          <w:rFonts w:eastAsia="Times New Roman" w:cs="Times New Roman"/>
+          <w:bCs/>
+          <w:szCs w:val="24"/>
+        </w:rPr>
+        <w:t xml:space="preserve">) y </w:t>
+      </w:r>
+      <w:proofErr w:type="spellStart"/>
+      <w:r>
+        <w:rPr>
+          <w:rFonts w:eastAsia="Times New Roman" w:cs="Times New Roman"/>
+          <w:bCs/>
+          <w:szCs w:val="24"/>
+        </w:rPr>
+        <w:t>metaetiquetas</w:t>
+      </w:r>
+      <w:proofErr w:type="spellEnd"/>
+      <w:r>
+        <w:rPr>
+          <w:rFonts w:eastAsia="Times New Roman" w:cs="Times New Roman"/>
+          <w:bCs/>
+          <w:szCs w:val="24"/>
+        </w:rPr>
+        <w:t xml:space="preserve"> SEO</w:t>
       </w:r>
     </w:p>
     <w:p>
@@ -7781,7 +9295,61 @@
           <w:bCs/>
           <w:szCs w:val="24"/>
         </w:rPr>
-        <w:t>Consiste en utilizar términos que los usuarios buscan con frecuencia, como "tiquetes de bus", "viajes Medellín Bogotá", "terminal de transportes online" u "horarios de buses". Estas palabras se incluyeron en el título de la página, la metaetiqueta description, keywords y el encabezado principal H1.</w:t>
+        <w:t xml:space="preserve">Consiste en utilizar términos que los usuarios buscan con frecuencia, como "tiquetes de bus", "viajes Medellín Bogotá", "terminal de transportes online" u "horarios de buses". Estas palabras se incluyeron en el título de la página, la </w:t>
+      </w:r>
+      <w:proofErr w:type="spellStart"/>
+      <w:r>
+        <w:rPr>
+          <w:rFonts w:eastAsia="Times New Roman" w:cs="Times New Roman"/>
+          <w:bCs/>
+          <w:szCs w:val="24"/>
+        </w:rPr>
+        <w:t>metaetiqueta</w:t>
+      </w:r>
+      <w:proofErr w:type="spellEnd"/>
+      <w:r>
+        <w:rPr>
+          <w:rFonts w:eastAsia="Times New Roman" w:cs="Times New Roman"/>
+          <w:bCs/>
+          <w:szCs w:val="24"/>
+        </w:rPr>
+        <w:t xml:space="preserve"> </w:t>
+      </w:r>
+      <w:proofErr w:type="spellStart"/>
+      <w:r>
+        <w:rPr>
+          <w:rFonts w:eastAsia="Times New Roman" w:cs="Times New Roman"/>
+          <w:bCs/>
+          <w:szCs w:val="24"/>
+        </w:rPr>
+        <w:t>description</w:t>
+      </w:r>
+      <w:proofErr w:type="spellEnd"/>
+      <w:r>
+        <w:rPr>
+          <w:rFonts w:eastAsia="Times New Roman" w:cs="Times New Roman"/>
+          <w:bCs/>
+          <w:szCs w:val="24"/>
+        </w:rPr>
+        <w:t xml:space="preserve">, </w:t>
+      </w:r>
+      <w:proofErr w:type="spellStart"/>
+      <w:r>
+        <w:rPr>
+          <w:rFonts w:eastAsia="Times New Roman" w:cs="Times New Roman"/>
+          <w:bCs/>
+          <w:szCs w:val="24"/>
+        </w:rPr>
+        <w:t>keywords</w:t>
+      </w:r>
+      <w:proofErr w:type="spellEnd"/>
+      <w:r>
+        <w:rPr>
+          <w:rFonts w:eastAsia="Times New Roman" w:cs="Times New Roman"/>
+          <w:bCs/>
+          <w:szCs w:val="24"/>
+        </w:rPr>
+        <w:t xml:space="preserve"> y el encabezado principal H1.</w:t>
       </w:r>
     </w:p>
     <w:p>
@@ -7825,7 +9393,43 @@
           <w:bCs/>
           <w:szCs w:val="24"/>
         </w:rPr>
-        <w:t>Permite que el sitio web funcione correctamente en celulares, tabletas y computadores, mejorando la experiencia del usuario desde cualquier dispositivo. Se implementó mediante media queries en el archivo css/styles.css.</w:t>
+        <w:t xml:space="preserve">Permite que el sitio web funcione correctamente en celulares, tabletas y computadores, mejorando la experiencia del usuario desde cualquier dispositivo. Se implementó mediante media </w:t>
+      </w:r>
+      <w:proofErr w:type="spellStart"/>
+      <w:r>
+        <w:rPr>
+          <w:rFonts w:eastAsia="Times New Roman" w:cs="Times New Roman"/>
+          <w:bCs/>
+          <w:szCs w:val="24"/>
+        </w:rPr>
+        <w:t>queries</w:t>
+      </w:r>
+      <w:proofErr w:type="spellEnd"/>
+      <w:r>
+        <w:rPr>
+          <w:rFonts w:eastAsia="Times New Roman" w:cs="Times New Roman"/>
+          <w:bCs/>
+          <w:szCs w:val="24"/>
+        </w:rPr>
+        <w:t xml:space="preserve"> en el archivo </w:t>
+      </w:r>
+      <w:proofErr w:type="spellStart"/>
+      <w:r>
+        <w:rPr>
+          <w:rFonts w:eastAsia="Times New Roman" w:cs="Times New Roman"/>
+          <w:bCs/>
+          <w:szCs w:val="24"/>
+        </w:rPr>
+        <w:t>css</w:t>
+      </w:r>
+      <w:proofErr w:type="spellEnd"/>
+      <w:r>
+        <w:rPr>
+          <w:rFonts w:eastAsia="Times New Roman" w:cs="Times New Roman"/>
+          <w:bCs/>
+          <w:szCs w:val="24"/>
+        </w:rPr>
+        <w:t>/styles.css.</w:t>
       </w:r>
     </w:p>
     <w:p>
@@ -7863,13 +9467,23 @@
           <w:szCs w:val="24"/>
         </w:rPr>
       </w:pPr>
-      <w:r>
-        <w:rPr>
-          <w:rFonts w:eastAsia="Times New Roman" w:cs="Times New Roman"/>
-          <w:bCs/>
-          <w:szCs w:val="24"/>
-        </w:rPr>
-        <w:t>Metaetiquetas que permiten que cuando una URL del sitio sea compartida en redes sociales como Facebook, X (Twitter), WhatsApp o LinkedIn, se muestre con un título, descripción e imagen optimizados.</w:t>
+      <w:proofErr w:type="spellStart"/>
+      <w:r>
+        <w:rPr>
+          <w:rFonts w:eastAsia="Times New Roman" w:cs="Times New Roman"/>
+          <w:bCs/>
+          <w:szCs w:val="24"/>
+        </w:rPr>
+        <w:t>Metaetiquetas</w:t>
+      </w:r>
+      <w:proofErr w:type="spellEnd"/>
+      <w:r>
+        <w:rPr>
+          <w:rFonts w:eastAsia="Times New Roman" w:cs="Times New Roman"/>
+          <w:bCs/>
+          <w:szCs w:val="24"/>
+        </w:rPr>
+        <w:t xml:space="preserve"> que permiten que cuando una URL del sitio sea compartida en redes sociales como Facebook, X (Twitter), WhatsApp o LinkedIn, se muestre con un título, descripción e imagen optimizados.</w:t>
       </w:r>
     </w:p>
     <w:p>
@@ -7954,7 +9568,25 @@
           <w:bCs/>
           <w:szCs w:val="24"/>
         </w:rPr>
-        <w:t>Para el proyecto web Terminal de Transportes, las estrategias de posicionamiento más adecuadas son la optimización de palabras clave y el diseño responsive para dispositivos móviles, complementadas con metaetiquetas Open Graph y SEO técnico. La primera permite que el sitio aparezca en mejores posiciones cuando los usuarios realizan búsquedas relacionadas con transporte terrestre y compra de tiquetes.</w:t>
+        <w:t xml:space="preserve">Para el proyecto web Terminal de Transportes, las estrategias de posicionamiento más adecuadas son la optimización de palabras clave y el diseño responsive para dispositivos móviles, complementadas con </w:t>
+      </w:r>
+      <w:proofErr w:type="spellStart"/>
+      <w:r>
+        <w:rPr>
+          <w:rFonts w:eastAsia="Times New Roman" w:cs="Times New Roman"/>
+          <w:bCs/>
+          <w:szCs w:val="24"/>
+        </w:rPr>
+        <w:t>metaetiquetas</w:t>
+      </w:r>
+      <w:proofErr w:type="spellEnd"/>
+      <w:r>
+        <w:rPr>
+          <w:rFonts w:eastAsia="Times New Roman" w:cs="Times New Roman"/>
+          <w:bCs/>
+          <w:szCs w:val="24"/>
+        </w:rPr>
+        <w:t xml:space="preserve"> Open Graph y SEO técnico. La primera permite que el sitio aparezca en mejores posiciones cuando los usuarios realizan búsquedas relacionadas con transporte terrestre y compra de tiquetes.</w:t>
       </w:r>
     </w:p>
     <w:p>
@@ -8087,7 +9719,25 @@
           <w:bCs/>
           <w:szCs w:val="24"/>
         </w:rPr>
-        <w:t>Optimización del título y metaetiquetas SEO</w:t>
+        <w:t xml:space="preserve">Optimización del título y </w:t>
+      </w:r>
+      <w:proofErr w:type="spellStart"/>
+      <w:r>
+        <w:rPr>
+          <w:rFonts w:eastAsia="Times New Roman" w:cs="Times New Roman"/>
+          <w:bCs/>
+          <w:szCs w:val="24"/>
+        </w:rPr>
+        <w:t>metaetiquetas</w:t>
+      </w:r>
+      <w:proofErr w:type="spellEnd"/>
+      <w:r>
+        <w:rPr>
+          <w:rFonts w:eastAsia="Times New Roman" w:cs="Times New Roman"/>
+          <w:bCs/>
+          <w:szCs w:val="24"/>
+        </w:rPr>
+        <w:t xml:space="preserve"> SEO</w:t>
       </w:r>
     </w:p>
     <w:p>
@@ -8107,7 +9757,187 @@
           <w:bCs/>
           <w:szCs w:val="24"/>
         </w:rPr>
-        <w:t>Se modificó el archivo app/includes/header.php para incluir las metaetiquetas description, keywords, author y robots, además del título de la página, todas configurables como variables PHP por página ($titulo_pagina, $meta_description, $meta_keywords). En app/index.php se definieron los valores optimizados:</w:t>
+        <w:t>Se modificó el archivo app/</w:t>
+      </w:r>
+      <w:proofErr w:type="spellStart"/>
+      <w:r>
+        <w:rPr>
+          <w:rFonts w:eastAsia="Times New Roman" w:cs="Times New Roman"/>
+          <w:bCs/>
+          <w:szCs w:val="24"/>
+        </w:rPr>
+        <w:t>includes</w:t>
+      </w:r>
+      <w:proofErr w:type="spellEnd"/>
+      <w:r>
+        <w:rPr>
+          <w:rFonts w:eastAsia="Times New Roman" w:cs="Times New Roman"/>
+          <w:bCs/>
+          <w:szCs w:val="24"/>
+        </w:rPr>
+        <w:t>/</w:t>
+      </w:r>
+      <w:proofErr w:type="spellStart"/>
+      <w:r>
+        <w:rPr>
+          <w:rFonts w:eastAsia="Times New Roman" w:cs="Times New Roman"/>
+          <w:bCs/>
+          <w:szCs w:val="24"/>
+        </w:rPr>
+        <w:t>header.php</w:t>
+      </w:r>
+      <w:proofErr w:type="spellEnd"/>
+      <w:r>
+        <w:rPr>
+          <w:rFonts w:eastAsia="Times New Roman" w:cs="Times New Roman"/>
+          <w:bCs/>
+          <w:szCs w:val="24"/>
+        </w:rPr>
+        <w:t xml:space="preserve"> para incluir las </w:t>
+      </w:r>
+      <w:proofErr w:type="spellStart"/>
+      <w:r>
+        <w:rPr>
+          <w:rFonts w:eastAsia="Times New Roman" w:cs="Times New Roman"/>
+          <w:bCs/>
+          <w:szCs w:val="24"/>
+        </w:rPr>
+        <w:t>metaetiquetas</w:t>
+      </w:r>
+      <w:proofErr w:type="spellEnd"/>
+      <w:r>
+        <w:rPr>
+          <w:rFonts w:eastAsia="Times New Roman" w:cs="Times New Roman"/>
+          <w:bCs/>
+          <w:szCs w:val="24"/>
+        </w:rPr>
+        <w:t xml:space="preserve"> </w:t>
+      </w:r>
+      <w:proofErr w:type="spellStart"/>
+      <w:r>
+        <w:rPr>
+          <w:rFonts w:eastAsia="Times New Roman" w:cs="Times New Roman"/>
+          <w:bCs/>
+          <w:szCs w:val="24"/>
+        </w:rPr>
+        <w:t>description</w:t>
+      </w:r>
+      <w:proofErr w:type="spellEnd"/>
+      <w:r>
+        <w:rPr>
+          <w:rFonts w:eastAsia="Times New Roman" w:cs="Times New Roman"/>
+          <w:bCs/>
+          <w:szCs w:val="24"/>
+        </w:rPr>
+        <w:t xml:space="preserve">, </w:t>
+      </w:r>
+      <w:proofErr w:type="spellStart"/>
+      <w:r>
+        <w:rPr>
+          <w:rFonts w:eastAsia="Times New Roman" w:cs="Times New Roman"/>
+          <w:bCs/>
+          <w:szCs w:val="24"/>
+        </w:rPr>
+        <w:t>keywords</w:t>
+      </w:r>
+      <w:proofErr w:type="spellEnd"/>
+      <w:r>
+        <w:rPr>
+          <w:rFonts w:eastAsia="Times New Roman" w:cs="Times New Roman"/>
+          <w:bCs/>
+          <w:szCs w:val="24"/>
+        </w:rPr>
+        <w:t xml:space="preserve">, </w:t>
+      </w:r>
+      <w:proofErr w:type="spellStart"/>
+      <w:r>
+        <w:rPr>
+          <w:rFonts w:eastAsia="Times New Roman" w:cs="Times New Roman"/>
+          <w:bCs/>
+          <w:szCs w:val="24"/>
+        </w:rPr>
+        <w:t>author</w:t>
+      </w:r>
+      <w:proofErr w:type="spellEnd"/>
+      <w:r>
+        <w:rPr>
+          <w:rFonts w:eastAsia="Times New Roman" w:cs="Times New Roman"/>
+          <w:bCs/>
+          <w:szCs w:val="24"/>
+        </w:rPr>
+        <w:t xml:space="preserve"> y robots, además del título de la página, todas configurables como variables PHP por página ($</w:t>
+      </w:r>
+      <w:proofErr w:type="spellStart"/>
+      <w:r>
+        <w:rPr>
+          <w:rFonts w:eastAsia="Times New Roman" w:cs="Times New Roman"/>
+          <w:bCs/>
+          <w:szCs w:val="24"/>
+        </w:rPr>
+        <w:t>titulo_pagina</w:t>
+      </w:r>
+      <w:proofErr w:type="spellEnd"/>
+      <w:r>
+        <w:rPr>
+          <w:rFonts w:eastAsia="Times New Roman" w:cs="Times New Roman"/>
+          <w:bCs/>
+          <w:szCs w:val="24"/>
+        </w:rPr>
+        <w:t>, $</w:t>
+      </w:r>
+      <w:proofErr w:type="spellStart"/>
+      <w:r>
+        <w:rPr>
+          <w:rFonts w:eastAsia="Times New Roman" w:cs="Times New Roman"/>
+          <w:bCs/>
+          <w:szCs w:val="24"/>
+        </w:rPr>
+        <w:t>meta_description</w:t>
+      </w:r>
+      <w:proofErr w:type="spellEnd"/>
+      <w:r>
+        <w:rPr>
+          <w:rFonts w:eastAsia="Times New Roman" w:cs="Times New Roman"/>
+          <w:bCs/>
+          <w:szCs w:val="24"/>
+        </w:rPr>
+        <w:t>, $</w:t>
+      </w:r>
+      <w:proofErr w:type="spellStart"/>
+      <w:r>
+        <w:rPr>
+          <w:rFonts w:eastAsia="Times New Roman" w:cs="Times New Roman"/>
+          <w:bCs/>
+          <w:szCs w:val="24"/>
+        </w:rPr>
+        <w:t>meta_keywords</w:t>
+      </w:r>
+      <w:proofErr w:type="spellEnd"/>
+      <w:r>
+        <w:rPr>
+          <w:rFonts w:eastAsia="Times New Roman" w:cs="Times New Roman"/>
+          <w:bCs/>
+          <w:szCs w:val="24"/>
+        </w:rPr>
+        <w:t>). En app/</w:t>
+      </w:r>
+      <w:proofErr w:type="spellStart"/>
+      <w:r>
+        <w:rPr>
+          <w:rFonts w:eastAsia="Times New Roman" w:cs="Times New Roman"/>
+          <w:bCs/>
+          <w:szCs w:val="24"/>
+        </w:rPr>
+        <w:t>index.php</w:t>
+      </w:r>
+      <w:proofErr w:type="spellEnd"/>
+      <w:r>
+        <w:rPr>
+          <w:rFonts w:eastAsia="Times New Roman" w:cs="Times New Roman"/>
+          <w:bCs/>
+          <w:szCs w:val="24"/>
+        </w:rPr>
+        <w:t xml:space="preserve"> se definieron los valores optimizados:</w:t>
       </w:r>
     </w:p>
     <w:p>
@@ -8127,7 +9957,166 @@
           <w:bCs/>
           <w:szCs w:val="24"/>
         </w:rPr>
-        <w:t>$titulo_pagina = 'Terminal de Transportes | Compra de Tiquetes y Horarios de Buses';</w:t>
+        <w:t>$</w:t>
+      </w:r>
+      <w:proofErr w:type="spellStart"/>
+      <w:r>
+        <w:rPr>
+          <w:rFonts w:eastAsia="Times New Roman" w:cs="Times New Roman"/>
+          <w:bCs/>
+          <w:szCs w:val="24"/>
+        </w:rPr>
+        <w:t>titulo_pagina</w:t>
+      </w:r>
+      <w:proofErr w:type="spellEnd"/>
+      <w:r>
+        <w:rPr>
+          <w:rFonts w:eastAsia="Times New Roman" w:cs="Times New Roman"/>
+          <w:bCs/>
+          <w:szCs w:val="24"/>
+        </w:rPr>
+        <w:t xml:space="preserve"> = 'Terminal de Transportes | Compra de Tiquetes y Horarios de Buses';</w:t>
+      </w:r>
+    </w:p>
+    <w:p>
+      <w:pPr>
+        <w:pStyle w:val="Prrafodelista"/>
+        <w:numPr>
+          <w:ilvl w:val="0"/>
+          <w:numId w:val="45"/>
+        </w:numPr>
+        <w:shd w:val="clear" w:color="auto" w:fill="FFFFFF"/>
+        <w:spacing w:after="100" w:afterAutospacing="1" w:line="480" w:lineRule="auto"/>
+        <w:rPr>
+          <w:rFonts w:eastAsia="Times New Roman" w:cs="Times New Roman"/>
+          <w:bCs/>
+          <w:szCs w:val="24"/>
+        </w:rPr>
+      </w:pPr>
+      <w:r>
+        <w:rPr>
+          <w:rFonts w:eastAsia="Times New Roman" w:cs="Times New Roman"/>
+          <w:bCs/>
+          <w:szCs w:val="24"/>
+        </w:rPr>
+        <w:lastRenderedPageBreak/>
+        <w:t>$</w:t>
+      </w:r>
+      <w:proofErr w:type="spellStart"/>
+      <w:r>
+        <w:rPr>
+          <w:rFonts w:eastAsia="Times New Roman" w:cs="Times New Roman"/>
+          <w:bCs/>
+          <w:szCs w:val="24"/>
+        </w:rPr>
+        <w:t>meta_description</w:t>
+      </w:r>
+      <w:proofErr w:type="spellEnd"/>
+      <w:r>
+        <w:rPr>
+          <w:rFonts w:eastAsia="Times New Roman" w:cs="Times New Roman"/>
+          <w:bCs/>
+          <w:szCs w:val="24"/>
+        </w:rPr>
+        <w:t xml:space="preserve"> = 'Consulta horarios de buses, rutas disponibles y compra tiquetes</w:t>
+      </w:r>
+      <w:r>
+        <w:rPr>
+          <w:rFonts w:eastAsia="Times New Roman" w:cs="Times New Roman"/>
+          <w:bCs/>
+          <w:szCs w:val="24"/>
+        </w:rPr>
+        <w:t xml:space="preserve"> </w:t>
+      </w:r>
+      <w:r>
+        <w:rPr>
+          <w:rFonts w:eastAsia="Times New Roman" w:cs="Times New Roman"/>
+          <w:bCs/>
+          <w:szCs w:val="24"/>
+        </w:rPr>
+        <w:t>online en la Terminal de Transportes de Colombia.'</w:t>
+      </w:r>
+    </w:p>
+    <w:p>
+      <w:pPr>
+        <w:pStyle w:val="Prrafodelista"/>
+        <w:numPr>
+          <w:ilvl w:val="0"/>
+          <w:numId w:val="45"/>
+        </w:numPr>
+        <w:shd w:val="clear" w:color="auto" w:fill="FFFFFF"/>
+        <w:spacing w:after="100" w:afterAutospacing="1" w:line="480" w:lineRule="auto"/>
+        <w:rPr>
+          <w:rFonts w:eastAsia="Times New Roman" w:cs="Times New Roman"/>
+          <w:bCs/>
+          <w:szCs w:val="24"/>
+        </w:rPr>
+      </w:pPr>
+      <w:r>
+        <w:rPr>
+          <w:rFonts w:eastAsia="Times New Roman" w:cs="Times New Roman"/>
+          <w:bCs/>
+          <w:szCs w:val="24"/>
+        </w:rPr>
+        <w:t>$</w:t>
+      </w:r>
+      <w:proofErr w:type="spellStart"/>
+      <w:r>
+        <w:rPr>
+          <w:rFonts w:eastAsia="Times New Roman" w:cs="Times New Roman"/>
+          <w:bCs/>
+          <w:szCs w:val="24"/>
+        </w:rPr>
+        <w:t>meta_keywords</w:t>
+      </w:r>
+      <w:proofErr w:type="spellEnd"/>
+      <w:r>
+        <w:rPr>
+          <w:rFonts w:eastAsia="Times New Roman" w:cs="Times New Roman"/>
+          <w:bCs/>
+          <w:szCs w:val="24"/>
+        </w:rPr>
+        <w:t xml:space="preserve"> = 'terminal de transportes, tiquetes online, horarios de buses,</w:t>
+      </w:r>
+      <w:r>
+        <w:rPr>
+          <w:rFonts w:eastAsia="Times New Roman" w:cs="Times New Roman"/>
+          <w:bCs/>
+          <w:szCs w:val="24"/>
+        </w:rPr>
+        <w:t xml:space="preserve"> </w:t>
+      </w:r>
+      <w:r>
+        <w:rPr>
+          <w:rFonts w:eastAsia="Times New Roman" w:cs="Times New Roman"/>
+          <w:bCs/>
+          <w:szCs w:val="24"/>
+        </w:rPr>
+        <w:t>rutas nacionales, viajes en bus Colombia'</w:t>
+      </w:r>
+    </w:p>
+    <w:p>
+      <w:pPr>
+        <w:pStyle w:val="Prrafodelista"/>
+        <w:numPr>
+          <w:ilvl w:val="0"/>
+          <w:numId w:val="45"/>
+        </w:numPr>
+        <w:shd w:val="clear" w:color="auto" w:fill="FFFFFF"/>
+        <w:spacing w:after="100" w:afterAutospacing="1" w:line="480" w:lineRule="auto"/>
+        <w:rPr>
+          <w:rFonts w:eastAsia="Times New Roman" w:cs="Times New Roman"/>
+          <w:bCs/>
+          <w:szCs w:val="24"/>
+        </w:rPr>
+      </w:pPr>
+      <w:r>
+        <w:rPr>
+          <w:rFonts w:eastAsia="Times New Roman" w:cs="Times New Roman"/>
+          <w:bCs/>
+          <w:szCs w:val="24"/>
+        </w:rPr>
+        <w:t>Optimización del encabezado H1 y subtítulo</w:t>
       </w:r>
     </w:p>
     <w:p>
@@ -8147,8 +10136,169 @@
           <w:bCs/>
           <w:szCs w:val="24"/>
         </w:rPr>
-        <w:lastRenderedPageBreak/>
-        <w:t>$meta_description = 'Consulta horarios de buses, rutas disponibles y compra tiquetes</w:t>
+        <w:t>Se actualizaron $</w:t>
+      </w:r>
+      <w:proofErr w:type="spellStart"/>
+      <w:r>
+        <w:rPr>
+          <w:rFonts w:eastAsia="Times New Roman" w:cs="Times New Roman"/>
+          <w:bCs/>
+          <w:szCs w:val="24"/>
+        </w:rPr>
+        <w:t>hero_titulo</w:t>
+      </w:r>
+      <w:proofErr w:type="spellEnd"/>
+      <w:r>
+        <w:rPr>
+          <w:rFonts w:eastAsia="Times New Roman" w:cs="Times New Roman"/>
+          <w:bCs/>
+          <w:szCs w:val="24"/>
+        </w:rPr>
+        <w:t xml:space="preserve"> y $</w:t>
+      </w:r>
+      <w:proofErr w:type="spellStart"/>
+      <w:r>
+        <w:rPr>
+          <w:rFonts w:eastAsia="Times New Roman" w:cs="Times New Roman"/>
+          <w:bCs/>
+          <w:szCs w:val="24"/>
+        </w:rPr>
+        <w:t>hero_subtitulo</w:t>
+      </w:r>
+      <w:proofErr w:type="spellEnd"/>
+      <w:r>
+        <w:rPr>
+          <w:rFonts w:eastAsia="Times New Roman" w:cs="Times New Roman"/>
+          <w:bCs/>
+          <w:szCs w:val="24"/>
+        </w:rPr>
+        <w:t xml:space="preserve"> en app/</w:t>
+      </w:r>
+      <w:proofErr w:type="spellStart"/>
+      <w:r>
+        <w:rPr>
+          <w:rFonts w:eastAsia="Times New Roman" w:cs="Times New Roman"/>
+          <w:bCs/>
+          <w:szCs w:val="24"/>
+        </w:rPr>
+        <w:t>index.php</w:t>
+      </w:r>
+      <w:proofErr w:type="spellEnd"/>
+      <w:r>
+        <w:rPr>
+          <w:rFonts w:eastAsia="Times New Roman" w:cs="Times New Roman"/>
+          <w:bCs/>
+          <w:szCs w:val="24"/>
+        </w:rPr>
+        <w:t xml:space="preserve"> para incluir palabras clave relevantes:</w:t>
+      </w:r>
+    </w:p>
+    <w:p>
+      <w:pPr>
+        <w:pStyle w:val="Prrafodelista"/>
+        <w:numPr>
+          <w:ilvl w:val="0"/>
+          <w:numId w:val="46"/>
+        </w:numPr>
+        <w:shd w:val="clear" w:color="auto" w:fill="FFFFFF"/>
+        <w:spacing w:after="100" w:afterAutospacing="1" w:line="480" w:lineRule="auto"/>
+        <w:rPr>
+          <w:rFonts w:eastAsia="Times New Roman" w:cs="Times New Roman"/>
+          <w:bCs/>
+          <w:szCs w:val="24"/>
+        </w:rPr>
+      </w:pPr>
+      <w:r>
+        <w:rPr>
+          <w:rFonts w:eastAsia="Times New Roman" w:cs="Times New Roman"/>
+          <w:bCs/>
+          <w:szCs w:val="24"/>
+        </w:rPr>
+        <w:t>$</w:t>
+      </w:r>
+      <w:proofErr w:type="spellStart"/>
+      <w:r>
+        <w:rPr>
+          <w:rFonts w:eastAsia="Times New Roman" w:cs="Times New Roman"/>
+          <w:bCs/>
+          <w:szCs w:val="24"/>
+        </w:rPr>
+        <w:t>hero_titulo</w:t>
+      </w:r>
+      <w:proofErr w:type="spellEnd"/>
+      <w:r>
+        <w:rPr>
+          <w:rFonts w:eastAsia="Times New Roman" w:cs="Times New Roman"/>
+          <w:bCs/>
+          <w:szCs w:val="24"/>
+        </w:rPr>
+        <w:t xml:space="preserve"> = 'Compra tus tiquetes y consulta horarios de buses';</w:t>
+      </w:r>
+    </w:p>
+    <w:p>
+      <w:pPr>
+        <w:pStyle w:val="Prrafodelista"/>
+        <w:numPr>
+          <w:ilvl w:val="0"/>
+          <w:numId w:val="46"/>
+        </w:numPr>
+        <w:shd w:val="clear" w:color="auto" w:fill="FFFFFF"/>
+        <w:spacing w:after="100" w:afterAutospacing="1" w:line="480" w:lineRule="auto"/>
+        <w:rPr>
+          <w:rFonts w:eastAsia="Times New Roman" w:cs="Times New Roman"/>
+          <w:bCs/>
+          <w:szCs w:val="24"/>
+        </w:rPr>
+      </w:pPr>
+      <w:r>
+        <w:rPr>
+          <w:rFonts w:eastAsia="Times New Roman" w:cs="Times New Roman"/>
+          <w:bCs/>
+          <w:szCs w:val="24"/>
+        </w:rPr>
+        <w:t>$</w:t>
+      </w:r>
+      <w:proofErr w:type="spellStart"/>
+      <w:r>
+        <w:rPr>
+          <w:rFonts w:eastAsia="Times New Roman" w:cs="Times New Roman"/>
+          <w:bCs/>
+          <w:szCs w:val="24"/>
+        </w:rPr>
+        <w:t>hero_subtitulo</w:t>
+      </w:r>
+      <w:proofErr w:type="spellEnd"/>
+      <w:r>
+        <w:rPr>
+          <w:rFonts w:eastAsia="Times New Roman" w:cs="Times New Roman"/>
+          <w:bCs/>
+          <w:szCs w:val="24"/>
+        </w:rPr>
+        <w:t xml:space="preserve"> = 'Viaja por Colombia con las mejores rutas y empresas transportadoras.';</w:t>
+      </w:r>
+    </w:p>
+    <w:p>
+      <w:pPr>
+        <w:pStyle w:val="Prrafodelista"/>
+        <w:numPr>
+          <w:ilvl w:val="0"/>
+          <w:numId w:val="46"/>
+        </w:numPr>
+        <w:shd w:val="clear" w:color="auto" w:fill="FFFFFF"/>
+        <w:spacing w:after="100" w:afterAutospacing="1" w:line="480" w:lineRule="auto"/>
+        <w:rPr>
+          <w:rFonts w:eastAsia="Times New Roman" w:cs="Times New Roman"/>
+          <w:bCs/>
+          <w:szCs w:val="24"/>
+        </w:rPr>
+      </w:pPr>
+      <w:r>
+        <w:rPr>
+          <w:rFonts w:eastAsia="Times New Roman" w:cs="Times New Roman"/>
+          <w:bCs/>
+          <w:szCs w:val="24"/>
+        </w:rPr>
+        <w:t>Open Graph y Twitter Card</w:t>
       </w:r>
     </w:p>
     <w:p>
@@ -8168,7 +10318,241 @@
           <w:bCs/>
           <w:szCs w:val="24"/>
         </w:rPr>
-        <w:t xml:space="preserve">                     online en la Terminal de Transportes de Colombia.';</w:t>
+        <w:t xml:space="preserve">Se incorporaron las </w:t>
+      </w:r>
+      <w:proofErr w:type="spellStart"/>
+      <w:r>
+        <w:rPr>
+          <w:rFonts w:eastAsia="Times New Roman" w:cs="Times New Roman"/>
+          <w:bCs/>
+          <w:szCs w:val="24"/>
+        </w:rPr>
+        <w:t>metaetiquetas</w:t>
+      </w:r>
+      <w:proofErr w:type="spellEnd"/>
+      <w:r>
+        <w:rPr>
+          <w:rFonts w:eastAsia="Times New Roman" w:cs="Times New Roman"/>
+          <w:bCs/>
+          <w:szCs w:val="24"/>
+        </w:rPr>
+        <w:t xml:space="preserve"> Open Graph (</w:t>
+      </w:r>
+      <w:proofErr w:type="spellStart"/>
+      <w:proofErr w:type="gramStart"/>
+      <w:r>
+        <w:rPr>
+          <w:rFonts w:eastAsia="Times New Roman" w:cs="Times New Roman"/>
+          <w:bCs/>
+          <w:szCs w:val="24"/>
+        </w:rPr>
+        <w:t>og:title</w:t>
+      </w:r>
+      <w:proofErr w:type="spellEnd"/>
+      <w:proofErr w:type="gramEnd"/>
+      <w:r>
+        <w:rPr>
+          <w:rFonts w:eastAsia="Times New Roman" w:cs="Times New Roman"/>
+          <w:bCs/>
+          <w:szCs w:val="24"/>
+        </w:rPr>
+        <w:t xml:space="preserve">, </w:t>
+      </w:r>
+      <w:proofErr w:type="spellStart"/>
+      <w:proofErr w:type="gramStart"/>
+      <w:r>
+        <w:rPr>
+          <w:rFonts w:eastAsia="Times New Roman" w:cs="Times New Roman"/>
+          <w:bCs/>
+          <w:szCs w:val="24"/>
+        </w:rPr>
+        <w:t>og:description</w:t>
+      </w:r>
+      <w:proofErr w:type="spellEnd"/>
+      <w:proofErr w:type="gramEnd"/>
+      <w:r>
+        <w:rPr>
+          <w:rFonts w:eastAsia="Times New Roman" w:cs="Times New Roman"/>
+          <w:bCs/>
+          <w:szCs w:val="24"/>
+        </w:rPr>
+        <w:t xml:space="preserve">, </w:t>
+      </w:r>
+      <w:proofErr w:type="spellStart"/>
+      <w:proofErr w:type="gramStart"/>
+      <w:r>
+        <w:rPr>
+          <w:rFonts w:eastAsia="Times New Roman" w:cs="Times New Roman"/>
+          <w:bCs/>
+          <w:szCs w:val="24"/>
+        </w:rPr>
+        <w:t>og:image</w:t>
+      </w:r>
+      <w:proofErr w:type="spellEnd"/>
+      <w:proofErr w:type="gramEnd"/>
+      <w:r>
+        <w:rPr>
+          <w:rFonts w:eastAsia="Times New Roman" w:cs="Times New Roman"/>
+          <w:bCs/>
+          <w:szCs w:val="24"/>
+        </w:rPr>
+        <w:t xml:space="preserve">, </w:t>
+      </w:r>
+      <w:proofErr w:type="spellStart"/>
+      <w:proofErr w:type="gramStart"/>
+      <w:r>
+        <w:rPr>
+          <w:rFonts w:eastAsia="Times New Roman" w:cs="Times New Roman"/>
+          <w:bCs/>
+          <w:szCs w:val="24"/>
+        </w:rPr>
+        <w:t>og:type</w:t>
+      </w:r>
+      <w:proofErr w:type="spellEnd"/>
+      <w:proofErr w:type="gramEnd"/>
+      <w:r>
+        <w:rPr>
+          <w:rFonts w:eastAsia="Times New Roman" w:cs="Times New Roman"/>
+          <w:bCs/>
+          <w:szCs w:val="24"/>
+        </w:rPr>
+        <w:t xml:space="preserve">, </w:t>
+      </w:r>
+      <w:proofErr w:type="spellStart"/>
+      <w:r>
+        <w:rPr>
+          <w:rFonts w:eastAsia="Times New Roman" w:cs="Times New Roman"/>
+          <w:bCs/>
+          <w:szCs w:val="24"/>
+        </w:rPr>
+        <w:t>og:url</w:t>
+      </w:r>
+      <w:proofErr w:type="spellEnd"/>
+      <w:r>
+        <w:rPr>
+          <w:rFonts w:eastAsia="Times New Roman" w:cs="Times New Roman"/>
+          <w:bCs/>
+          <w:szCs w:val="24"/>
+        </w:rPr>
+        <w:t xml:space="preserve">) y </w:t>
+      </w:r>
+      <w:proofErr w:type="spellStart"/>
+      <w:proofErr w:type="gramStart"/>
+      <w:r>
+        <w:rPr>
+          <w:rFonts w:eastAsia="Times New Roman" w:cs="Times New Roman"/>
+          <w:bCs/>
+          <w:szCs w:val="24"/>
+        </w:rPr>
+        <w:t>twitter:card</w:t>
+      </w:r>
+      <w:proofErr w:type="spellEnd"/>
+      <w:proofErr w:type="gramEnd"/>
+      <w:r>
+        <w:rPr>
+          <w:rFonts w:eastAsia="Times New Roman" w:cs="Times New Roman"/>
+          <w:bCs/>
+          <w:szCs w:val="24"/>
+        </w:rPr>
+        <w:t xml:space="preserve"> en el archivo app/</w:t>
+      </w:r>
+      <w:proofErr w:type="spellStart"/>
+      <w:r>
+        <w:rPr>
+          <w:rFonts w:eastAsia="Times New Roman" w:cs="Times New Roman"/>
+          <w:bCs/>
+          <w:szCs w:val="24"/>
+        </w:rPr>
+        <w:t>includes</w:t>
+      </w:r>
+      <w:proofErr w:type="spellEnd"/>
+      <w:r>
+        <w:rPr>
+          <w:rFonts w:eastAsia="Times New Roman" w:cs="Times New Roman"/>
+          <w:bCs/>
+          <w:szCs w:val="24"/>
+        </w:rPr>
+        <w:t>/</w:t>
+      </w:r>
+      <w:proofErr w:type="spellStart"/>
+      <w:r>
+        <w:rPr>
+          <w:rFonts w:eastAsia="Times New Roman" w:cs="Times New Roman"/>
+          <w:bCs/>
+          <w:szCs w:val="24"/>
+        </w:rPr>
+        <w:t>header.php</w:t>
+      </w:r>
+      <w:proofErr w:type="spellEnd"/>
+      <w:r>
+        <w:rPr>
+          <w:rFonts w:eastAsia="Times New Roman" w:cs="Times New Roman"/>
+          <w:bCs/>
+          <w:szCs w:val="24"/>
+        </w:rPr>
+        <w:t xml:space="preserve">. La etiqueta </w:t>
+      </w:r>
+      <w:proofErr w:type="spellStart"/>
+      <w:proofErr w:type="gramStart"/>
+      <w:r>
+        <w:rPr>
+          <w:rFonts w:eastAsia="Times New Roman" w:cs="Times New Roman"/>
+          <w:bCs/>
+          <w:szCs w:val="24"/>
+        </w:rPr>
+        <w:t>og:image</w:t>
+      </w:r>
+      <w:proofErr w:type="spellEnd"/>
+      <w:proofErr w:type="gramEnd"/>
+      <w:r>
+        <w:rPr>
+          <w:rFonts w:eastAsia="Times New Roman" w:cs="Times New Roman"/>
+          <w:bCs/>
+          <w:szCs w:val="24"/>
+        </w:rPr>
+        <w:t xml:space="preserve"> utiliza una URL absoluta y </w:t>
+      </w:r>
+      <w:proofErr w:type="spellStart"/>
+      <w:r>
+        <w:rPr>
+          <w:rFonts w:eastAsia="Times New Roman" w:cs="Times New Roman"/>
+          <w:bCs/>
+          <w:szCs w:val="24"/>
+        </w:rPr>
+        <w:t>og:url</w:t>
+      </w:r>
+      <w:proofErr w:type="spellEnd"/>
+      <w:r>
+        <w:rPr>
+          <w:rFonts w:eastAsia="Times New Roman" w:cs="Times New Roman"/>
+          <w:bCs/>
+          <w:szCs w:val="24"/>
+        </w:rPr>
+        <w:t xml:space="preserve"> se genera dinámicamente con $_SERVER['HTTP_HOST'] y $_SERVER['REQUEST_URI'] para que cada página tenga su propia URL canónica al ser compartida.</w:t>
+      </w:r>
+    </w:p>
+    <w:p>
+      <w:pPr>
+        <w:pStyle w:val="Prrafodelista"/>
+        <w:numPr>
+          <w:ilvl w:val="0"/>
+          <w:numId w:val="47"/>
+        </w:numPr>
+        <w:shd w:val="clear" w:color="auto" w:fill="FFFFFF"/>
+        <w:spacing w:after="100" w:afterAutospacing="1" w:line="480" w:lineRule="auto"/>
+        <w:rPr>
+          <w:rFonts w:eastAsia="Times New Roman" w:cs="Times New Roman"/>
+          <w:bCs/>
+          <w:szCs w:val="24"/>
+        </w:rPr>
+      </w:pPr>
+      <w:r>
+        <w:rPr>
+          <w:rFonts w:eastAsia="Times New Roman" w:cs="Times New Roman"/>
+          <w:bCs/>
+          <w:szCs w:val="24"/>
+        </w:rPr>
+        <w:t>Diseño responsive</w:t>
       </w:r>
     </w:p>
     <w:p>
@@ -8188,27 +10572,483 @@
           <w:bCs/>
           <w:szCs w:val="24"/>
         </w:rPr>
-        <w:t>$meta_keywords = 'terminal de transportes, tiquetes online, horarios de buses,</w:t>
+        <w:lastRenderedPageBreak/>
+        <w:t xml:space="preserve">Se ajustó el archivo </w:t>
+      </w:r>
+      <w:proofErr w:type="spellStart"/>
+      <w:r>
+        <w:rPr>
+          <w:rFonts w:eastAsia="Times New Roman" w:cs="Times New Roman"/>
+          <w:bCs/>
+          <w:szCs w:val="24"/>
+        </w:rPr>
+        <w:t>css</w:t>
+      </w:r>
+      <w:proofErr w:type="spellEnd"/>
+      <w:r>
+        <w:rPr>
+          <w:rFonts w:eastAsia="Times New Roman" w:cs="Times New Roman"/>
+          <w:bCs/>
+          <w:szCs w:val="24"/>
+        </w:rPr>
+        <w:t xml:space="preserve">/styles.css agregando una media </w:t>
+      </w:r>
+      <w:proofErr w:type="spellStart"/>
+      <w:r>
+        <w:rPr>
+          <w:rFonts w:eastAsia="Times New Roman" w:cs="Times New Roman"/>
+          <w:bCs/>
+          <w:szCs w:val="24"/>
+        </w:rPr>
+        <w:t>query</w:t>
+      </w:r>
+      <w:proofErr w:type="spellEnd"/>
+      <w:r>
+        <w:rPr>
+          <w:rFonts w:eastAsia="Times New Roman" w:cs="Times New Roman"/>
+          <w:bCs/>
+          <w:szCs w:val="24"/>
+        </w:rPr>
+        <w:t xml:space="preserve"> para anchos menores o iguales a 768px, con reglas que reorganizan el menú en columna, reducen el tamaño del título principal y adaptan el </w:t>
+      </w:r>
+      <w:proofErr w:type="spellStart"/>
+      <w:r>
+        <w:rPr>
+          <w:rFonts w:eastAsia="Times New Roman" w:cs="Times New Roman"/>
+          <w:bCs/>
+          <w:szCs w:val="24"/>
+        </w:rPr>
+        <w:t>footer</w:t>
+      </w:r>
+      <w:proofErr w:type="spellEnd"/>
+      <w:r>
+        <w:rPr>
+          <w:rFonts w:eastAsia="Times New Roman" w:cs="Times New Roman"/>
+          <w:bCs/>
+          <w:szCs w:val="24"/>
+        </w:rPr>
+        <w:t xml:space="preserve"> a una sola columna:</w:t>
       </w:r>
     </w:p>
     <w:p>
       <w:pPr>
         <w:shd w:val="clear" w:color="auto" w:fill="FFFFFF"/>
-        <w:spacing w:after="100" w:afterAutospacing="1" w:line="480" w:lineRule="auto"/>
+        <w:spacing w:after="100" w:afterAutospacing="1" w:line="240" w:lineRule="auto"/>
         <w:ind w:firstLine="708"/>
         <w:rPr>
           <w:rFonts w:eastAsia="Times New Roman" w:cs="Times New Roman"/>
           <w:bCs/>
           <w:szCs w:val="24"/>
-        </w:rPr>
-      </w:pPr>
-      <w:r>
-        <w:rPr>
-          <w:rFonts w:eastAsia="Times New Roman" w:cs="Times New Roman"/>
-          <w:bCs/>
-          <w:szCs w:val="24"/>
-        </w:rPr>
-        <w:t xml:space="preserve">                  rutas nacionales, viajes en bus Colombia';</w:t>
+          <w:lang w:val="en-US"/>
+        </w:rPr>
+      </w:pPr>
+      <w:proofErr w:type="gramStart"/>
+      <w:r>
+        <w:rPr>
+          <w:rFonts w:eastAsia="Times New Roman" w:cs="Times New Roman"/>
+          <w:bCs/>
+          <w:szCs w:val="24"/>
+          <w:lang w:val="en-US"/>
+        </w:rPr>
+        <w:t>@media</w:t>
+      </w:r>
+      <w:proofErr w:type="gramEnd"/>
+      <w:r>
+        <w:rPr>
+          <w:rFonts w:eastAsia="Times New Roman" w:cs="Times New Roman"/>
+          <w:bCs/>
+          <w:szCs w:val="24"/>
+          <w:lang w:val="en-US"/>
+        </w:rPr>
+        <w:t xml:space="preserve"> (</w:t>
+      </w:r>
+      <w:proofErr w:type="gramStart"/>
+      <w:r>
+        <w:rPr>
+          <w:rFonts w:eastAsia="Times New Roman" w:cs="Times New Roman"/>
+          <w:bCs/>
+          <w:szCs w:val="24"/>
+          <w:lang w:val="en-US"/>
+        </w:rPr>
+        <w:t>max-width</w:t>
+      </w:r>
+      <w:proofErr w:type="gramEnd"/>
+      <w:r>
+        <w:rPr>
+          <w:rFonts w:eastAsia="Times New Roman" w:cs="Times New Roman"/>
+          <w:bCs/>
+          <w:szCs w:val="24"/>
+          <w:lang w:val="en-US"/>
+        </w:rPr>
+        <w:t>: 768</w:t>
+      </w:r>
+      <w:proofErr w:type="gramStart"/>
+      <w:r>
+        <w:rPr>
+          <w:rFonts w:eastAsia="Times New Roman" w:cs="Times New Roman"/>
+          <w:bCs/>
+          <w:szCs w:val="24"/>
+          <w:lang w:val="en-US"/>
+        </w:rPr>
+        <w:t>px){</w:t>
+      </w:r>
+      <w:proofErr w:type="gramEnd"/>
+    </w:p>
+    <w:p>
+      <w:pPr>
+        <w:shd w:val="clear" w:color="auto" w:fill="FFFFFF"/>
+        <w:spacing w:after="100" w:afterAutospacing="1" w:line="240" w:lineRule="auto"/>
+        <w:ind w:firstLine="708"/>
+        <w:rPr>
+          <w:rFonts w:eastAsia="Times New Roman" w:cs="Times New Roman"/>
+          <w:bCs/>
+          <w:szCs w:val="24"/>
+          <w:lang w:val="en-US"/>
+        </w:rPr>
+      </w:pPr>
+      <w:r>
+        <w:rPr>
+          <w:rFonts w:eastAsia="Times New Roman" w:cs="Times New Roman"/>
+          <w:bCs/>
+          <w:szCs w:val="24"/>
+          <w:lang w:val="en-US"/>
+        </w:rPr>
+        <w:t xml:space="preserve">    </w:t>
+      </w:r>
+      <w:proofErr w:type="gramStart"/>
+      <w:r>
+        <w:rPr>
+          <w:rFonts w:eastAsia="Times New Roman" w:cs="Times New Roman"/>
+          <w:bCs/>
+          <w:szCs w:val="24"/>
+          <w:lang w:val="en-US"/>
+        </w:rPr>
+        <w:t xml:space="preserve">.menu{ </w:t>
+      </w:r>
+      <w:proofErr w:type="spellStart"/>
+      <w:r>
+        <w:rPr>
+          <w:rFonts w:eastAsia="Times New Roman" w:cs="Times New Roman"/>
+          <w:bCs/>
+          <w:szCs w:val="24"/>
+          <w:lang w:val="en-US"/>
+        </w:rPr>
+        <w:t>display</w:t>
+      </w:r>
+      <w:proofErr w:type="gramEnd"/>
+      <w:r>
+        <w:rPr>
+          <w:rFonts w:eastAsia="Times New Roman" w:cs="Times New Roman"/>
+          <w:bCs/>
+          <w:szCs w:val="24"/>
+          <w:lang w:val="en-US"/>
+        </w:rPr>
+        <w:t>:flex</w:t>
+      </w:r>
+      <w:proofErr w:type="spellEnd"/>
+      <w:r>
+        <w:rPr>
+          <w:rFonts w:eastAsia="Times New Roman" w:cs="Times New Roman"/>
+          <w:bCs/>
+          <w:szCs w:val="24"/>
+          <w:lang w:val="en-US"/>
+        </w:rPr>
+        <w:t xml:space="preserve">; </w:t>
+      </w:r>
+      <w:proofErr w:type="spellStart"/>
+      <w:r>
+        <w:rPr>
+          <w:rFonts w:eastAsia="Times New Roman" w:cs="Times New Roman"/>
+          <w:bCs/>
+          <w:szCs w:val="24"/>
+          <w:lang w:val="en-US"/>
+        </w:rPr>
+        <w:t>flex-</w:t>
+      </w:r>
+      <w:proofErr w:type="gramStart"/>
+      <w:r>
+        <w:rPr>
+          <w:rFonts w:eastAsia="Times New Roman" w:cs="Times New Roman"/>
+          <w:bCs/>
+          <w:szCs w:val="24"/>
+          <w:lang w:val="en-US"/>
+        </w:rPr>
+        <w:t>direction:column</w:t>
+      </w:r>
+      <w:proofErr w:type="spellEnd"/>
+      <w:proofErr w:type="gramEnd"/>
+      <w:r>
+        <w:rPr>
+          <w:rFonts w:eastAsia="Times New Roman" w:cs="Times New Roman"/>
+          <w:bCs/>
+          <w:szCs w:val="24"/>
+          <w:lang w:val="en-US"/>
+        </w:rPr>
+        <w:t>; gap:10px</w:t>
+      </w:r>
+      <w:proofErr w:type="gramStart"/>
+      <w:r>
+        <w:rPr>
+          <w:rFonts w:eastAsia="Times New Roman" w:cs="Times New Roman"/>
+          <w:bCs/>
+          <w:szCs w:val="24"/>
+          <w:lang w:val="en-US"/>
+        </w:rPr>
+        <w:t>; }</w:t>
+      </w:r>
+      <w:proofErr w:type="gramEnd"/>
+    </w:p>
+    <w:p>
+      <w:pPr>
+        <w:shd w:val="clear" w:color="auto" w:fill="FFFFFF"/>
+        <w:spacing w:after="100" w:afterAutospacing="1" w:line="240" w:lineRule="auto"/>
+        <w:ind w:firstLine="708"/>
+        <w:rPr>
+          <w:rFonts w:eastAsia="Times New Roman" w:cs="Times New Roman"/>
+          <w:bCs/>
+          <w:szCs w:val="24"/>
+          <w:lang w:val="en-US"/>
+        </w:rPr>
+      </w:pPr>
+      <w:r>
+        <w:rPr>
+          <w:rFonts w:eastAsia="Times New Roman" w:cs="Times New Roman"/>
+          <w:bCs/>
+          <w:szCs w:val="24"/>
+          <w:lang w:val="en-US"/>
+        </w:rPr>
+        <w:t xml:space="preserve">    </w:t>
+      </w:r>
+      <w:proofErr w:type="gramStart"/>
+      <w:r>
+        <w:rPr>
+          <w:rFonts w:eastAsia="Times New Roman" w:cs="Times New Roman"/>
+          <w:bCs/>
+          <w:szCs w:val="24"/>
+          <w:lang w:val="en-US"/>
+        </w:rPr>
+        <w:t>.hero</w:t>
+      </w:r>
+      <w:proofErr w:type="gramEnd"/>
+      <w:r>
+        <w:rPr>
+          <w:rFonts w:eastAsia="Times New Roman" w:cs="Times New Roman"/>
+          <w:bCs/>
+          <w:szCs w:val="24"/>
+          <w:lang w:val="en-US"/>
+        </w:rPr>
+        <w:t>-text h</w:t>
+      </w:r>
+      <w:proofErr w:type="gramStart"/>
+      <w:r>
+        <w:rPr>
+          <w:rFonts w:eastAsia="Times New Roman" w:cs="Times New Roman"/>
+          <w:bCs/>
+          <w:szCs w:val="24"/>
+          <w:lang w:val="en-US"/>
+        </w:rPr>
+        <w:t>1{ font</w:t>
+      </w:r>
+      <w:proofErr w:type="gramEnd"/>
+      <w:r>
+        <w:rPr>
+          <w:rFonts w:eastAsia="Times New Roman" w:cs="Times New Roman"/>
+          <w:bCs/>
+          <w:szCs w:val="24"/>
+          <w:lang w:val="en-US"/>
+        </w:rPr>
+        <w:t>-size:28px</w:t>
+      </w:r>
+      <w:proofErr w:type="gramStart"/>
+      <w:r>
+        <w:rPr>
+          <w:rFonts w:eastAsia="Times New Roman" w:cs="Times New Roman"/>
+          <w:bCs/>
+          <w:szCs w:val="24"/>
+          <w:lang w:val="en-US"/>
+        </w:rPr>
+        <w:t>; }</w:t>
+      </w:r>
+      <w:proofErr w:type="gramEnd"/>
+    </w:p>
+    <w:p>
+      <w:pPr>
+        <w:shd w:val="clear" w:color="auto" w:fill="FFFFFF"/>
+        <w:spacing w:after="100" w:afterAutospacing="1" w:line="240" w:lineRule="auto"/>
+        <w:ind w:firstLine="708"/>
+        <w:rPr>
+          <w:rFonts w:eastAsia="Times New Roman" w:cs="Times New Roman"/>
+          <w:bCs/>
+          <w:szCs w:val="24"/>
+          <w:lang w:val="en-US"/>
+        </w:rPr>
+      </w:pPr>
+      <w:r>
+        <w:rPr>
+          <w:rFonts w:eastAsia="Times New Roman" w:cs="Times New Roman"/>
+          <w:bCs/>
+          <w:szCs w:val="24"/>
+          <w:lang w:val="en-US"/>
+        </w:rPr>
+        <w:t xml:space="preserve">    </w:t>
+      </w:r>
+      <w:proofErr w:type="gramStart"/>
+      <w:r>
+        <w:rPr>
+          <w:rFonts w:eastAsia="Times New Roman" w:cs="Times New Roman"/>
+          <w:bCs/>
+          <w:szCs w:val="24"/>
+          <w:lang w:val="en-US"/>
+        </w:rPr>
+        <w:t>.hero</w:t>
+      </w:r>
+      <w:proofErr w:type="gramEnd"/>
+      <w:r>
+        <w:rPr>
+          <w:rFonts w:eastAsia="Times New Roman" w:cs="Times New Roman"/>
+          <w:bCs/>
+          <w:szCs w:val="24"/>
+          <w:lang w:val="en-US"/>
+        </w:rPr>
+        <w:t xml:space="preserve">-text </w:t>
+      </w:r>
+      <w:proofErr w:type="gramStart"/>
+      <w:r>
+        <w:rPr>
+          <w:rFonts w:eastAsia="Times New Roman" w:cs="Times New Roman"/>
+          <w:bCs/>
+          <w:szCs w:val="24"/>
+          <w:lang w:val="en-US"/>
+        </w:rPr>
+        <w:t>p{ font</w:t>
+      </w:r>
+      <w:proofErr w:type="gramEnd"/>
+      <w:r>
+        <w:rPr>
+          <w:rFonts w:eastAsia="Times New Roman" w:cs="Times New Roman"/>
+          <w:bCs/>
+          <w:szCs w:val="24"/>
+          <w:lang w:val="en-US"/>
+        </w:rPr>
+        <w:t>-size:16px</w:t>
+      </w:r>
+      <w:proofErr w:type="gramStart"/>
+      <w:r>
+        <w:rPr>
+          <w:rFonts w:eastAsia="Times New Roman" w:cs="Times New Roman"/>
+          <w:bCs/>
+          <w:szCs w:val="24"/>
+          <w:lang w:val="en-US"/>
+        </w:rPr>
+        <w:t>; }</w:t>
+      </w:r>
+      <w:proofErr w:type="gramEnd"/>
+    </w:p>
+    <w:p>
+      <w:pPr>
+        <w:shd w:val="clear" w:color="auto" w:fill="FFFFFF"/>
+        <w:spacing w:after="100" w:afterAutospacing="1" w:line="240" w:lineRule="auto"/>
+        <w:ind w:firstLine="708"/>
+        <w:rPr>
+          <w:rFonts w:eastAsia="Times New Roman" w:cs="Times New Roman"/>
+          <w:bCs/>
+          <w:szCs w:val="24"/>
+        </w:rPr>
+      </w:pPr>
+      <w:r>
+        <w:rPr>
+          <w:rFonts w:eastAsia="Times New Roman" w:cs="Times New Roman"/>
+          <w:bCs/>
+          <w:szCs w:val="24"/>
+          <w:lang w:val="en-US"/>
+        </w:rPr>
+        <w:t xml:space="preserve">    </w:t>
+      </w:r>
+      <w:proofErr w:type="gramStart"/>
+      <w:r>
+        <w:rPr>
+          <w:rFonts w:eastAsia="Times New Roman" w:cs="Times New Roman"/>
+          <w:bCs/>
+          <w:szCs w:val="24"/>
+        </w:rPr>
+        <w:t>.</w:t>
+      </w:r>
+      <w:proofErr w:type="spellStart"/>
+      <w:r>
+        <w:rPr>
+          <w:rFonts w:eastAsia="Times New Roman" w:cs="Times New Roman"/>
+          <w:bCs/>
+          <w:szCs w:val="24"/>
+        </w:rPr>
+        <w:t>footer</w:t>
+      </w:r>
+      <w:proofErr w:type="spellEnd"/>
+      <w:proofErr w:type="gramEnd"/>
+      <w:r>
+        <w:rPr>
+          <w:rFonts w:eastAsia="Times New Roman" w:cs="Times New Roman"/>
+          <w:bCs/>
+          <w:szCs w:val="24"/>
+        </w:rPr>
+        <w:t>-</w:t>
+      </w:r>
+      <w:proofErr w:type="gramStart"/>
+      <w:r>
+        <w:rPr>
+          <w:rFonts w:eastAsia="Times New Roman" w:cs="Times New Roman"/>
+          <w:bCs/>
+          <w:szCs w:val="24"/>
+        </w:rPr>
+        <w:t xml:space="preserve">container{ </w:t>
+      </w:r>
+      <w:proofErr w:type="spellStart"/>
+      <w:r>
+        <w:rPr>
+          <w:rFonts w:eastAsia="Times New Roman" w:cs="Times New Roman"/>
+          <w:bCs/>
+          <w:szCs w:val="24"/>
+        </w:rPr>
+        <w:t>display</w:t>
+      </w:r>
+      <w:proofErr w:type="gramEnd"/>
+      <w:r>
+        <w:rPr>
+          <w:rFonts w:eastAsia="Times New Roman" w:cs="Times New Roman"/>
+          <w:bCs/>
+          <w:szCs w:val="24"/>
+        </w:rPr>
+        <w:t>:block</w:t>
+      </w:r>
+      <w:proofErr w:type="spellEnd"/>
+      <w:proofErr w:type="gramStart"/>
+      <w:r>
+        <w:rPr>
+          <w:rFonts w:eastAsia="Times New Roman" w:cs="Times New Roman"/>
+          <w:bCs/>
+          <w:szCs w:val="24"/>
+        </w:rPr>
+        <w:t>; }</w:t>
+      </w:r>
+      <w:proofErr w:type="gramEnd"/>
+    </w:p>
+    <w:p>
+      <w:pPr>
+        <w:shd w:val="clear" w:color="auto" w:fill="FFFFFF"/>
+        <w:spacing w:after="100" w:afterAutospacing="1" w:line="240" w:lineRule="auto"/>
+        <w:ind w:firstLine="708"/>
+        <w:rPr>
+          <w:rFonts w:eastAsia="Times New Roman" w:cs="Times New Roman"/>
+          <w:bCs/>
+          <w:szCs w:val="24"/>
+        </w:rPr>
+      </w:pPr>
+      <w:r>
+        <w:rPr>
+          <w:rFonts w:eastAsia="Times New Roman" w:cs="Times New Roman"/>
+          <w:bCs/>
+          <w:szCs w:val="24"/>
+        </w:rPr>
+        <w:t>}</w:t>
       </w:r>
     </w:p>
     <w:p>
@@ -8232,7 +11072,7 @@
           <w:bCs/>
           <w:szCs w:val="24"/>
         </w:rPr>
-        <w:t>Optimización del encabezado H1 y subtítulo</w:t>
+        <w:t>Implementación de robots.txt</w:t>
       </w:r>
     </w:p>
     <w:p>
@@ -8252,144 +11092,43 @@
           <w:bCs/>
           <w:szCs w:val="24"/>
         </w:rPr>
-        <w:t>Se actualizaron $hero_titulo y $hero_subtitulo en app/index.php para incluir palabras clave relevantes:</w:t>
-      </w:r>
-    </w:p>
-    <w:p>
-      <w:pPr>
-        <w:shd w:val="clear" w:color="auto" w:fill="FFFFFF"/>
-        <w:spacing w:after="100" w:afterAutospacing="1" w:line="480" w:lineRule="auto"/>
-        <w:ind w:firstLine="708"/>
-        <w:rPr>
-          <w:rFonts w:eastAsia="Times New Roman" w:cs="Times New Roman"/>
-          <w:bCs/>
-          <w:szCs w:val="24"/>
-        </w:rPr>
-      </w:pPr>
-      <w:r>
-        <w:rPr>
-          <w:rFonts w:eastAsia="Times New Roman" w:cs="Times New Roman"/>
-          <w:bCs/>
-          <w:szCs w:val="24"/>
-        </w:rPr>
-        <w:t>$hero_titulo = 'Compra tus tiquetes y consulta horarios de buses';</w:t>
-      </w:r>
-    </w:p>
-    <w:p>
-      <w:pPr>
-        <w:shd w:val="clear" w:color="auto" w:fill="FFFFFF"/>
-        <w:spacing w:after="100" w:afterAutospacing="1" w:line="480" w:lineRule="auto"/>
-        <w:ind w:firstLine="708"/>
-        <w:rPr>
-          <w:rFonts w:eastAsia="Times New Roman" w:cs="Times New Roman"/>
-          <w:bCs/>
-          <w:szCs w:val="24"/>
-        </w:rPr>
-      </w:pPr>
-      <w:r>
-        <w:rPr>
-          <w:rFonts w:eastAsia="Times New Roman" w:cs="Times New Roman"/>
-          <w:bCs/>
-          <w:szCs w:val="24"/>
-        </w:rPr>
-        <w:t>$hero_subtitulo = 'Viaja por Colombia con las mejores rutas y empresas transportadoras.';</w:t>
-      </w:r>
-    </w:p>
-    <w:p>
-      <w:pPr>
-        <w:pStyle w:val="Prrafodelista"/>
-        <w:numPr>
-          <w:ilvl w:val="0"/>
-          <w:numId w:val="40"/>
-        </w:numPr>
-        <w:shd w:val="clear" w:color="auto" w:fill="FFFFFF"/>
-        <w:spacing w:after="100" w:afterAutospacing="1" w:line="480" w:lineRule="auto"/>
-        <w:rPr>
-          <w:rFonts w:eastAsia="Times New Roman" w:cs="Times New Roman"/>
-          <w:bCs/>
-          <w:szCs w:val="24"/>
-        </w:rPr>
-      </w:pPr>
-      <w:r>
-        <w:rPr>
-          <w:rFonts w:eastAsia="Times New Roman" w:cs="Times New Roman"/>
-          <w:bCs/>
-          <w:szCs w:val="24"/>
-        </w:rPr>
-        <w:t>Open Graph y Twitter Card</w:t>
-      </w:r>
-    </w:p>
-    <w:p>
-      <w:pPr>
-        <w:shd w:val="clear" w:color="auto" w:fill="FFFFFF"/>
-        <w:spacing w:after="100" w:afterAutospacing="1" w:line="480" w:lineRule="auto"/>
-        <w:ind w:firstLine="708"/>
-        <w:rPr>
-          <w:rFonts w:eastAsia="Times New Roman" w:cs="Times New Roman"/>
-          <w:bCs/>
-          <w:szCs w:val="24"/>
-        </w:rPr>
-      </w:pPr>
-      <w:r>
-        <w:rPr>
-          <w:rFonts w:eastAsia="Times New Roman" w:cs="Times New Roman"/>
-          <w:bCs/>
-          <w:szCs w:val="24"/>
-        </w:rPr>
-        <w:t xml:space="preserve">Se incorporaron las metaetiquetas Open Graph (og:title, og:description, og:image, og:type, og:url) y twitter:card en el archivo app/includes/header.php. La etiqueta og:image utiliza una URL absoluta y og:url se genera dinámicamente con $_SERVER['HTTP_HOST'] y </w:t>
-      </w:r>
-      <w:r>
-        <w:rPr>
-          <w:rFonts w:eastAsia="Times New Roman" w:cs="Times New Roman"/>
-          <w:bCs/>
-          <w:szCs w:val="24"/>
-        </w:rPr>
-        <w:lastRenderedPageBreak/>
-        <w:t>$_SERVER['REQUEST_URI'] para que cada página tenga su propia URL canónica al ser compartida.</w:t>
-      </w:r>
-    </w:p>
-    <w:p>
-      <w:pPr>
-        <w:pStyle w:val="Prrafodelista"/>
-        <w:numPr>
-          <w:ilvl w:val="0"/>
-          <w:numId w:val="40"/>
-        </w:numPr>
-        <w:shd w:val="clear" w:color="auto" w:fill="FFFFFF"/>
-        <w:spacing w:after="100" w:afterAutospacing="1" w:line="480" w:lineRule="auto"/>
-        <w:rPr>
-          <w:rFonts w:eastAsia="Times New Roman" w:cs="Times New Roman"/>
-          <w:bCs/>
-          <w:szCs w:val="24"/>
-        </w:rPr>
-      </w:pPr>
-      <w:r>
-        <w:rPr>
-          <w:rFonts w:eastAsia="Times New Roman" w:cs="Times New Roman"/>
-          <w:bCs/>
-          <w:szCs w:val="24"/>
-        </w:rPr>
-        <w:t>Diseño responsive</w:t>
-      </w:r>
-    </w:p>
-    <w:p>
-      <w:pPr>
-        <w:shd w:val="clear" w:color="auto" w:fill="FFFFFF"/>
-        <w:spacing w:after="100" w:afterAutospacing="1" w:line="480" w:lineRule="auto"/>
-        <w:ind w:firstLine="708"/>
-        <w:rPr>
-          <w:rFonts w:eastAsia="Times New Roman" w:cs="Times New Roman"/>
-          <w:bCs/>
-          <w:szCs w:val="24"/>
-        </w:rPr>
-      </w:pPr>
-      <w:r>
-        <w:rPr>
-          <w:rFonts w:eastAsia="Times New Roman" w:cs="Times New Roman"/>
-          <w:bCs/>
-          <w:szCs w:val="24"/>
-        </w:rPr>
-        <w:t>Se ajustó el archivo css/styles.css agregando una media query para anchos menores o iguales a 768px, con reglas que reorganizan el menú en columna, reducen el tamaño del título principal y adaptan el footer a una sola columna:</w:t>
+        <w:t>Se creó el archivo robots.txt en la raíz del proyecto (</w:t>
+      </w:r>
+      <w:proofErr w:type="spellStart"/>
+      <w:r>
+        <w:rPr>
+          <w:rFonts w:eastAsia="Times New Roman" w:cs="Times New Roman"/>
+          <w:bCs/>
+          <w:szCs w:val="24"/>
+        </w:rPr>
+        <w:t>terminal_completo</w:t>
+      </w:r>
+      <w:proofErr w:type="spellEnd"/>
+      <w:r>
+        <w:rPr>
+          <w:rFonts w:eastAsia="Times New Roman" w:cs="Times New Roman"/>
+          <w:bCs/>
+          <w:szCs w:val="24"/>
+        </w:rPr>
+        <w:t xml:space="preserve">/robots.txt) con instrucciones para los motores de búsqueda: permitir el rastreo general del sitio, bloquear el panel administrativo y los archivos internos, y declarar la ubicación del </w:t>
+      </w:r>
+      <w:proofErr w:type="spellStart"/>
+      <w:r>
+        <w:rPr>
+          <w:rFonts w:eastAsia="Times New Roman" w:cs="Times New Roman"/>
+          <w:bCs/>
+          <w:szCs w:val="24"/>
+        </w:rPr>
+        <w:t>sitemap</w:t>
+      </w:r>
+      <w:proofErr w:type="spellEnd"/>
+      <w:r>
+        <w:rPr>
+          <w:rFonts w:eastAsia="Times New Roman" w:cs="Times New Roman"/>
+          <w:bCs/>
+          <w:szCs w:val="24"/>
+        </w:rPr>
+        <w:t>:</w:t>
       </w:r>
     </w:p>
     <w:p>
@@ -8404,6 +11143,7 @@
           <w:lang w:val="en-US"/>
         </w:rPr>
       </w:pPr>
+      <w:proofErr w:type="gramStart"/>
       <w:r>
         <w:rPr>
           <w:rFonts w:eastAsia="Times New Roman" w:cs="Times New Roman"/>
@@ -8411,7 +11151,17 @@
           <w:szCs w:val="24"/>
           <w:lang w:val="en-US"/>
         </w:rPr>
-        <w:t>@media (max-width: 768px){</w:t>
+        <w:t>User-agent</w:t>
+      </w:r>
+      <w:proofErr w:type="gramEnd"/>
+      <w:r>
+        <w:rPr>
+          <w:rFonts w:eastAsia="Times New Roman" w:cs="Times New Roman"/>
+          <w:bCs/>
+          <w:szCs w:val="24"/>
+          <w:lang w:val="en-US"/>
+        </w:rPr>
+        <w:t xml:space="preserve">: </w:t>
       </w:r>
     </w:p>
     <w:p>
@@ -8433,7 +11183,7 @@
           <w:szCs w:val="24"/>
           <w:lang w:val="en-US"/>
         </w:rPr>
-        <w:t xml:space="preserve">    .menu{ display:flex; flex-direction:column; gap:10px; }</w:t>
+        <w:t>Allow: /</w:t>
       </w:r>
     </w:p>
     <w:p>
@@ -8455,8 +11205,39 @@
           <w:szCs w:val="24"/>
           <w:lang w:val="en-US"/>
         </w:rPr>
-        <w:t xml:space="preserve">    .hero-text h1{ font-size:28px; }</w:t>
-      </w:r>
+        <w:t xml:space="preserve"># </w:t>
+      </w:r>
+      <w:proofErr w:type="spellStart"/>
+      <w:r>
+        <w:rPr>
+          <w:rFonts w:eastAsia="Times New Roman" w:cs="Times New Roman"/>
+          <w:bCs/>
+          <w:szCs w:val="24"/>
+          <w:lang w:val="en-US"/>
+        </w:rPr>
+        <w:t>Bloquear</w:t>
+      </w:r>
+      <w:proofErr w:type="spellEnd"/>
+      <w:r>
+        <w:rPr>
+          <w:rFonts w:eastAsia="Times New Roman" w:cs="Times New Roman"/>
+          <w:bCs/>
+          <w:szCs w:val="24"/>
+          <w:lang w:val="en-US"/>
+        </w:rPr>
+        <w:t xml:space="preserve"> panel </w:t>
+      </w:r>
+      <w:proofErr w:type="spellStart"/>
+      <w:r>
+        <w:rPr>
+          <w:rFonts w:eastAsia="Times New Roman" w:cs="Times New Roman"/>
+          <w:bCs/>
+          <w:szCs w:val="24"/>
+          <w:lang w:val="en-US"/>
+        </w:rPr>
+        <w:t>administrativo</w:t>
+      </w:r>
+      <w:proofErr w:type="spellEnd"/>
     </w:p>
     <w:p>
       <w:pPr>
@@ -8477,8 +11258,39 @@
           <w:szCs w:val="24"/>
           <w:lang w:val="en-US"/>
         </w:rPr>
-        <w:t xml:space="preserve">    .hero-text p{ font-size:16px; }</w:t>
-      </w:r>
+        <w:t>Disallow: /</w:t>
+      </w:r>
+      <w:proofErr w:type="spellStart"/>
+      <w:r>
+        <w:rPr>
+          <w:rFonts w:eastAsia="Times New Roman" w:cs="Times New Roman"/>
+          <w:bCs/>
+          <w:szCs w:val="24"/>
+          <w:lang w:val="en-US"/>
+        </w:rPr>
+        <w:t>terminal_completo</w:t>
+      </w:r>
+      <w:proofErr w:type="spellEnd"/>
+      <w:r>
+        <w:rPr>
+          <w:rFonts w:eastAsia="Times New Roman" w:cs="Times New Roman"/>
+          <w:bCs/>
+          <w:szCs w:val="24"/>
+          <w:lang w:val="en-US"/>
+        </w:rPr>
+        <w:t>/app/</w:t>
+      </w:r>
+      <w:proofErr w:type="spellStart"/>
+      <w:r>
+        <w:rPr>
+          <w:rFonts w:eastAsia="Times New Roman" w:cs="Times New Roman"/>
+          <w:bCs/>
+          <w:szCs w:val="24"/>
+          <w:lang w:val="en-US"/>
+        </w:rPr>
+        <w:t>admin.php</w:t>
+      </w:r>
+      <w:proofErr w:type="spellEnd"/>
     </w:p>
     <w:p>
       <w:pPr>
@@ -8489,25 +11301,49 @@
           <w:rFonts w:eastAsia="Times New Roman" w:cs="Times New Roman"/>
           <w:bCs/>
           <w:szCs w:val="24"/>
-        </w:rPr>
-      </w:pPr>
-      <w:r>
-        <w:rPr>
-          <w:rFonts w:eastAsia="Times New Roman" w:cs="Times New Roman"/>
-          <w:bCs/>
-          <w:szCs w:val="24"/>
           <w:lang w:val="en-US"/>
         </w:rPr>
-        <w:t xml:space="preserve">    </w:t>
-      </w:r>
-      <w:r>
-        <w:rPr>
-          <w:rFonts w:eastAsia="Times New Roman" w:cs="Times New Roman"/>
-          <w:bCs/>
-          <w:szCs w:val="24"/>
-        </w:rPr>
-        <w:t>.footer-container{ display:block; }</w:t>
-      </w:r>
+      </w:pPr>
+      <w:r>
+        <w:rPr>
+          <w:rFonts w:eastAsia="Times New Roman" w:cs="Times New Roman"/>
+          <w:bCs/>
+          <w:szCs w:val="24"/>
+          <w:lang w:val="en-US"/>
+        </w:rPr>
+        <w:t>Disallow: /</w:t>
+      </w:r>
+      <w:proofErr w:type="spellStart"/>
+      <w:r>
+        <w:rPr>
+          <w:rFonts w:eastAsia="Times New Roman" w:cs="Times New Roman"/>
+          <w:bCs/>
+          <w:szCs w:val="24"/>
+          <w:lang w:val="en-US"/>
+        </w:rPr>
+        <w:t>terminal_completo</w:t>
+      </w:r>
+      <w:proofErr w:type="spellEnd"/>
+      <w:r>
+        <w:rPr>
+          <w:rFonts w:eastAsia="Times New Roman" w:cs="Times New Roman"/>
+          <w:bCs/>
+          <w:szCs w:val="24"/>
+          <w:lang w:val="en-US"/>
+        </w:rPr>
+        <w:t>/app/</w:t>
+      </w:r>
+      <w:proofErr w:type="spellStart"/>
+      <w:r>
+        <w:rPr>
+          <w:rFonts w:eastAsia="Times New Roman" w:cs="Times New Roman"/>
+          <w:bCs/>
+          <w:szCs w:val="24"/>
+          <w:lang w:val="en-US"/>
+        </w:rPr>
+        <w:t>login.php</w:t>
+      </w:r>
+      <w:proofErr w:type="spellEnd"/>
     </w:p>
     <w:p>
       <w:pPr>
@@ -8518,59 +11354,37 @@
           <w:rFonts w:eastAsia="Times New Roman" w:cs="Times New Roman"/>
           <w:bCs/>
           <w:szCs w:val="24"/>
-        </w:rPr>
-      </w:pPr>
-      <w:r>
-        <w:rPr>
-          <w:rFonts w:eastAsia="Times New Roman" w:cs="Times New Roman"/>
-          <w:bCs/>
-          <w:szCs w:val="24"/>
-        </w:rPr>
-        <w:t>}</w:t>
-      </w:r>
-    </w:p>
-    <w:p>
-      <w:pPr>
-        <w:pStyle w:val="Prrafodelista"/>
-        <w:numPr>
-          <w:ilvl w:val="0"/>
-          <w:numId w:val="40"/>
-        </w:numPr>
-        <w:shd w:val="clear" w:color="auto" w:fill="FFFFFF"/>
-        <w:spacing w:after="100" w:afterAutospacing="1" w:line="480" w:lineRule="auto"/>
-        <w:rPr>
-          <w:rFonts w:eastAsia="Times New Roman" w:cs="Times New Roman"/>
-          <w:bCs/>
-          <w:szCs w:val="24"/>
-        </w:rPr>
-      </w:pPr>
-      <w:r>
-        <w:rPr>
-          <w:rFonts w:eastAsia="Times New Roman" w:cs="Times New Roman"/>
-          <w:bCs/>
-          <w:szCs w:val="24"/>
-        </w:rPr>
-        <w:t>Implementación de robots.txt</w:t>
-      </w:r>
-    </w:p>
-    <w:p>
-      <w:pPr>
-        <w:shd w:val="clear" w:color="auto" w:fill="FFFFFF"/>
-        <w:spacing w:after="100" w:afterAutospacing="1" w:line="480" w:lineRule="auto"/>
-        <w:ind w:firstLine="708"/>
-        <w:rPr>
-          <w:rFonts w:eastAsia="Times New Roman" w:cs="Times New Roman"/>
-          <w:bCs/>
-          <w:szCs w:val="24"/>
-        </w:rPr>
-      </w:pPr>
-      <w:r>
-        <w:rPr>
-          <w:rFonts w:eastAsia="Times New Roman" w:cs="Times New Roman"/>
-          <w:bCs/>
-          <w:szCs w:val="24"/>
-        </w:rPr>
-        <w:t>Se creó el archivo robots.txt en la raíz del proyecto (terminal_completo/robots.txt) con instrucciones para los motores de búsqueda: permitir el rastreo general del sitio, bloquear el panel administrativo y los archivos internos, y declarar la ubicación del sitemap:</w:t>
+          <w:lang w:val="en-US"/>
+        </w:rPr>
+      </w:pPr>
+      <w:r>
+        <w:rPr>
+          <w:rFonts w:eastAsia="Times New Roman" w:cs="Times New Roman"/>
+          <w:bCs/>
+          <w:szCs w:val="24"/>
+          <w:lang w:val="en-US"/>
+        </w:rPr>
+        <w:t>Disallow: /</w:t>
+      </w:r>
+      <w:proofErr w:type="spellStart"/>
+      <w:r>
+        <w:rPr>
+          <w:rFonts w:eastAsia="Times New Roman" w:cs="Times New Roman"/>
+          <w:bCs/>
+          <w:szCs w:val="24"/>
+          <w:lang w:val="en-US"/>
+        </w:rPr>
+        <w:t>terminal_completo</w:t>
+      </w:r>
+      <w:proofErr w:type="spellEnd"/>
+      <w:r>
+        <w:rPr>
+          <w:rFonts w:eastAsia="Times New Roman" w:cs="Times New Roman"/>
+          <w:bCs/>
+          <w:szCs w:val="24"/>
+          <w:lang w:val="en-US"/>
+        </w:rPr>
+        <w:t>/app/includes/</w:t>
       </w:r>
     </w:p>
     <w:p>
@@ -8592,139 +11406,7 @@
           <w:szCs w:val="24"/>
           <w:lang w:val="en-US"/>
         </w:rPr>
-        <w:t xml:space="preserve">User-agent: </w:t>
-      </w:r>
-    </w:p>
-    <w:p>
-      <w:pPr>
-        <w:shd w:val="clear" w:color="auto" w:fill="FFFFFF"/>
-        <w:spacing w:after="100" w:afterAutospacing="1" w:line="240" w:lineRule="auto"/>
-        <w:ind w:firstLine="708"/>
-        <w:rPr>
-          <w:rFonts w:eastAsia="Times New Roman" w:cs="Times New Roman"/>
-          <w:bCs/>
-          <w:szCs w:val="24"/>
-          <w:lang w:val="en-US"/>
-        </w:rPr>
-      </w:pPr>
-      <w:r>
-        <w:rPr>
-          <w:rFonts w:eastAsia="Times New Roman" w:cs="Times New Roman"/>
-          <w:bCs/>
-          <w:szCs w:val="24"/>
-          <w:lang w:val="en-US"/>
-        </w:rPr>
-        <w:t>Allow: /</w:t>
-      </w:r>
-    </w:p>
-    <w:p>
-      <w:pPr>
-        <w:shd w:val="clear" w:color="auto" w:fill="FFFFFF"/>
-        <w:spacing w:after="100" w:afterAutospacing="1" w:line="240" w:lineRule="auto"/>
-        <w:ind w:firstLine="708"/>
-        <w:rPr>
-          <w:rFonts w:eastAsia="Times New Roman" w:cs="Times New Roman"/>
-          <w:bCs/>
-          <w:szCs w:val="24"/>
-          <w:lang w:val="en-US"/>
-        </w:rPr>
-      </w:pPr>
-      <w:r>
-        <w:rPr>
-          <w:rFonts w:eastAsia="Times New Roman" w:cs="Times New Roman"/>
-          <w:bCs/>
-          <w:szCs w:val="24"/>
-          <w:lang w:val="en-US"/>
-        </w:rPr>
         <w:lastRenderedPageBreak/>
-        <w:t># Bloquear panel administrativo</w:t>
-      </w:r>
-    </w:p>
-    <w:p>
-      <w:pPr>
-        <w:shd w:val="clear" w:color="auto" w:fill="FFFFFF"/>
-        <w:spacing w:after="100" w:afterAutospacing="1" w:line="240" w:lineRule="auto"/>
-        <w:ind w:firstLine="708"/>
-        <w:rPr>
-          <w:rFonts w:eastAsia="Times New Roman" w:cs="Times New Roman"/>
-          <w:bCs/>
-          <w:szCs w:val="24"/>
-          <w:lang w:val="en-US"/>
-        </w:rPr>
-      </w:pPr>
-      <w:r>
-        <w:rPr>
-          <w:rFonts w:eastAsia="Times New Roman" w:cs="Times New Roman"/>
-          <w:bCs/>
-          <w:szCs w:val="24"/>
-          <w:lang w:val="en-US"/>
-        </w:rPr>
-        <w:t>Disallow: /terminal_completo/app/admin.php</w:t>
-      </w:r>
-    </w:p>
-    <w:p>
-      <w:pPr>
-        <w:shd w:val="clear" w:color="auto" w:fill="FFFFFF"/>
-        <w:spacing w:after="100" w:afterAutospacing="1" w:line="240" w:lineRule="auto"/>
-        <w:ind w:firstLine="708"/>
-        <w:rPr>
-          <w:rFonts w:eastAsia="Times New Roman" w:cs="Times New Roman"/>
-          <w:bCs/>
-          <w:szCs w:val="24"/>
-          <w:lang w:val="en-US"/>
-        </w:rPr>
-      </w:pPr>
-      <w:r>
-        <w:rPr>
-          <w:rFonts w:eastAsia="Times New Roman" w:cs="Times New Roman"/>
-          <w:bCs/>
-          <w:szCs w:val="24"/>
-          <w:lang w:val="en-US"/>
-        </w:rPr>
-        <w:t>Disallow: /terminal_completo/app/login.php</w:t>
-      </w:r>
-    </w:p>
-    <w:p>
-      <w:pPr>
-        <w:shd w:val="clear" w:color="auto" w:fill="FFFFFF"/>
-        <w:spacing w:after="100" w:afterAutospacing="1" w:line="240" w:lineRule="auto"/>
-        <w:ind w:firstLine="708"/>
-        <w:rPr>
-          <w:rFonts w:eastAsia="Times New Roman" w:cs="Times New Roman"/>
-          <w:bCs/>
-          <w:szCs w:val="24"/>
-          <w:lang w:val="en-US"/>
-        </w:rPr>
-      </w:pPr>
-      <w:r>
-        <w:rPr>
-          <w:rFonts w:eastAsia="Times New Roman" w:cs="Times New Roman"/>
-          <w:bCs/>
-          <w:szCs w:val="24"/>
-          <w:lang w:val="en-US"/>
-        </w:rPr>
-        <w:t>Disallow: /terminal_completo/app/includes/</w:t>
-      </w:r>
-    </w:p>
-    <w:p>
-      <w:pPr>
-        <w:shd w:val="clear" w:color="auto" w:fill="FFFFFF"/>
-        <w:spacing w:after="100" w:afterAutospacing="1" w:line="240" w:lineRule="auto"/>
-        <w:ind w:firstLine="708"/>
-        <w:rPr>
-          <w:rFonts w:eastAsia="Times New Roman" w:cs="Times New Roman"/>
-          <w:bCs/>
-          <w:szCs w:val="24"/>
-          <w:lang w:val="en-US"/>
-        </w:rPr>
-      </w:pPr>
-      <w:r>
-        <w:rPr>
-          <w:rFonts w:eastAsia="Times New Roman" w:cs="Times New Roman"/>
-          <w:bCs/>
-          <w:szCs w:val="24"/>
-          <w:lang w:val="en-US"/>
-        </w:rPr>
         <w:t xml:space="preserve">Sitemap: </w:t>
       </w:r>
       <w:hyperlink r:id="rId22" w:history="1">
@@ -8804,7 +11486,79 @@
           <w:bCs/>
           <w:szCs w:val="24"/>
         </w:rPr>
-        <w:t>Se creó el archivo sitemap.xml en la raíz del proyecto con la lista estructurada de las nueve páginas públicas del sitio (index, nosotros, empresas, vehículos, rutas, horarios, disponibilidad, cotización y contacto), excluyendo intencionalmente login.php, admin.php y resultados.php (esta última requiere parámetros de búsqueda). Cada URL incluye su prioridad relativa para guiar al rastreador:</w:t>
+        <w:t>Se creó el archivo sitemap.xml en la raíz del proyecto con la lista estructurada de las nueve páginas públicas del sitio (</w:t>
+      </w:r>
+      <w:proofErr w:type="spellStart"/>
+      <w:r>
+        <w:rPr>
+          <w:rFonts w:eastAsia="Times New Roman" w:cs="Times New Roman"/>
+          <w:bCs/>
+          <w:szCs w:val="24"/>
+        </w:rPr>
+        <w:t>index</w:t>
+      </w:r>
+      <w:proofErr w:type="spellEnd"/>
+      <w:r>
+        <w:rPr>
+          <w:rFonts w:eastAsia="Times New Roman" w:cs="Times New Roman"/>
+          <w:bCs/>
+          <w:szCs w:val="24"/>
+        </w:rPr>
+        <w:t xml:space="preserve">, nosotros, empresas, vehículos, rutas, horarios, disponibilidad, cotización y contacto), excluyendo intencionalmente </w:t>
+      </w:r>
+      <w:proofErr w:type="spellStart"/>
+      <w:r>
+        <w:rPr>
+          <w:rFonts w:eastAsia="Times New Roman" w:cs="Times New Roman"/>
+          <w:bCs/>
+          <w:szCs w:val="24"/>
+        </w:rPr>
+        <w:t>login.php</w:t>
+      </w:r>
+      <w:proofErr w:type="spellEnd"/>
+      <w:r>
+        <w:rPr>
+          <w:rFonts w:eastAsia="Times New Roman" w:cs="Times New Roman"/>
+          <w:bCs/>
+          <w:szCs w:val="24"/>
+        </w:rPr>
+        <w:t xml:space="preserve">, </w:t>
+      </w:r>
+      <w:proofErr w:type="spellStart"/>
+      <w:r>
+        <w:rPr>
+          <w:rFonts w:eastAsia="Times New Roman" w:cs="Times New Roman"/>
+          <w:bCs/>
+          <w:szCs w:val="24"/>
+        </w:rPr>
+        <w:t>admin.php</w:t>
+      </w:r>
+      <w:proofErr w:type="spellEnd"/>
+      <w:r>
+        <w:rPr>
+          <w:rFonts w:eastAsia="Times New Roman" w:cs="Times New Roman"/>
+          <w:bCs/>
+          <w:szCs w:val="24"/>
+        </w:rPr>
+        <w:t xml:space="preserve"> y </w:t>
+      </w:r>
+      <w:proofErr w:type="spellStart"/>
+      <w:r>
+        <w:rPr>
+          <w:rFonts w:eastAsia="Times New Roman" w:cs="Times New Roman"/>
+          <w:bCs/>
+          <w:szCs w:val="24"/>
+        </w:rPr>
+        <w:t>resultados.php</w:t>
+      </w:r>
+      <w:proofErr w:type="spellEnd"/>
+      <w:r>
+        <w:rPr>
+          <w:rFonts w:eastAsia="Times New Roman" w:cs="Times New Roman"/>
+          <w:bCs/>
+          <w:szCs w:val="24"/>
+        </w:rPr>
+        <w:t xml:space="preserve"> (esta última requiere parámetros de búsqueda). Cada URL incluye su prioridad relativa para guiar al rastreador:</w:t>
       </w:r>
     </w:p>
     <w:p>
@@ -8848,7 +11602,47 @@
           <w:szCs w:val="24"/>
           <w:lang w:val="en-US"/>
         </w:rPr>
-        <w:t>&lt;urlset xmlns="http://www.sitemaps.org/schemas/sitemap/0.9"&gt;</w:t>
+        <w:t>&lt;</w:t>
+      </w:r>
+      <w:proofErr w:type="spellStart"/>
+      <w:r>
+        <w:rPr>
+          <w:rFonts w:eastAsia="Times New Roman" w:cs="Times New Roman"/>
+          <w:bCs/>
+          <w:szCs w:val="24"/>
+          <w:lang w:val="en-US"/>
+        </w:rPr>
+        <w:t>urlset</w:t>
+      </w:r>
+      <w:proofErr w:type="spellEnd"/>
+      <w:r>
+        <w:rPr>
+          <w:rFonts w:eastAsia="Times New Roman" w:cs="Times New Roman"/>
+          <w:bCs/>
+          <w:szCs w:val="24"/>
+          <w:lang w:val="en-US"/>
+        </w:rPr>
+        <w:t xml:space="preserve"> </w:t>
+      </w:r>
+      <w:proofErr w:type="spellStart"/>
+      <w:r>
+        <w:rPr>
+          <w:rFonts w:eastAsia="Times New Roman" w:cs="Times New Roman"/>
+          <w:bCs/>
+          <w:szCs w:val="24"/>
+          <w:lang w:val="en-US"/>
+        </w:rPr>
+        <w:t>xmlns</w:t>
+      </w:r>
+      <w:proofErr w:type="spellEnd"/>
+      <w:r>
+        <w:rPr>
+          <w:rFonts w:eastAsia="Times New Roman" w:cs="Times New Roman"/>
+          <w:bCs/>
+          <w:szCs w:val="24"/>
+          <w:lang w:val="en-US"/>
+        </w:rPr>
+        <w:t>="http://www.sitemaps.org/schemas/sitemap/0.9"&gt;</w:t>
       </w:r>
     </w:p>
     <w:p>
@@ -8870,7 +11664,27 @@
           <w:szCs w:val="24"/>
           <w:lang w:val="en-US"/>
         </w:rPr>
-        <w:t xml:space="preserve">    &lt;url&gt;</w:t>
+        <w:t xml:space="preserve">    &lt;</w:t>
+      </w:r>
+      <w:proofErr w:type="spellStart"/>
+      <w:r>
+        <w:rPr>
+          <w:rFonts w:eastAsia="Times New Roman" w:cs="Times New Roman"/>
+          <w:bCs/>
+          <w:szCs w:val="24"/>
+          <w:lang w:val="en-US"/>
+        </w:rPr>
+        <w:t>url</w:t>
+      </w:r>
+      <w:proofErr w:type="spellEnd"/>
+      <w:r>
+        <w:rPr>
+          <w:rFonts w:eastAsia="Times New Roman" w:cs="Times New Roman"/>
+          <w:bCs/>
+          <w:szCs w:val="24"/>
+          <w:lang w:val="en-US"/>
+        </w:rPr>
+        <w:t>&gt;</w:t>
       </w:r>
     </w:p>
     <w:p>
@@ -8936,7 +11750,27 @@
           <w:szCs w:val="24"/>
           <w:lang w:val="en-US"/>
         </w:rPr>
-        <w:t xml:space="preserve">    &lt;/url&gt;</w:t>
+        <w:t xml:space="preserve">    &lt;/</w:t>
+      </w:r>
+      <w:proofErr w:type="spellStart"/>
+      <w:r>
+        <w:rPr>
+          <w:rFonts w:eastAsia="Times New Roman" w:cs="Times New Roman"/>
+          <w:bCs/>
+          <w:szCs w:val="24"/>
+          <w:lang w:val="en-US"/>
+        </w:rPr>
+        <w:t>url</w:t>
+      </w:r>
+      <w:proofErr w:type="spellEnd"/>
+      <w:r>
+        <w:rPr>
+          <w:rFonts w:eastAsia="Times New Roman" w:cs="Times New Roman"/>
+          <w:bCs/>
+          <w:szCs w:val="24"/>
+          <w:lang w:val="en-US"/>
+        </w:rPr>
+        <w:t>&gt;</w:t>
       </w:r>
     </w:p>
     <w:p>
@@ -8958,7 +11792,27 @@
           <w:szCs w:val="24"/>
           <w:lang w:val="en-US"/>
         </w:rPr>
-        <w:t xml:space="preserve">    ... (8 URLs más)</w:t>
+        <w:t xml:space="preserve">    ... (8 URLs </w:t>
+      </w:r>
+      <w:proofErr w:type="spellStart"/>
+      <w:r>
+        <w:rPr>
+          <w:rFonts w:eastAsia="Times New Roman" w:cs="Times New Roman"/>
+          <w:bCs/>
+          <w:szCs w:val="24"/>
+          <w:lang w:val="en-US"/>
+        </w:rPr>
+        <w:t>más</w:t>
+      </w:r>
+      <w:proofErr w:type="spellEnd"/>
+      <w:r>
+        <w:rPr>
+          <w:rFonts w:eastAsia="Times New Roman" w:cs="Times New Roman"/>
+          <w:bCs/>
+          <w:szCs w:val="24"/>
+          <w:lang w:val="en-US"/>
+        </w:rPr>
+        <w:t>)</w:t>
       </w:r>
     </w:p>
     <w:p>
@@ -8978,7 +11832,25 @@
           <w:bCs/>
           <w:szCs w:val="24"/>
         </w:rPr>
-        <w:t>&lt;/urlset&gt;</w:t>
+        <w:t>&lt;/</w:t>
+      </w:r>
+      <w:proofErr w:type="spellStart"/>
+      <w:r>
+        <w:rPr>
+          <w:rFonts w:eastAsia="Times New Roman" w:cs="Times New Roman"/>
+          <w:bCs/>
+          <w:szCs w:val="24"/>
+        </w:rPr>
+        <w:t>urlset</w:t>
+      </w:r>
+      <w:proofErr w:type="spellEnd"/>
+      <w:r>
+        <w:rPr>
+          <w:rFonts w:eastAsia="Times New Roman" w:cs="Times New Roman"/>
+          <w:bCs/>
+          <w:szCs w:val="24"/>
+        </w:rPr>
+        <w:t>&gt;</w:t>
       </w:r>
     </w:p>
     <w:p>
@@ -8998,7 +11870,6 @@
           <w:bCs/>
           <w:szCs w:val="24"/>
         </w:rPr>
-        <w:lastRenderedPageBreak/>
         <w:t>La incorporación de estos elementos demuestra la aplicación de estrategias completas de posicionamiento web, permitiendo que el proyecto no solo sea funcional, sino también técnicamente preparado para mejorar su presencia digital cuando se publique en un servidor real.</w:t>
       </w:r>
     </w:p>
@@ -9019,6 +11890,7 @@
           <w:bCs/>
           <w:szCs w:val="24"/>
         </w:rPr>
+        <w:lastRenderedPageBreak/>
         <w:t>Explicación del posicionamiento web</w:t>
       </w:r>
     </w:p>
@@ -9124,6 +11996,7 @@
       <w:pPr>
         <w:pStyle w:val="Ttulo1"/>
         <w:spacing w:line="480" w:lineRule="auto"/>
+        <w:jc w:val="center"/>
         <w:rPr>
           <w:szCs w:val="24"/>
         </w:rPr>
@@ -9215,56 +12088,134 @@
         <w:rPr>
           <w:szCs w:val="24"/>
         </w:rPr>
-        <w:t>Página de inicio (index.php): se verificó que el buscador cargue dinámicamente las ciudades desde la tabla ciudades de la base de datos. Se probaron búsquedas con diferentes combinaciones de origen, destino y fecha, confirmando que el sistema redirige correctamente a resultados.php enviando los parámetros por la URL.</w:t>
-      </w:r>
-    </w:p>
-    <w:p>
-      <w:pPr>
-        <w:spacing w:line="480" w:lineRule="auto"/>
-        <w:rPr>
-          <w:szCs w:val="24"/>
-        </w:rPr>
-      </w:pPr>
-      <w:r>
-        <w:rPr>
-          <w:szCs w:val="24"/>
-        </w:rPr>
-        <w:t>Página de resultados (resultados.php): se validó que se muestre la cantidad de opciones disponibles y el precio mínimo por destino, junto con el enlace funcional hacia la sección de cotización.</w:t>
-      </w:r>
-    </w:p>
-    <w:p>
-      <w:pPr>
-        <w:spacing w:line="480" w:lineRule="auto"/>
-        <w:rPr>
-          <w:szCs w:val="24"/>
-        </w:rPr>
-      </w:pPr>
-      <w:r>
-        <w:rPr>
-          <w:szCs w:val="24"/>
-        </w:rPr>
-        <w:t xml:space="preserve">Cotización y compra (cotizacion.php): se realizaron pruebas calculando el valor total para 1, 2, 5 y 10 pasajeros y se confirmó que el cálculo es correcto. Se ejecutó el flujo de compra completo y se verificó en </w:t>
-      </w:r>
+        <w:t>Página de inicio (</w:t>
+      </w:r>
+      <w:proofErr w:type="spellStart"/>
+      <w:r>
+        <w:rPr>
+          <w:szCs w:val="24"/>
+        </w:rPr>
+        <w:t>index.php</w:t>
+      </w:r>
+      <w:proofErr w:type="spellEnd"/>
+      <w:r>
+        <w:rPr>
+          <w:szCs w:val="24"/>
+        </w:rPr>
+        <w:t xml:space="preserve">): se verificó que el buscador cargue dinámicamente las ciudades desde la tabla ciudades de la base de datos. Se probaron búsquedas con diferentes combinaciones de origen, destino y fecha, confirmando que el sistema redirige correctamente a </w:t>
+      </w:r>
+      <w:proofErr w:type="spellStart"/>
+      <w:r>
+        <w:rPr>
+          <w:szCs w:val="24"/>
+        </w:rPr>
+        <w:t>resultados.php</w:t>
+      </w:r>
+      <w:proofErr w:type="spellEnd"/>
+      <w:r>
+        <w:rPr>
+          <w:szCs w:val="24"/>
+        </w:rPr>
+        <w:t xml:space="preserve"> enviando los parámetros por la URL.</w:t>
+      </w:r>
+    </w:p>
+    <w:p>
+      <w:pPr>
+        <w:spacing w:line="480" w:lineRule="auto"/>
+        <w:rPr>
+          <w:szCs w:val="24"/>
+        </w:rPr>
+      </w:pPr>
+      <w:r>
+        <w:rPr>
+          <w:szCs w:val="24"/>
+        </w:rPr>
+        <w:t>Página de resultados (</w:t>
+      </w:r>
+      <w:proofErr w:type="spellStart"/>
+      <w:r>
+        <w:rPr>
+          <w:szCs w:val="24"/>
+        </w:rPr>
+        <w:t>resultados.php</w:t>
+      </w:r>
+      <w:proofErr w:type="spellEnd"/>
+      <w:r>
+        <w:rPr>
+          <w:szCs w:val="24"/>
+        </w:rPr>
+        <w:t>): se validó que se muestre la cantidad de opciones disponibles y el precio mínimo por destino, junto con el enlace funcional hacia la sección de cotización.</w:t>
+      </w:r>
+    </w:p>
+    <w:p>
+      <w:pPr>
+        <w:spacing w:line="480" w:lineRule="auto"/>
+        <w:rPr>
+          <w:szCs w:val="24"/>
+        </w:rPr>
+      </w:pPr>
+      <w:r>
+        <w:rPr>
+          <w:szCs w:val="24"/>
+        </w:rPr>
+        <w:t>Cotización y compra (</w:t>
+      </w:r>
+      <w:proofErr w:type="spellStart"/>
+      <w:r>
+        <w:rPr>
+          <w:szCs w:val="24"/>
+        </w:rPr>
+        <w:t>cotizacion.php</w:t>
+      </w:r>
+      <w:proofErr w:type="spellEnd"/>
+      <w:r>
+        <w:rPr>
+          <w:szCs w:val="24"/>
+        </w:rPr>
+        <w:t xml:space="preserve">): se realizaron pruebas calculando el valor total para 1, 2, 5 y 10 pasajeros y se confirmó que el cálculo es correcto. Se ejecutó el flujo de compra completo y se verificó en </w:t>
+      </w:r>
+      <w:proofErr w:type="spellStart"/>
       <w:r>
         <w:rPr>
           <w:szCs w:val="24"/>
         </w:rPr>
         <w:lastRenderedPageBreak/>
-        <w:t>phpMyAdmin que el registro queda almacenado correctamente en la tabla tiquetes con la fecha, número de personas y total calculado.</w:t>
-      </w:r>
-    </w:p>
-    <w:p>
-      <w:pPr>
-        <w:spacing w:line="480" w:lineRule="auto"/>
-        <w:rPr>
-          <w:szCs w:val="24"/>
-        </w:rPr>
-      </w:pPr>
-      <w:r>
-        <w:rPr>
-          <w:szCs w:val="24"/>
-        </w:rPr>
-        <w:t>Disponibilidad (disponibilidad.php): se verificó el filtrado por destino y fecha, así como el cálculo simulado de asientos disponibles y los estados visuales (Disponible, Últimos asientos, Agotado).</w:t>
+        <w:t>phpMyAdmin</w:t>
+      </w:r>
+      <w:proofErr w:type="spellEnd"/>
+      <w:r>
+        <w:rPr>
+          <w:szCs w:val="24"/>
+        </w:rPr>
+        <w:t xml:space="preserve"> que el registro queda almacenado correctamente en la tabla tiquetes con la fecha, número de personas y total calculado.</w:t>
+      </w:r>
+    </w:p>
+    <w:p>
+      <w:pPr>
+        <w:spacing w:line="480" w:lineRule="auto"/>
+        <w:rPr>
+          <w:szCs w:val="24"/>
+        </w:rPr>
+      </w:pPr>
+      <w:r>
+        <w:rPr>
+          <w:szCs w:val="24"/>
+        </w:rPr>
+        <w:t>Disponibilidad (</w:t>
+      </w:r>
+      <w:proofErr w:type="spellStart"/>
+      <w:r>
+        <w:rPr>
+          <w:szCs w:val="24"/>
+        </w:rPr>
+        <w:t>disponibilidad.php</w:t>
+      </w:r>
+      <w:proofErr w:type="spellEnd"/>
+      <w:r>
+        <w:rPr>
+          <w:szCs w:val="24"/>
+        </w:rPr>
+        <w:t>): se verificó el filtrado por destino y fecha, así como el cálculo simulado de asientos disponibles y los estados visuales (Disponible, Últimos asientos, Agotado).</w:t>
       </w:r>
     </w:p>
     <w:p>
@@ -9292,7 +12243,35 @@
         <w:rPr>
           <w:szCs w:val="24"/>
         </w:rPr>
-        <w:t>Contacto (contacto.php): se validó el envío del formulario con datos completos y la validación frontend de los campos requeridos.</w:t>
+        <w:t>Contacto (</w:t>
+      </w:r>
+      <w:proofErr w:type="spellStart"/>
+      <w:r>
+        <w:rPr>
+          <w:szCs w:val="24"/>
+        </w:rPr>
+        <w:t>contacto.php</w:t>
+      </w:r>
+      <w:proofErr w:type="spellEnd"/>
+      <w:r>
+        <w:rPr>
+          <w:szCs w:val="24"/>
+        </w:rPr>
+        <w:t xml:space="preserve">): se validó el envío del formulario con datos completos y la validación </w:t>
+      </w:r>
+      <w:proofErr w:type="spellStart"/>
+      <w:r>
+        <w:rPr>
+          <w:szCs w:val="24"/>
+        </w:rPr>
+        <w:t>frontend</w:t>
+      </w:r>
+      <w:proofErr w:type="spellEnd"/>
+      <w:r>
+        <w:rPr>
+          <w:szCs w:val="24"/>
+        </w:rPr>
+        <w:t xml:space="preserve"> de los campos requeridos.</w:t>
       </w:r>
     </w:p>
     <w:p>
@@ -9327,7 +12306,49 @@
         <w:rPr>
           <w:szCs w:val="24"/>
         </w:rPr>
-        <w:t>Login (login.php): se confirmó que sin sesión activa no es posible acceder a admin.php (redirección automática a login.php) y que el ingreso con credenciales válidas crea la sesión correctamente.</w:t>
+        <w:t>Login (</w:t>
+      </w:r>
+      <w:proofErr w:type="spellStart"/>
+      <w:r>
+        <w:rPr>
+          <w:szCs w:val="24"/>
+        </w:rPr>
+        <w:t>login.php</w:t>
+      </w:r>
+      <w:proofErr w:type="spellEnd"/>
+      <w:r>
+        <w:rPr>
+          <w:szCs w:val="24"/>
+        </w:rPr>
+        <w:t xml:space="preserve">): se confirmó que sin sesión activa no es posible acceder a </w:t>
+      </w:r>
+      <w:proofErr w:type="spellStart"/>
+      <w:r>
+        <w:rPr>
+          <w:szCs w:val="24"/>
+        </w:rPr>
+        <w:t>admin.php</w:t>
+      </w:r>
+      <w:proofErr w:type="spellEnd"/>
+      <w:r>
+        <w:rPr>
+          <w:szCs w:val="24"/>
+        </w:rPr>
+        <w:t xml:space="preserve"> (redirección automática a </w:t>
+      </w:r>
+      <w:proofErr w:type="spellStart"/>
+      <w:r>
+        <w:rPr>
+          <w:szCs w:val="24"/>
+        </w:rPr>
+        <w:t>login.php</w:t>
+      </w:r>
+      <w:proofErr w:type="spellEnd"/>
+      <w:r>
+        <w:rPr>
+          <w:szCs w:val="24"/>
+        </w:rPr>
+        <w:t>) y que el ingreso con credenciales válidas crea la sesión correctamente.</w:t>
       </w:r>
     </w:p>
     <w:p>
@@ -9349,7 +12370,21 @@
         <w:rPr>
           <w:szCs w:val="24"/>
         </w:rPr>
-        <w:t xml:space="preserve"> se ejecutaron las operaciones de creación, edición y eliminación sobre la tabla tipos_vehiculo, verificando que los cambios impactan inmediatamente en la página pública Vehículos. Se validó la cascada FK al eliminar un vehículo con rutas asociadas.</w:t>
+        <w:t xml:space="preserve"> se ejecutaron las operaciones de creación, edición y eliminación sobre la tabla </w:t>
+      </w:r>
+      <w:proofErr w:type="spellStart"/>
+      <w:r>
+        <w:rPr>
+          <w:szCs w:val="24"/>
+        </w:rPr>
+        <w:t>tipos_vehiculo</w:t>
+      </w:r>
+      <w:proofErr w:type="spellEnd"/>
+      <w:r>
+        <w:rPr>
+          <w:szCs w:val="24"/>
+        </w:rPr>
+        <w:t>, verificando que los cambios impactan inmediatamente en la página pública Vehículos. Se validó la cascada FK al eliminar un vehículo con rutas asociadas.</w:t>
       </w:r>
     </w:p>
     <w:p>
@@ -9372,7 +12407,21 @@
         <w:rPr>
           <w:szCs w:val="24"/>
         </w:rPr>
-        <w:t xml:space="preserve"> se probaron las operaciones completas verificando que los selects de empresa, ciudad y tipo de vehículo cargan correctamente y que las modificaciones se reflejan en Horarios, Disponibilidad y Cotización.</w:t>
+        <w:t xml:space="preserve"> se probaron las operaciones completas verificando que los </w:t>
+      </w:r>
+      <w:proofErr w:type="spellStart"/>
+      <w:r>
+        <w:rPr>
+          <w:szCs w:val="24"/>
+        </w:rPr>
+        <w:t>selects</w:t>
+      </w:r>
+      <w:proofErr w:type="spellEnd"/>
+      <w:r>
+        <w:rPr>
+          <w:szCs w:val="24"/>
+        </w:rPr>
+        <w:t xml:space="preserve"> de empresa, ciudad y tipo de vehículo cargan correctamente y que las modificaciones se reflejan en Horarios, Disponibilidad y Cotización.</w:t>
       </w:r>
     </w:p>
     <w:p>
@@ -9394,7 +12443,21 @@
         <w:rPr>
           <w:szCs w:val="24"/>
         </w:rPr>
-        <w:t xml:space="preserve"> se confirmó que el botón "Cerrar sesión" destruye la sesión activa e impide el acceso posterior a admin.php sin volver a iniciar sesión.</w:t>
+        <w:t xml:space="preserve"> se confirmó que el botón "Cerrar sesión" destruye la sesión activa e impide el acceso posterior a </w:t>
+      </w:r>
+      <w:proofErr w:type="spellStart"/>
+      <w:r>
+        <w:rPr>
+          <w:szCs w:val="24"/>
+        </w:rPr>
+        <w:t>admin.php</w:t>
+      </w:r>
+      <w:proofErr w:type="spellEnd"/>
+      <w:r>
+        <w:rPr>
+          <w:szCs w:val="24"/>
+        </w:rPr>
+        <w:t xml:space="preserve"> sin volver a iniciar sesión.</w:t>
       </w:r>
     </w:p>
     <w:p>
@@ -9429,7 +12492,35 @@
         <w:rPr>
           <w:szCs w:val="24"/>
         </w:rPr>
-        <w:t>Durante la fase de verificación se identificó una inconsistencia de seguridad importante: las credenciales de conexión a la base de datos (usuario y contraseña de MySQL) estaban escritas directamente en el archivo app/includes/db.php, lo que representa un riesgo si el proyecto se sube a un repositorio público o se comparte con terceros.</w:t>
+        <w:t>Durante la fase de verificación se identificó una inconsistencia de seguridad importante: las credenciales de conexión a la base de datos (usuario y contraseña de MySQL) estaban escritas directamente en el archivo app/</w:t>
+      </w:r>
+      <w:proofErr w:type="spellStart"/>
+      <w:r>
+        <w:rPr>
+          <w:szCs w:val="24"/>
+        </w:rPr>
+        <w:t>includes</w:t>
+      </w:r>
+      <w:proofErr w:type="spellEnd"/>
+      <w:r>
+        <w:rPr>
+          <w:szCs w:val="24"/>
+        </w:rPr>
+        <w:t>/</w:t>
+      </w:r>
+      <w:proofErr w:type="spellStart"/>
+      <w:r>
+        <w:rPr>
+          <w:szCs w:val="24"/>
+        </w:rPr>
+        <w:t>db.php</w:t>
+      </w:r>
+      <w:proofErr w:type="spellEnd"/>
+      <w:r>
+        <w:rPr>
+          <w:szCs w:val="24"/>
+        </w:rPr>
+        <w:t>, lo que representa un riesgo si el proyecto se sube a un repositorio público o se comparte con terceros.</w:t>
       </w:r>
     </w:p>
     <w:p>
@@ -9451,21 +12542,79 @@
         <w:rPr>
           <w:szCs w:val="24"/>
         </w:rPr>
-        <w:t xml:space="preserve"> se separaron las credenciales del código fuente mediante un archivo de variables de entorno (.env) ubicado en la raíz del proyecto y excluido del control de versiones mediante .gitignore. Adicionalmente, se crearon los siguientes archivos:</w:t>
-      </w:r>
-    </w:p>
-    <w:p>
-      <w:pPr>
-        <w:spacing w:line="480" w:lineRule="auto"/>
-        <w:rPr>
-          <w:szCs w:val="24"/>
-        </w:rPr>
-      </w:pPr>
-      <w:r>
-        <w:rPr>
-          <w:szCs w:val="24"/>
-        </w:rPr>
-        <w:t>• .env.example — plantilla pública con los nombres de las variables y valores de ejemplo, para que cualquier persona que clone el proyecto sepa qué configurar sin ver las credenciales reales.</w:t>
+        <w:t xml:space="preserve"> se separaron las credenciales del código fuente mediante un archivo de variables de entorno (.</w:t>
+      </w:r>
+      <w:proofErr w:type="spellStart"/>
+      <w:r>
+        <w:rPr>
+          <w:szCs w:val="24"/>
+        </w:rPr>
+        <w:t>env</w:t>
+      </w:r>
+      <w:proofErr w:type="spellEnd"/>
+      <w:r>
+        <w:rPr>
+          <w:szCs w:val="24"/>
+        </w:rPr>
+        <w:t xml:space="preserve">) ubicado en la raíz del proyecto y excluido del control de versiones </w:t>
+      </w:r>
+      <w:proofErr w:type="gramStart"/>
+      <w:r>
+        <w:rPr>
+          <w:szCs w:val="24"/>
+        </w:rPr>
+        <w:t>mediante .</w:t>
+      </w:r>
+      <w:proofErr w:type="spellStart"/>
+      <w:r>
+        <w:rPr>
+          <w:szCs w:val="24"/>
+        </w:rPr>
+        <w:t>gitignore</w:t>
+      </w:r>
+      <w:proofErr w:type="spellEnd"/>
+      <w:proofErr w:type="gramEnd"/>
+      <w:r>
+        <w:rPr>
+          <w:szCs w:val="24"/>
+        </w:rPr>
+        <w:t>. Adicionalmente, se crearon los siguientes archivos:</w:t>
+      </w:r>
+    </w:p>
+    <w:p>
+      <w:pPr>
+        <w:spacing w:line="480" w:lineRule="auto"/>
+        <w:rPr>
+          <w:szCs w:val="24"/>
+        </w:rPr>
+      </w:pPr>
+      <w:proofErr w:type="gramStart"/>
+      <w:r>
+        <w:rPr>
+          <w:szCs w:val="24"/>
+        </w:rPr>
+        <w:t>• .</w:t>
+      </w:r>
+      <w:proofErr w:type="spellStart"/>
+      <w:r>
+        <w:rPr>
+          <w:szCs w:val="24"/>
+        </w:rPr>
+        <w:t>env</w:t>
+      </w:r>
+      <w:proofErr w:type="gramEnd"/>
+      <w:r>
+        <w:rPr>
+          <w:szCs w:val="24"/>
+        </w:rPr>
+        <w:t>.example</w:t>
+      </w:r>
+      <w:proofErr w:type="spellEnd"/>
+      <w:r>
+        <w:rPr>
+          <w:szCs w:val="24"/>
+        </w:rPr>
+        <w:t xml:space="preserve"> — plantilla pública con los nombres de las variables y valores de ejemplo, para que cualquier persona que clone el proyecto sepa qué configurar sin ver las credenciales reales.</w:t>
       </w:r>
     </w:p>
     <w:p>
@@ -9480,63 +12629,385 @@
           <w:szCs w:val="24"/>
         </w:rPr>
         <w:lastRenderedPageBreak/>
-        <w:t>• app/includes/env.php — un loader sencillo escrito en PHP nativo (sin librerías externas ni Composer) que lee el archivo .env y popula las variables mediante getenv() y $_ENV.</w:t>
-      </w:r>
-    </w:p>
-    <w:p>
-      <w:pPr>
-        <w:spacing w:line="480" w:lineRule="auto"/>
-        <w:rPr>
-          <w:szCs w:val="24"/>
-        </w:rPr>
-      </w:pPr>
-      <w:r>
-        <w:rPr>
-          <w:szCs w:val="24"/>
-        </w:rPr>
-        <w:t>• app/includes/db.php — modificado para leer las credenciales con getenv() en lugar de tenerlas escritas en el código fuente.</w:t>
-      </w:r>
-    </w:p>
-    <w:p>
-      <w:pPr>
-        <w:spacing w:line="480" w:lineRule="auto"/>
-        <w:rPr>
-          <w:szCs w:val="24"/>
-        </w:rPr>
-      </w:pPr>
-      <w:r>
-        <w:rPr>
-          <w:szCs w:val="24"/>
-        </w:rPr>
-        <w:t>• .gitignore — incluye reglas para excluir .env, archivos de IDE (.vscode/, .idea/), logs, archivos temporales y la carpeta vendor/.</w:t>
-      </w:r>
-    </w:p>
-    <w:p>
-      <w:pPr>
-        <w:spacing w:line="480" w:lineRule="auto"/>
-        <w:rPr>
-          <w:szCs w:val="24"/>
-        </w:rPr>
-      </w:pPr>
-      <w:r>
-        <w:rPr>
-          <w:szCs w:val="24"/>
-        </w:rPr>
-        <w:t>Esta corrección aplica el principio de separación entre código y configuración (12-factor apps) y constituye una mejora real de seguridad del proyecto.</w:t>
-      </w:r>
-    </w:p>
-    <w:p>
-      <w:pPr>
-        <w:spacing w:line="480" w:lineRule="auto"/>
-        <w:rPr>
-          <w:szCs w:val="24"/>
-        </w:rPr>
-      </w:pPr>
-      <w:r>
-        <w:rPr>
-          <w:szCs w:val="24"/>
-        </w:rPr>
-        <w:t>Otros aspectos validados durante la verificación general: uso consistente de prepared statements en todas las consultas del panel administrador (prevención de SQL injection), escape de salida con htmlspecialchars (prevención de XSS), correcto manejo de sesiones PHP, validaciones en los formularios y carga correcta de los archivos robots.txt y sitemap.xml configurados en la Etapa 4.</w:t>
+        <w:t>• app/</w:t>
+      </w:r>
+      <w:proofErr w:type="spellStart"/>
+      <w:r>
+        <w:rPr>
+          <w:szCs w:val="24"/>
+        </w:rPr>
+        <w:t>includes</w:t>
+      </w:r>
+      <w:proofErr w:type="spellEnd"/>
+      <w:r>
+        <w:rPr>
+          <w:szCs w:val="24"/>
+        </w:rPr>
+        <w:t>/</w:t>
+      </w:r>
+      <w:proofErr w:type="spellStart"/>
+      <w:r>
+        <w:rPr>
+          <w:szCs w:val="24"/>
+        </w:rPr>
+        <w:t>env.php</w:t>
+      </w:r>
+      <w:proofErr w:type="spellEnd"/>
+      <w:r>
+        <w:rPr>
+          <w:szCs w:val="24"/>
+        </w:rPr>
+        <w:t xml:space="preserve"> — un </w:t>
+      </w:r>
+      <w:proofErr w:type="spellStart"/>
+      <w:r>
+        <w:rPr>
+          <w:szCs w:val="24"/>
+        </w:rPr>
+        <w:t>loader</w:t>
+      </w:r>
+      <w:proofErr w:type="spellEnd"/>
+      <w:r>
+        <w:rPr>
+          <w:szCs w:val="24"/>
+        </w:rPr>
+        <w:t xml:space="preserve"> sencillo escrito en PHP nativo (sin librerías externas ni </w:t>
+      </w:r>
+      <w:proofErr w:type="spellStart"/>
+      <w:r>
+        <w:rPr>
+          <w:szCs w:val="24"/>
+        </w:rPr>
+        <w:t>Composer</w:t>
+      </w:r>
+      <w:proofErr w:type="spellEnd"/>
+      <w:r>
+        <w:rPr>
+          <w:szCs w:val="24"/>
+        </w:rPr>
+        <w:t xml:space="preserve">) que lee el </w:t>
+      </w:r>
+      <w:proofErr w:type="gramStart"/>
+      <w:r>
+        <w:rPr>
+          <w:szCs w:val="24"/>
+        </w:rPr>
+        <w:t>archivo .</w:t>
+      </w:r>
+      <w:proofErr w:type="spellStart"/>
+      <w:r>
+        <w:rPr>
+          <w:szCs w:val="24"/>
+        </w:rPr>
+        <w:t>env</w:t>
+      </w:r>
+      <w:proofErr w:type="spellEnd"/>
+      <w:proofErr w:type="gramEnd"/>
+      <w:r>
+        <w:rPr>
+          <w:szCs w:val="24"/>
+        </w:rPr>
+        <w:t xml:space="preserve"> y </w:t>
+      </w:r>
+      <w:proofErr w:type="spellStart"/>
+      <w:r>
+        <w:rPr>
+          <w:szCs w:val="24"/>
+        </w:rPr>
+        <w:t>popula</w:t>
+      </w:r>
+      <w:proofErr w:type="spellEnd"/>
+      <w:r>
+        <w:rPr>
+          <w:szCs w:val="24"/>
+        </w:rPr>
+        <w:t xml:space="preserve"> las variables mediante </w:t>
+      </w:r>
+      <w:proofErr w:type="spellStart"/>
+      <w:proofErr w:type="gramStart"/>
+      <w:r>
+        <w:rPr>
+          <w:szCs w:val="24"/>
+        </w:rPr>
+        <w:t>getenv</w:t>
+      </w:r>
+      <w:proofErr w:type="spellEnd"/>
+      <w:r>
+        <w:rPr>
+          <w:szCs w:val="24"/>
+        </w:rPr>
+        <w:t>(</w:t>
+      </w:r>
+      <w:proofErr w:type="gramEnd"/>
+      <w:r>
+        <w:rPr>
+          <w:szCs w:val="24"/>
+        </w:rPr>
+        <w:t>) y $_ENV.</w:t>
+      </w:r>
+    </w:p>
+    <w:p>
+      <w:pPr>
+        <w:spacing w:line="480" w:lineRule="auto"/>
+        <w:rPr>
+          <w:szCs w:val="24"/>
+        </w:rPr>
+      </w:pPr>
+      <w:r>
+        <w:rPr>
+          <w:szCs w:val="24"/>
+        </w:rPr>
+        <w:t>• app/</w:t>
+      </w:r>
+      <w:proofErr w:type="spellStart"/>
+      <w:r>
+        <w:rPr>
+          <w:szCs w:val="24"/>
+        </w:rPr>
+        <w:t>includes</w:t>
+      </w:r>
+      <w:proofErr w:type="spellEnd"/>
+      <w:r>
+        <w:rPr>
+          <w:szCs w:val="24"/>
+        </w:rPr>
+        <w:t>/</w:t>
+      </w:r>
+      <w:proofErr w:type="spellStart"/>
+      <w:r>
+        <w:rPr>
+          <w:szCs w:val="24"/>
+        </w:rPr>
+        <w:t>db.php</w:t>
+      </w:r>
+      <w:proofErr w:type="spellEnd"/>
+      <w:r>
+        <w:rPr>
+          <w:szCs w:val="24"/>
+        </w:rPr>
+        <w:t xml:space="preserve"> — modificado para leer las credenciales con </w:t>
+      </w:r>
+      <w:proofErr w:type="spellStart"/>
+      <w:proofErr w:type="gramStart"/>
+      <w:r>
+        <w:rPr>
+          <w:szCs w:val="24"/>
+        </w:rPr>
+        <w:t>getenv</w:t>
+      </w:r>
+      <w:proofErr w:type="spellEnd"/>
+      <w:r>
+        <w:rPr>
+          <w:szCs w:val="24"/>
+        </w:rPr>
+        <w:t>(</w:t>
+      </w:r>
+      <w:proofErr w:type="gramEnd"/>
+      <w:r>
+        <w:rPr>
+          <w:szCs w:val="24"/>
+        </w:rPr>
+        <w:t>) en lugar de tenerlas escritas en el código fuente.</w:t>
+      </w:r>
+    </w:p>
+    <w:p>
+      <w:pPr>
+        <w:spacing w:line="480" w:lineRule="auto"/>
+        <w:rPr>
+          <w:szCs w:val="24"/>
+        </w:rPr>
+      </w:pPr>
+      <w:proofErr w:type="gramStart"/>
+      <w:r>
+        <w:rPr>
+          <w:szCs w:val="24"/>
+        </w:rPr>
+        <w:t>• .</w:t>
+      </w:r>
+      <w:proofErr w:type="spellStart"/>
+      <w:r>
+        <w:rPr>
+          <w:szCs w:val="24"/>
+        </w:rPr>
+        <w:t>gitignore</w:t>
+      </w:r>
+      <w:proofErr w:type="spellEnd"/>
+      <w:proofErr w:type="gramEnd"/>
+      <w:r>
+        <w:rPr>
+          <w:szCs w:val="24"/>
+        </w:rPr>
+        <w:t xml:space="preserve"> — incluye reglas para </w:t>
+      </w:r>
+      <w:proofErr w:type="gramStart"/>
+      <w:r>
+        <w:rPr>
+          <w:szCs w:val="24"/>
+        </w:rPr>
+        <w:t>excluir .</w:t>
+      </w:r>
+      <w:proofErr w:type="spellStart"/>
+      <w:r>
+        <w:rPr>
+          <w:szCs w:val="24"/>
+        </w:rPr>
+        <w:t>env</w:t>
+      </w:r>
+      <w:proofErr w:type="spellEnd"/>
+      <w:proofErr w:type="gramEnd"/>
+      <w:r>
+        <w:rPr>
+          <w:szCs w:val="24"/>
+        </w:rPr>
+        <w:t xml:space="preserve">, archivos de IDE </w:t>
+      </w:r>
+      <w:proofErr w:type="gramStart"/>
+      <w:r>
+        <w:rPr>
+          <w:szCs w:val="24"/>
+        </w:rPr>
+        <w:t>(.</w:t>
+      </w:r>
+      <w:proofErr w:type="spellStart"/>
+      <w:r>
+        <w:rPr>
+          <w:szCs w:val="24"/>
+        </w:rPr>
+        <w:t>vscode</w:t>
+      </w:r>
+      <w:proofErr w:type="spellEnd"/>
+      <w:proofErr w:type="gramEnd"/>
+      <w:r>
+        <w:rPr>
+          <w:szCs w:val="24"/>
+        </w:rPr>
+        <w:t>/</w:t>
+      </w:r>
+      <w:proofErr w:type="gramStart"/>
+      <w:r>
+        <w:rPr>
+          <w:szCs w:val="24"/>
+        </w:rPr>
+        <w:t>, .idea</w:t>
+      </w:r>
+      <w:proofErr w:type="gramEnd"/>
+      <w:r>
+        <w:rPr>
+          <w:szCs w:val="24"/>
+        </w:rPr>
+        <w:t xml:space="preserve">/), logs, archivos temporales y la carpeta </w:t>
+      </w:r>
+      <w:proofErr w:type="spellStart"/>
+      <w:r>
+        <w:rPr>
+          <w:szCs w:val="24"/>
+        </w:rPr>
+        <w:t>vendor</w:t>
+      </w:r>
+      <w:proofErr w:type="spellEnd"/>
+      <w:r>
+        <w:rPr>
+          <w:szCs w:val="24"/>
+        </w:rPr>
+        <w:t>/.</w:t>
+      </w:r>
+    </w:p>
+    <w:p>
+      <w:pPr>
+        <w:spacing w:line="480" w:lineRule="auto"/>
+        <w:rPr>
+          <w:szCs w:val="24"/>
+        </w:rPr>
+      </w:pPr>
+      <w:r>
+        <w:rPr>
+          <w:szCs w:val="24"/>
+        </w:rPr>
+        <w:t xml:space="preserve">Esta corrección aplica el principio de separación entre código y configuración (12-factor </w:t>
+      </w:r>
+      <w:proofErr w:type="gramStart"/>
+      <w:r>
+        <w:rPr>
+          <w:szCs w:val="24"/>
+        </w:rPr>
+        <w:t>apps</w:t>
+      </w:r>
+      <w:proofErr w:type="gramEnd"/>
+      <w:r>
+        <w:rPr>
+          <w:szCs w:val="24"/>
+        </w:rPr>
+        <w:t>) y constituye una mejora real de seguridad del proyecto.</w:t>
+      </w:r>
+    </w:p>
+    <w:p>
+      <w:pPr>
+        <w:spacing w:line="480" w:lineRule="auto"/>
+        <w:rPr>
+          <w:szCs w:val="24"/>
+        </w:rPr>
+      </w:pPr>
+      <w:r>
+        <w:rPr>
+          <w:szCs w:val="24"/>
+        </w:rPr>
+        <w:t xml:space="preserve">Otros aspectos validados durante la verificación general: uso consistente de </w:t>
+      </w:r>
+      <w:proofErr w:type="spellStart"/>
+      <w:r>
+        <w:rPr>
+          <w:szCs w:val="24"/>
+        </w:rPr>
+        <w:t>prepared</w:t>
+      </w:r>
+      <w:proofErr w:type="spellEnd"/>
+      <w:r>
+        <w:rPr>
+          <w:szCs w:val="24"/>
+        </w:rPr>
+        <w:t xml:space="preserve"> </w:t>
+      </w:r>
+      <w:proofErr w:type="spellStart"/>
+      <w:r>
+        <w:rPr>
+          <w:szCs w:val="24"/>
+        </w:rPr>
+        <w:t>statements</w:t>
+      </w:r>
+      <w:proofErr w:type="spellEnd"/>
+      <w:r>
+        <w:rPr>
+          <w:szCs w:val="24"/>
+        </w:rPr>
+        <w:t xml:space="preserve"> en todas las consultas del panel administrador (prevención de SQL </w:t>
+      </w:r>
+      <w:proofErr w:type="spellStart"/>
+      <w:r>
+        <w:rPr>
+          <w:szCs w:val="24"/>
+        </w:rPr>
+        <w:t>injection</w:t>
+      </w:r>
+      <w:proofErr w:type="spellEnd"/>
+      <w:r>
+        <w:rPr>
+          <w:szCs w:val="24"/>
+        </w:rPr>
+        <w:t xml:space="preserve">), escape de salida con </w:t>
+      </w:r>
+      <w:proofErr w:type="spellStart"/>
+      <w:r>
+        <w:rPr>
+          <w:szCs w:val="24"/>
+        </w:rPr>
+        <w:t>htmlspecialchars</w:t>
+      </w:r>
+      <w:proofErr w:type="spellEnd"/>
+      <w:r>
+        <w:rPr>
+          <w:szCs w:val="24"/>
+        </w:rPr>
+        <w:t xml:space="preserve"> (prevención de XSS), correcto manejo de sesiones PHP, validaciones en los formularios y carga correcta de los archivos robots.txt y sitemap.xml configurados en la Etapa 4.</w:t>
       </w:r>
     </w:p>
     <w:p>
@@ -9545,12 +13016,16 @@
         <w:spacing w:line="480" w:lineRule="auto"/>
         <w:rPr>
           <w:rFonts w:ascii="Verdana" w:hAnsi="Verdana"/>
+          <w:b/>
+          <w:bCs/>
           <w:color w:val="auto"/>
         </w:rPr>
       </w:pPr>
       <w:r>
         <w:rPr>
           <w:rFonts w:ascii="Verdana" w:hAnsi="Verdana"/>
+          <w:b/>
+          <w:bCs/>
           <w:color w:val="auto"/>
         </w:rPr>
         <w:t>Resultado de la verificación</w:t>
@@ -9903,7 +13378,27 @@
           <w:szCs w:val="24"/>
           <w:lang w:val="es-ES"/>
         </w:rPr>
-        <w:t xml:space="preserve">Con la incorporación de estrategias de posicionamiento web —técnicas SEO, metaetiquetas, Open Graph y diseño responsive— se fortaleció la presencia digital del sistema. Esta etapa evidenció que un desarrollo web no </w:t>
+        <w:t xml:space="preserve">Con la incorporación de estrategias de posicionamiento web —técnicas SEO, </w:t>
+      </w:r>
+      <w:proofErr w:type="spellStart"/>
+      <w:r>
+        <w:rPr>
+          <w:rFonts w:cs="Times New Roman"/>
+          <w:bCs/>
+          <w:szCs w:val="24"/>
+          <w:lang w:val="es-ES"/>
+        </w:rPr>
+        <w:t>metaetiquetas</w:t>
+      </w:r>
+      <w:proofErr w:type="spellEnd"/>
+      <w:r>
+        <w:rPr>
+          <w:rFonts w:cs="Times New Roman"/>
+          <w:bCs/>
+          <w:szCs w:val="24"/>
+          <w:lang w:val="es-ES"/>
+        </w:rPr>
+        <w:t xml:space="preserve">, Open Graph y diseño responsive— se fortaleció la presencia digital del sistema. Esta etapa evidenció que un desarrollo web no </w:t>
       </w:r>
       <w:r>
         <w:rPr>
@@ -9934,7 +13429,58 @@
           <w:szCs w:val="24"/>
           <w:lang w:val="es-ES"/>
         </w:rPr>
-        <w:t>Finalmente, la evaluación integral del proyecto permitió verificar el funcionamiento de cada módulo público y administrativo. Durante este proceso se identificó una inconsistencia de seguridad en el manejo de credenciales, corregida mediante un archivo de variables de entorno (.env) excluido del repositorio con .gitignore, aplicando el principio de separación entre código y configuración.</w:t>
+        <w:t>Finalmente, la evaluación integral del proyecto permitió verificar el funcionamiento de cada módulo público y administrativo. Durante este proceso se identificó una inconsistencia de seguridad en el manejo de credenciales, corregida mediante un archivo de variables de entorno (.</w:t>
+      </w:r>
+      <w:proofErr w:type="spellStart"/>
+      <w:r>
+        <w:rPr>
+          <w:rFonts w:cs="Times New Roman"/>
+          <w:bCs/>
+          <w:szCs w:val="24"/>
+          <w:lang w:val="es-ES"/>
+        </w:rPr>
+        <w:t>env</w:t>
+      </w:r>
+      <w:proofErr w:type="spellEnd"/>
+      <w:r>
+        <w:rPr>
+          <w:rFonts w:cs="Times New Roman"/>
+          <w:bCs/>
+          <w:szCs w:val="24"/>
+          <w:lang w:val="es-ES"/>
+        </w:rPr>
+        <w:t xml:space="preserve">) excluido del repositorio </w:t>
+      </w:r>
+      <w:proofErr w:type="gramStart"/>
+      <w:r>
+        <w:rPr>
+          <w:rFonts w:cs="Times New Roman"/>
+          <w:bCs/>
+          <w:szCs w:val="24"/>
+          <w:lang w:val="es-ES"/>
+        </w:rPr>
+        <w:t>con .</w:t>
+      </w:r>
+      <w:proofErr w:type="spellStart"/>
+      <w:r>
+        <w:rPr>
+          <w:rFonts w:cs="Times New Roman"/>
+          <w:bCs/>
+          <w:szCs w:val="24"/>
+          <w:lang w:val="es-ES"/>
+        </w:rPr>
+        <w:t>gitignore</w:t>
+      </w:r>
+      <w:proofErr w:type="spellEnd"/>
+      <w:proofErr w:type="gramEnd"/>
+      <w:r>
+        <w:rPr>
+          <w:rFonts w:cs="Times New Roman"/>
+          <w:bCs/>
+          <w:szCs w:val="24"/>
+          <w:lang w:val="es-ES"/>
+        </w:rPr>
+        <w:t>, aplicando el principio de separación entre código y configuración.</w:t>
       </w:r>
     </w:p>
     <w:p>
@@ -9955,7 +13501,47 @@
           <w:szCs w:val="24"/>
           <w:lang w:val="es-ES"/>
         </w:rPr>
-        <w:t>En conclusión, el recorrido por las cinco etapas permitió cumplir el objetivo general del proyecto: diseñar, desarrollar, optimizar y evaluar una solución web completa para la Terminal de Transportes. El sistema queda funcional, seguro y alineado con los requerimientos planteados, evidenciando el fortalecimiento de competencias en análisis, desarrollo frontend y backend, gestión de bases de datos y evaluación de software a lo largo del curso.</w:t>
+        <w:t xml:space="preserve">En conclusión, el recorrido por las cinco etapas permitió cumplir el objetivo general del proyecto: diseñar, desarrollar, optimizar y evaluar una solución web completa para la Terminal de Transportes. El sistema queda funcional, seguro y alineado con los requerimientos planteados, evidenciando el fortalecimiento de competencias en análisis, desarrollo </w:t>
+      </w:r>
+      <w:proofErr w:type="spellStart"/>
+      <w:r>
+        <w:rPr>
+          <w:rFonts w:cs="Times New Roman"/>
+          <w:bCs/>
+          <w:szCs w:val="24"/>
+          <w:lang w:val="es-ES"/>
+        </w:rPr>
+        <w:t>frontend</w:t>
+      </w:r>
+      <w:proofErr w:type="spellEnd"/>
+      <w:r>
+        <w:rPr>
+          <w:rFonts w:cs="Times New Roman"/>
+          <w:bCs/>
+          <w:szCs w:val="24"/>
+          <w:lang w:val="es-ES"/>
+        </w:rPr>
+        <w:t xml:space="preserve"> y </w:t>
+      </w:r>
+      <w:proofErr w:type="spellStart"/>
+      <w:r>
+        <w:rPr>
+          <w:rFonts w:cs="Times New Roman"/>
+          <w:bCs/>
+          <w:szCs w:val="24"/>
+          <w:lang w:val="es-ES"/>
+        </w:rPr>
+        <w:t>backend</w:t>
+      </w:r>
+      <w:proofErr w:type="spellEnd"/>
+      <w:r>
+        <w:rPr>
+          <w:rFonts w:cs="Times New Roman"/>
+          <w:bCs/>
+          <w:szCs w:val="24"/>
+          <w:lang w:val="es-ES"/>
+        </w:rPr>
+        <w:t>, gestión de bases de datos y evaluación de software a lo largo del curso.</w:t>
       </w:r>
     </w:p>
     <w:p>
@@ -10407,7 +13993,51 @@
           <w:szCs w:val="24"/>
           <w:lang w:val="es-ES"/>
         </w:rPr>
-        <w:t>OVI Search Engine Optimization SEO</w:t>
+        <w:t xml:space="preserve">OVI Search </w:t>
+      </w:r>
+      <w:proofErr w:type="spellStart"/>
+      <w:r>
+        <w:rPr>
+          <w:bCs/>
+          <w:i/>
+          <w:iCs/>
+          <w:szCs w:val="24"/>
+          <w:lang w:val="es-ES"/>
+        </w:rPr>
+        <w:t>Engine</w:t>
+      </w:r>
+      <w:proofErr w:type="spellEnd"/>
+      <w:r>
+        <w:rPr>
+          <w:bCs/>
+          <w:i/>
+          <w:iCs/>
+          <w:szCs w:val="24"/>
+          <w:lang w:val="es-ES"/>
+        </w:rPr>
+        <w:t xml:space="preserve"> </w:t>
+      </w:r>
+      <w:proofErr w:type="spellStart"/>
+      <w:r>
+        <w:rPr>
+          <w:bCs/>
+          <w:i/>
+          <w:iCs/>
+          <w:szCs w:val="24"/>
+          <w:lang w:val="es-ES"/>
+        </w:rPr>
+        <w:t>Optimization</w:t>
+      </w:r>
+      <w:proofErr w:type="spellEnd"/>
+      <w:r>
+        <w:rPr>
+          <w:bCs/>
+          <w:i/>
+          <w:iCs/>
+          <w:szCs w:val="24"/>
+          <w:lang w:val="es-ES"/>
+        </w:rPr>
+        <w:t xml:space="preserve"> SEO</w:t>
       </w:r>
       <w:r>
         <w:rPr>
@@ -11920,6 +15550,119 @@
     </w:lvl>
   </w:abstractNum>
   <w:abstractNum w:abstractNumId="11" w15:restartNumberingAfterBreak="0">
+    <w:nsid w:val="1DFE46EF"/>
+    <w:multiLevelType w:val="hybridMultilevel"/>
+    <w:tmpl w:val="6412A636"/>
+    <w:lvl w:ilvl="0" w:tplc="0C0A0001">
+      <w:start w:val="1"/>
+      <w:numFmt w:val="bullet"/>
+      <w:lvlText w:val=""/>
+      <w:lvlJc w:val="left"/>
+      <w:pPr>
+        <w:ind w:left="1428" w:hanging="360"/>
+      </w:pPr>
+      <w:rPr>
+        <w:rFonts w:ascii="Symbol" w:hAnsi="Symbol" w:hint="default"/>
+      </w:rPr>
+    </w:lvl>
+    <w:lvl w:ilvl="1" w:tplc="0C0A0003" w:tentative="1">
+      <w:start w:val="1"/>
+      <w:numFmt w:val="bullet"/>
+      <w:lvlText w:val="o"/>
+      <w:lvlJc w:val="left"/>
+      <w:pPr>
+        <w:ind w:left="2148" w:hanging="360"/>
+      </w:pPr>
+      <w:rPr>
+        <w:rFonts w:ascii="Courier New" w:hAnsi="Courier New" w:cs="Courier New" w:hint="default"/>
+      </w:rPr>
+    </w:lvl>
+    <w:lvl w:ilvl="2" w:tplc="0C0A0005" w:tentative="1">
+      <w:start w:val="1"/>
+      <w:numFmt w:val="bullet"/>
+      <w:lvlText w:val=""/>
+      <w:lvlJc w:val="left"/>
+      <w:pPr>
+        <w:ind w:left="2868" w:hanging="360"/>
+      </w:pPr>
+      <w:rPr>
+        <w:rFonts w:ascii="Wingdings" w:hAnsi="Wingdings" w:hint="default"/>
+      </w:rPr>
+    </w:lvl>
+    <w:lvl w:ilvl="3" w:tplc="0C0A0001" w:tentative="1">
+      <w:start w:val="1"/>
+      <w:numFmt w:val="bullet"/>
+      <w:lvlText w:val=""/>
+      <w:lvlJc w:val="left"/>
+      <w:pPr>
+        <w:ind w:left="3588" w:hanging="360"/>
+      </w:pPr>
+      <w:rPr>
+        <w:rFonts w:ascii="Symbol" w:hAnsi="Symbol" w:hint="default"/>
+      </w:rPr>
+    </w:lvl>
+    <w:lvl w:ilvl="4" w:tplc="0C0A0003" w:tentative="1">
+      <w:start w:val="1"/>
+      <w:numFmt w:val="bullet"/>
+      <w:lvlText w:val="o"/>
+      <w:lvlJc w:val="left"/>
+      <w:pPr>
+        <w:ind w:left="4308" w:hanging="360"/>
+      </w:pPr>
+      <w:rPr>
+        <w:rFonts w:ascii="Courier New" w:hAnsi="Courier New" w:cs="Courier New" w:hint="default"/>
+      </w:rPr>
+    </w:lvl>
+    <w:lvl w:ilvl="5" w:tplc="0C0A0005" w:tentative="1">
+      <w:start w:val="1"/>
+      <w:numFmt w:val="bullet"/>
+      <w:lvlText w:val=""/>
+      <w:lvlJc w:val="left"/>
+      <w:pPr>
+        <w:ind w:left="5028" w:hanging="360"/>
+      </w:pPr>
+      <w:rPr>
+        <w:rFonts w:ascii="Wingdings" w:hAnsi="Wingdings" w:hint="default"/>
+      </w:rPr>
+    </w:lvl>
+    <w:lvl w:ilvl="6" w:tplc="0C0A0001" w:tentative="1">
+      <w:start w:val="1"/>
+      <w:numFmt w:val="bullet"/>
+      <w:lvlText w:val=""/>
+      <w:lvlJc w:val="left"/>
+      <w:pPr>
+        <w:ind w:left="5748" w:hanging="360"/>
+      </w:pPr>
+      <w:rPr>
+        <w:rFonts w:ascii="Symbol" w:hAnsi="Symbol" w:hint="default"/>
+      </w:rPr>
+    </w:lvl>
+    <w:lvl w:ilvl="7" w:tplc="0C0A0003" w:tentative="1">
+      <w:start w:val="1"/>
+      <w:numFmt w:val="bullet"/>
+      <w:lvlText w:val="o"/>
+      <w:lvlJc w:val="left"/>
+      <w:pPr>
+        <w:ind w:left="6468" w:hanging="360"/>
+      </w:pPr>
+      <w:rPr>
+        <w:rFonts w:ascii="Courier New" w:hAnsi="Courier New" w:cs="Courier New" w:hint="default"/>
+      </w:rPr>
+    </w:lvl>
+    <w:lvl w:ilvl="8" w:tplc="0C0A0005" w:tentative="1">
+      <w:start w:val="1"/>
+      <w:numFmt w:val="bullet"/>
+      <w:lvlText w:val=""/>
+      <w:lvlJc w:val="left"/>
+      <w:pPr>
+        <w:ind w:left="7188" w:hanging="360"/>
+      </w:pPr>
+      <w:rPr>
+        <w:rFonts w:ascii="Wingdings" w:hAnsi="Wingdings" w:hint="default"/>
+      </w:rPr>
+    </w:lvl>
+  </w:abstractNum>
+  <w:abstractNum w:abstractNumId="12" w15:restartNumberingAfterBreak="0">
     <w:nsid w:val="210327EA"/>
     <w:multiLevelType w:val="hybridMultilevel"/>
     <w:tmpl w:val="CE24E140"/>
@@ -12032,7 +15775,7 @@
       </w:rPr>
     </w:lvl>
   </w:abstractNum>
-  <w:abstractNum w:abstractNumId="12" w15:restartNumberingAfterBreak="0">
+  <w:abstractNum w:abstractNumId="13" w15:restartNumberingAfterBreak="0">
     <w:nsid w:val="21557FDF"/>
     <w:multiLevelType w:val="hybridMultilevel"/>
     <w:tmpl w:val="C02268B2"/>
@@ -12145,7 +15888,7 @@
       </w:rPr>
     </w:lvl>
   </w:abstractNum>
-  <w:abstractNum w:abstractNumId="13" w15:restartNumberingAfterBreak="0">
+  <w:abstractNum w:abstractNumId="14" w15:restartNumberingAfterBreak="0">
     <w:nsid w:val="2FA20E70"/>
     <w:multiLevelType w:val="hybridMultilevel"/>
     <w:tmpl w:val="85FA681C"/>
@@ -12234,7 +15977,7 @@
       </w:pPr>
     </w:lvl>
   </w:abstractNum>
-  <w:abstractNum w:abstractNumId="14" w15:restartNumberingAfterBreak="0">
+  <w:abstractNum w:abstractNumId="15" w15:restartNumberingAfterBreak="0">
     <w:nsid w:val="386132BB"/>
     <w:multiLevelType w:val="hybridMultilevel"/>
     <w:tmpl w:val="0090D566"/>
@@ -12347,7 +16090,120 @@
       </w:rPr>
     </w:lvl>
   </w:abstractNum>
-  <w:abstractNum w:abstractNumId="15" w15:restartNumberingAfterBreak="0">
+  <w:abstractNum w:abstractNumId="16" w15:restartNumberingAfterBreak="0">
+    <w:nsid w:val="39687D13"/>
+    <w:multiLevelType w:val="hybridMultilevel"/>
+    <w:tmpl w:val="C442A8BC"/>
+    <w:lvl w:ilvl="0" w:tplc="0C0A0001">
+      <w:start w:val="1"/>
+      <w:numFmt w:val="bullet"/>
+      <w:lvlText w:val=""/>
+      <w:lvlJc w:val="left"/>
+      <w:pPr>
+        <w:ind w:left="1428" w:hanging="360"/>
+      </w:pPr>
+      <w:rPr>
+        <w:rFonts w:ascii="Symbol" w:hAnsi="Symbol" w:hint="default"/>
+      </w:rPr>
+    </w:lvl>
+    <w:lvl w:ilvl="1" w:tplc="0C0A0003" w:tentative="1">
+      <w:start w:val="1"/>
+      <w:numFmt w:val="bullet"/>
+      <w:lvlText w:val="o"/>
+      <w:lvlJc w:val="left"/>
+      <w:pPr>
+        <w:ind w:left="2148" w:hanging="360"/>
+      </w:pPr>
+      <w:rPr>
+        <w:rFonts w:ascii="Courier New" w:hAnsi="Courier New" w:cs="Courier New" w:hint="default"/>
+      </w:rPr>
+    </w:lvl>
+    <w:lvl w:ilvl="2" w:tplc="0C0A0005" w:tentative="1">
+      <w:start w:val="1"/>
+      <w:numFmt w:val="bullet"/>
+      <w:lvlText w:val=""/>
+      <w:lvlJc w:val="left"/>
+      <w:pPr>
+        <w:ind w:left="2868" w:hanging="360"/>
+      </w:pPr>
+      <w:rPr>
+        <w:rFonts w:ascii="Wingdings" w:hAnsi="Wingdings" w:hint="default"/>
+      </w:rPr>
+    </w:lvl>
+    <w:lvl w:ilvl="3" w:tplc="0C0A0001" w:tentative="1">
+      <w:start w:val="1"/>
+      <w:numFmt w:val="bullet"/>
+      <w:lvlText w:val=""/>
+      <w:lvlJc w:val="left"/>
+      <w:pPr>
+        <w:ind w:left="3588" w:hanging="360"/>
+      </w:pPr>
+      <w:rPr>
+        <w:rFonts w:ascii="Symbol" w:hAnsi="Symbol" w:hint="default"/>
+      </w:rPr>
+    </w:lvl>
+    <w:lvl w:ilvl="4" w:tplc="0C0A0003" w:tentative="1">
+      <w:start w:val="1"/>
+      <w:numFmt w:val="bullet"/>
+      <w:lvlText w:val="o"/>
+      <w:lvlJc w:val="left"/>
+      <w:pPr>
+        <w:ind w:left="4308" w:hanging="360"/>
+      </w:pPr>
+      <w:rPr>
+        <w:rFonts w:ascii="Courier New" w:hAnsi="Courier New" w:cs="Courier New" w:hint="default"/>
+      </w:rPr>
+    </w:lvl>
+    <w:lvl w:ilvl="5" w:tplc="0C0A0005" w:tentative="1">
+      <w:start w:val="1"/>
+      <w:numFmt w:val="bullet"/>
+      <w:lvlText w:val=""/>
+      <w:lvlJc w:val="left"/>
+      <w:pPr>
+        <w:ind w:left="5028" w:hanging="360"/>
+      </w:pPr>
+      <w:rPr>
+        <w:rFonts w:ascii="Wingdings" w:hAnsi="Wingdings" w:hint="default"/>
+      </w:rPr>
+    </w:lvl>
+    <w:lvl w:ilvl="6" w:tplc="0C0A0001" w:tentative="1">
+      <w:start w:val="1"/>
+      <w:numFmt w:val="bullet"/>
+      <w:lvlText w:val=""/>
+      <w:lvlJc w:val="left"/>
+      <w:pPr>
+        <w:ind w:left="5748" w:hanging="360"/>
+      </w:pPr>
+      <w:rPr>
+        <w:rFonts w:ascii="Symbol" w:hAnsi="Symbol" w:hint="default"/>
+      </w:rPr>
+    </w:lvl>
+    <w:lvl w:ilvl="7" w:tplc="0C0A0003" w:tentative="1">
+      <w:start w:val="1"/>
+      <w:numFmt w:val="bullet"/>
+      <w:lvlText w:val="o"/>
+      <w:lvlJc w:val="left"/>
+      <w:pPr>
+        <w:ind w:left="6468" w:hanging="360"/>
+      </w:pPr>
+      <w:rPr>
+        <w:rFonts w:ascii="Courier New" w:hAnsi="Courier New" w:cs="Courier New" w:hint="default"/>
+      </w:rPr>
+    </w:lvl>
+    <w:lvl w:ilvl="8" w:tplc="0C0A0005" w:tentative="1">
+      <w:start w:val="1"/>
+      <w:numFmt w:val="bullet"/>
+      <w:lvlText w:val=""/>
+      <w:lvlJc w:val="left"/>
+      <w:pPr>
+        <w:ind w:left="7188" w:hanging="360"/>
+      </w:pPr>
+      <w:rPr>
+        <w:rFonts w:ascii="Wingdings" w:hAnsi="Wingdings" w:hint="default"/>
+      </w:rPr>
+    </w:lvl>
+  </w:abstractNum>
+  <w:abstractNum w:abstractNumId="17" w15:restartNumberingAfterBreak="0">
     <w:nsid w:val="3B0D2DED"/>
     <w:multiLevelType w:val="multilevel"/>
     <w:tmpl w:val="16A4D532"/>
@@ -12496,7 +16352,7 @@
       </w:rPr>
     </w:lvl>
   </w:abstractNum>
-  <w:abstractNum w:abstractNumId="16" w15:restartNumberingAfterBreak="0">
+  <w:abstractNum w:abstractNumId="18" w15:restartNumberingAfterBreak="0">
     <w:nsid w:val="3BC531E3"/>
     <w:multiLevelType w:val="hybridMultilevel"/>
     <w:tmpl w:val="1006F37A"/>
@@ -12609,7 +16465,7 @@
       </w:rPr>
     </w:lvl>
   </w:abstractNum>
-  <w:abstractNum w:abstractNumId="17" w15:restartNumberingAfterBreak="0">
+  <w:abstractNum w:abstractNumId="19" w15:restartNumberingAfterBreak="0">
     <w:nsid w:val="3CC458AC"/>
     <w:multiLevelType w:val="multilevel"/>
     <w:tmpl w:val="30B854BC"/>
@@ -12754,7 +16610,7 @@
       </w:rPr>
     </w:lvl>
   </w:abstractNum>
-  <w:abstractNum w:abstractNumId="18" w15:restartNumberingAfterBreak="0">
+  <w:abstractNum w:abstractNumId="20" w15:restartNumberingAfterBreak="0">
     <w:nsid w:val="3E8B2B94"/>
     <w:multiLevelType w:val="multilevel"/>
     <w:tmpl w:val="2900423E"/>
@@ -12867,7 +16723,7 @@
       </w:pPr>
     </w:lvl>
   </w:abstractNum>
-  <w:abstractNum w:abstractNumId="19" w15:restartNumberingAfterBreak="0">
+  <w:abstractNum w:abstractNumId="21" w15:restartNumberingAfterBreak="0">
     <w:nsid w:val="42091CC8"/>
     <w:multiLevelType w:val="multilevel"/>
     <w:tmpl w:val="D02485F8"/>
@@ -13016,7 +16872,7 @@
       </w:rPr>
     </w:lvl>
   </w:abstractNum>
-  <w:abstractNum w:abstractNumId="20" w15:restartNumberingAfterBreak="0">
+  <w:abstractNum w:abstractNumId="22" w15:restartNumberingAfterBreak="0">
     <w:nsid w:val="429E7299"/>
     <w:multiLevelType w:val="hybridMultilevel"/>
     <w:tmpl w:val="66A0A49A"/>
@@ -13129,7 +16985,7 @@
       </w:rPr>
     </w:lvl>
   </w:abstractNum>
-  <w:abstractNum w:abstractNumId="21" w15:restartNumberingAfterBreak="0">
+  <w:abstractNum w:abstractNumId="23" w15:restartNumberingAfterBreak="0">
     <w:nsid w:val="458D7434"/>
     <w:multiLevelType w:val="hybridMultilevel"/>
     <w:tmpl w:val="6EA4EA02"/>
@@ -13242,7 +17098,7 @@
       </w:rPr>
     </w:lvl>
   </w:abstractNum>
-  <w:abstractNum w:abstractNumId="22" w15:restartNumberingAfterBreak="0">
+  <w:abstractNum w:abstractNumId="24" w15:restartNumberingAfterBreak="0">
     <w:nsid w:val="48233CD6"/>
     <w:multiLevelType w:val="hybridMultilevel"/>
     <w:tmpl w:val="1D049C6C"/>
@@ -13355,7 +17211,7 @@
       </w:rPr>
     </w:lvl>
   </w:abstractNum>
-  <w:abstractNum w:abstractNumId="23" w15:restartNumberingAfterBreak="0">
+  <w:abstractNum w:abstractNumId="25" w15:restartNumberingAfterBreak="0">
     <w:nsid w:val="49742E19"/>
     <w:multiLevelType w:val="hybridMultilevel"/>
     <w:tmpl w:val="17486B3A"/>
@@ -13445,7 +17301,7 @@
       </w:pPr>
     </w:lvl>
   </w:abstractNum>
-  <w:abstractNum w:abstractNumId="24" w15:restartNumberingAfterBreak="0">
+  <w:abstractNum w:abstractNumId="26" w15:restartNumberingAfterBreak="0">
     <w:nsid w:val="49E75FE1"/>
     <w:multiLevelType w:val="hybridMultilevel"/>
     <w:tmpl w:val="17486B3A"/>
@@ -13535,7 +17391,120 @@
       </w:pPr>
     </w:lvl>
   </w:abstractNum>
-  <w:abstractNum w:abstractNumId="25" w15:restartNumberingAfterBreak="0">
+  <w:abstractNum w:abstractNumId="27" w15:restartNumberingAfterBreak="0">
+    <w:nsid w:val="4B542A37"/>
+    <w:multiLevelType w:val="hybridMultilevel"/>
+    <w:tmpl w:val="44F6EDFC"/>
+    <w:lvl w:ilvl="0" w:tplc="0C0A0001">
+      <w:start w:val="1"/>
+      <w:numFmt w:val="bullet"/>
+      <w:lvlText w:val=""/>
+      <w:lvlJc w:val="left"/>
+      <w:pPr>
+        <w:ind w:left="1428" w:hanging="360"/>
+      </w:pPr>
+      <w:rPr>
+        <w:rFonts w:ascii="Symbol" w:hAnsi="Symbol" w:hint="default"/>
+      </w:rPr>
+    </w:lvl>
+    <w:lvl w:ilvl="1" w:tplc="0C0A0003" w:tentative="1">
+      <w:start w:val="1"/>
+      <w:numFmt w:val="bullet"/>
+      <w:lvlText w:val="o"/>
+      <w:lvlJc w:val="left"/>
+      <w:pPr>
+        <w:ind w:left="2148" w:hanging="360"/>
+      </w:pPr>
+      <w:rPr>
+        <w:rFonts w:ascii="Courier New" w:hAnsi="Courier New" w:cs="Courier New" w:hint="default"/>
+      </w:rPr>
+    </w:lvl>
+    <w:lvl w:ilvl="2" w:tplc="0C0A0005" w:tentative="1">
+      <w:start w:val="1"/>
+      <w:numFmt w:val="bullet"/>
+      <w:lvlText w:val=""/>
+      <w:lvlJc w:val="left"/>
+      <w:pPr>
+        <w:ind w:left="2868" w:hanging="360"/>
+      </w:pPr>
+      <w:rPr>
+        <w:rFonts w:ascii="Wingdings" w:hAnsi="Wingdings" w:hint="default"/>
+      </w:rPr>
+    </w:lvl>
+    <w:lvl w:ilvl="3" w:tplc="0C0A0001" w:tentative="1">
+      <w:start w:val="1"/>
+      <w:numFmt w:val="bullet"/>
+      <w:lvlText w:val=""/>
+      <w:lvlJc w:val="left"/>
+      <w:pPr>
+        <w:ind w:left="3588" w:hanging="360"/>
+      </w:pPr>
+      <w:rPr>
+        <w:rFonts w:ascii="Symbol" w:hAnsi="Symbol" w:hint="default"/>
+      </w:rPr>
+    </w:lvl>
+    <w:lvl w:ilvl="4" w:tplc="0C0A0003" w:tentative="1">
+      <w:start w:val="1"/>
+      <w:numFmt w:val="bullet"/>
+      <w:lvlText w:val="o"/>
+      <w:lvlJc w:val="left"/>
+      <w:pPr>
+        <w:ind w:left="4308" w:hanging="360"/>
+      </w:pPr>
+      <w:rPr>
+        <w:rFonts w:ascii="Courier New" w:hAnsi="Courier New" w:cs="Courier New" w:hint="default"/>
+      </w:rPr>
+    </w:lvl>
+    <w:lvl w:ilvl="5" w:tplc="0C0A0005" w:tentative="1">
+      <w:start w:val="1"/>
+      <w:numFmt w:val="bullet"/>
+      <w:lvlText w:val=""/>
+      <w:lvlJc w:val="left"/>
+      <w:pPr>
+        <w:ind w:left="5028" w:hanging="360"/>
+      </w:pPr>
+      <w:rPr>
+        <w:rFonts w:ascii="Wingdings" w:hAnsi="Wingdings" w:hint="default"/>
+      </w:rPr>
+    </w:lvl>
+    <w:lvl w:ilvl="6" w:tplc="0C0A0001" w:tentative="1">
+      <w:start w:val="1"/>
+      <w:numFmt w:val="bullet"/>
+      <w:lvlText w:val=""/>
+      <w:lvlJc w:val="left"/>
+      <w:pPr>
+        <w:ind w:left="5748" w:hanging="360"/>
+      </w:pPr>
+      <w:rPr>
+        <w:rFonts w:ascii="Symbol" w:hAnsi="Symbol" w:hint="default"/>
+      </w:rPr>
+    </w:lvl>
+    <w:lvl w:ilvl="7" w:tplc="0C0A0003" w:tentative="1">
+      <w:start w:val="1"/>
+      <w:numFmt w:val="bullet"/>
+      <w:lvlText w:val="o"/>
+      <w:lvlJc w:val="left"/>
+      <w:pPr>
+        <w:ind w:left="6468" w:hanging="360"/>
+      </w:pPr>
+      <w:rPr>
+        <w:rFonts w:ascii="Courier New" w:hAnsi="Courier New" w:cs="Courier New" w:hint="default"/>
+      </w:rPr>
+    </w:lvl>
+    <w:lvl w:ilvl="8" w:tplc="0C0A0005" w:tentative="1">
+      <w:start w:val="1"/>
+      <w:numFmt w:val="bullet"/>
+      <w:lvlText w:val=""/>
+      <w:lvlJc w:val="left"/>
+      <w:pPr>
+        <w:ind w:left="7188" w:hanging="360"/>
+      </w:pPr>
+      <w:rPr>
+        <w:rFonts w:ascii="Wingdings" w:hAnsi="Wingdings" w:hint="default"/>
+      </w:rPr>
+    </w:lvl>
+  </w:abstractNum>
+  <w:abstractNum w:abstractNumId="28" w15:restartNumberingAfterBreak="0">
     <w:nsid w:val="50410FCD"/>
     <w:multiLevelType w:val="hybridMultilevel"/>
     <w:tmpl w:val="D2C212E4"/>
@@ -13648,7 +17617,7 @@
       </w:rPr>
     </w:lvl>
   </w:abstractNum>
-  <w:abstractNum w:abstractNumId="26" w15:restartNumberingAfterBreak="0">
+  <w:abstractNum w:abstractNumId="29" w15:restartNumberingAfterBreak="0">
     <w:nsid w:val="519349E8"/>
     <w:multiLevelType w:val="hybridMultilevel"/>
     <w:tmpl w:val="E9B0A3EE"/>
@@ -13737,7 +17706,7 @@
       </w:pPr>
     </w:lvl>
   </w:abstractNum>
-  <w:abstractNum w:abstractNumId="27" w15:restartNumberingAfterBreak="0">
+  <w:abstractNum w:abstractNumId="30" w15:restartNumberingAfterBreak="0">
     <w:nsid w:val="55C53EB3"/>
     <w:multiLevelType w:val="hybridMultilevel"/>
     <w:tmpl w:val="B8C2A1B4"/>
@@ -13850,7 +17819,120 @@
       </w:rPr>
     </w:lvl>
   </w:abstractNum>
-  <w:abstractNum w:abstractNumId="28" w15:restartNumberingAfterBreak="0">
+  <w:abstractNum w:abstractNumId="31" w15:restartNumberingAfterBreak="0">
+    <w:nsid w:val="55FF5426"/>
+    <w:multiLevelType w:val="hybridMultilevel"/>
+    <w:tmpl w:val="39DE574E"/>
+    <w:lvl w:ilvl="0" w:tplc="0C0A0001">
+      <w:start w:val="1"/>
+      <w:numFmt w:val="bullet"/>
+      <w:lvlText w:val=""/>
+      <w:lvlJc w:val="left"/>
+      <w:pPr>
+        <w:ind w:left="1428" w:hanging="360"/>
+      </w:pPr>
+      <w:rPr>
+        <w:rFonts w:ascii="Symbol" w:hAnsi="Symbol" w:hint="default"/>
+      </w:rPr>
+    </w:lvl>
+    <w:lvl w:ilvl="1" w:tplc="0C0A0003" w:tentative="1">
+      <w:start w:val="1"/>
+      <w:numFmt w:val="bullet"/>
+      <w:lvlText w:val="o"/>
+      <w:lvlJc w:val="left"/>
+      <w:pPr>
+        <w:ind w:left="2148" w:hanging="360"/>
+      </w:pPr>
+      <w:rPr>
+        <w:rFonts w:ascii="Courier New" w:hAnsi="Courier New" w:cs="Courier New" w:hint="default"/>
+      </w:rPr>
+    </w:lvl>
+    <w:lvl w:ilvl="2" w:tplc="0C0A0005" w:tentative="1">
+      <w:start w:val="1"/>
+      <w:numFmt w:val="bullet"/>
+      <w:lvlText w:val=""/>
+      <w:lvlJc w:val="left"/>
+      <w:pPr>
+        <w:ind w:left="2868" w:hanging="360"/>
+      </w:pPr>
+      <w:rPr>
+        <w:rFonts w:ascii="Wingdings" w:hAnsi="Wingdings" w:hint="default"/>
+      </w:rPr>
+    </w:lvl>
+    <w:lvl w:ilvl="3" w:tplc="0C0A0001" w:tentative="1">
+      <w:start w:val="1"/>
+      <w:numFmt w:val="bullet"/>
+      <w:lvlText w:val=""/>
+      <w:lvlJc w:val="left"/>
+      <w:pPr>
+        <w:ind w:left="3588" w:hanging="360"/>
+      </w:pPr>
+      <w:rPr>
+        <w:rFonts w:ascii="Symbol" w:hAnsi="Symbol" w:hint="default"/>
+      </w:rPr>
+    </w:lvl>
+    <w:lvl w:ilvl="4" w:tplc="0C0A0003" w:tentative="1">
+      <w:start w:val="1"/>
+      <w:numFmt w:val="bullet"/>
+      <w:lvlText w:val="o"/>
+      <w:lvlJc w:val="left"/>
+      <w:pPr>
+        <w:ind w:left="4308" w:hanging="360"/>
+      </w:pPr>
+      <w:rPr>
+        <w:rFonts w:ascii="Courier New" w:hAnsi="Courier New" w:cs="Courier New" w:hint="default"/>
+      </w:rPr>
+    </w:lvl>
+    <w:lvl w:ilvl="5" w:tplc="0C0A0005" w:tentative="1">
+      <w:start w:val="1"/>
+      <w:numFmt w:val="bullet"/>
+      <w:lvlText w:val=""/>
+      <w:lvlJc w:val="left"/>
+      <w:pPr>
+        <w:ind w:left="5028" w:hanging="360"/>
+      </w:pPr>
+      <w:rPr>
+        <w:rFonts w:ascii="Wingdings" w:hAnsi="Wingdings" w:hint="default"/>
+      </w:rPr>
+    </w:lvl>
+    <w:lvl w:ilvl="6" w:tplc="0C0A0001" w:tentative="1">
+      <w:start w:val="1"/>
+      <w:numFmt w:val="bullet"/>
+      <w:lvlText w:val=""/>
+      <w:lvlJc w:val="left"/>
+      <w:pPr>
+        <w:ind w:left="5748" w:hanging="360"/>
+      </w:pPr>
+      <w:rPr>
+        <w:rFonts w:ascii="Symbol" w:hAnsi="Symbol" w:hint="default"/>
+      </w:rPr>
+    </w:lvl>
+    <w:lvl w:ilvl="7" w:tplc="0C0A0003" w:tentative="1">
+      <w:start w:val="1"/>
+      <w:numFmt w:val="bullet"/>
+      <w:lvlText w:val="o"/>
+      <w:lvlJc w:val="left"/>
+      <w:pPr>
+        <w:ind w:left="6468" w:hanging="360"/>
+      </w:pPr>
+      <w:rPr>
+        <w:rFonts w:ascii="Courier New" w:hAnsi="Courier New" w:cs="Courier New" w:hint="default"/>
+      </w:rPr>
+    </w:lvl>
+    <w:lvl w:ilvl="8" w:tplc="0C0A0005" w:tentative="1">
+      <w:start w:val="1"/>
+      <w:numFmt w:val="bullet"/>
+      <w:lvlText w:val=""/>
+      <w:lvlJc w:val="left"/>
+      <w:pPr>
+        <w:ind w:left="7188" w:hanging="360"/>
+      </w:pPr>
+      <w:rPr>
+        <w:rFonts w:ascii="Wingdings" w:hAnsi="Wingdings" w:hint="default"/>
+      </w:rPr>
+    </w:lvl>
+  </w:abstractNum>
+  <w:abstractNum w:abstractNumId="32" w15:restartNumberingAfterBreak="0">
     <w:nsid w:val="58DE7855"/>
     <w:multiLevelType w:val="hybridMultilevel"/>
     <w:tmpl w:val="3692E944"/>
@@ -13939,7 +18021,7 @@
       </w:pPr>
     </w:lvl>
   </w:abstractNum>
-  <w:abstractNum w:abstractNumId="29" w15:restartNumberingAfterBreak="0">
+  <w:abstractNum w:abstractNumId="33" w15:restartNumberingAfterBreak="0">
     <w:nsid w:val="5D891956"/>
     <w:multiLevelType w:val="hybridMultilevel"/>
     <w:tmpl w:val="62084E0C"/>
@@ -14052,7 +18134,7 @@
       </w:rPr>
     </w:lvl>
   </w:abstractNum>
-  <w:abstractNum w:abstractNumId="30" w15:restartNumberingAfterBreak="0">
+  <w:abstractNum w:abstractNumId="34" w15:restartNumberingAfterBreak="0">
     <w:nsid w:val="5E942812"/>
     <w:multiLevelType w:val="hybridMultilevel"/>
     <w:tmpl w:val="C89824E0"/>
@@ -14165,7 +18247,7 @@
       </w:rPr>
     </w:lvl>
   </w:abstractNum>
-  <w:abstractNum w:abstractNumId="31" w15:restartNumberingAfterBreak="0">
+  <w:abstractNum w:abstractNumId="35" w15:restartNumberingAfterBreak="0">
     <w:nsid w:val="5FE17A8E"/>
     <w:multiLevelType w:val="multilevel"/>
     <w:tmpl w:val="ED78CCCE"/>
@@ -14282,7 +18364,7 @@
       </w:pPr>
     </w:lvl>
   </w:abstractNum>
-  <w:abstractNum w:abstractNumId="32" w15:restartNumberingAfterBreak="0">
+  <w:abstractNum w:abstractNumId="36" w15:restartNumberingAfterBreak="0">
     <w:nsid w:val="655B2148"/>
     <w:multiLevelType w:val="hybridMultilevel"/>
     <w:tmpl w:val="CD7A4A32"/>
@@ -14372,7 +18454,7 @@
       </w:pPr>
     </w:lvl>
   </w:abstractNum>
-  <w:abstractNum w:abstractNumId="33" w15:restartNumberingAfterBreak="0">
+  <w:abstractNum w:abstractNumId="37" w15:restartNumberingAfterBreak="0">
     <w:nsid w:val="66093213"/>
     <w:multiLevelType w:val="hybridMultilevel"/>
     <w:tmpl w:val="87124A44"/>
@@ -14485,7 +18567,7 @@
       </w:rPr>
     </w:lvl>
   </w:abstractNum>
-  <w:abstractNum w:abstractNumId="34" w15:restartNumberingAfterBreak="0">
+  <w:abstractNum w:abstractNumId="38" w15:restartNumberingAfterBreak="0">
     <w:nsid w:val="68177934"/>
     <w:multiLevelType w:val="hybridMultilevel"/>
     <w:tmpl w:val="FECA4406"/>
@@ -14571,7 +18653,7 @@
       </w:pPr>
     </w:lvl>
   </w:abstractNum>
-  <w:abstractNum w:abstractNumId="35" w15:restartNumberingAfterBreak="0">
+  <w:abstractNum w:abstractNumId="39" w15:restartNumberingAfterBreak="0">
     <w:nsid w:val="6B3A6B01"/>
     <w:multiLevelType w:val="hybridMultilevel"/>
     <w:tmpl w:val="AB0EBE6E"/>
@@ -14684,7 +18766,7 @@
       </w:rPr>
     </w:lvl>
   </w:abstractNum>
-  <w:abstractNum w:abstractNumId="36" w15:restartNumberingAfterBreak="0">
+  <w:abstractNum w:abstractNumId="40" w15:restartNumberingAfterBreak="0">
     <w:nsid w:val="70901A00"/>
     <w:multiLevelType w:val="hybridMultilevel"/>
     <w:tmpl w:val="6CC88E42"/>
@@ -14797,7 +18879,120 @@
       </w:rPr>
     </w:lvl>
   </w:abstractNum>
-  <w:abstractNum w:abstractNumId="37" w15:restartNumberingAfterBreak="0">
+  <w:abstractNum w:abstractNumId="41" w15:restartNumberingAfterBreak="0">
+    <w:nsid w:val="7A747933"/>
+    <w:multiLevelType w:val="hybridMultilevel"/>
+    <w:tmpl w:val="DA0CAECA"/>
+    <w:lvl w:ilvl="0" w:tplc="0C0A0001">
+      <w:start w:val="1"/>
+      <w:numFmt w:val="bullet"/>
+      <w:lvlText w:val=""/>
+      <w:lvlJc w:val="left"/>
+      <w:pPr>
+        <w:ind w:left="1440" w:hanging="360"/>
+      </w:pPr>
+      <w:rPr>
+        <w:rFonts w:ascii="Symbol" w:hAnsi="Symbol" w:hint="default"/>
+      </w:rPr>
+    </w:lvl>
+    <w:lvl w:ilvl="1" w:tplc="0C0A0003" w:tentative="1">
+      <w:start w:val="1"/>
+      <w:numFmt w:val="bullet"/>
+      <w:lvlText w:val="o"/>
+      <w:lvlJc w:val="left"/>
+      <w:pPr>
+        <w:ind w:left="2160" w:hanging="360"/>
+      </w:pPr>
+      <w:rPr>
+        <w:rFonts w:ascii="Courier New" w:hAnsi="Courier New" w:cs="Courier New" w:hint="default"/>
+      </w:rPr>
+    </w:lvl>
+    <w:lvl w:ilvl="2" w:tplc="0C0A0005" w:tentative="1">
+      <w:start w:val="1"/>
+      <w:numFmt w:val="bullet"/>
+      <w:lvlText w:val=""/>
+      <w:lvlJc w:val="left"/>
+      <w:pPr>
+        <w:ind w:left="2880" w:hanging="360"/>
+      </w:pPr>
+      <w:rPr>
+        <w:rFonts w:ascii="Wingdings" w:hAnsi="Wingdings" w:hint="default"/>
+      </w:rPr>
+    </w:lvl>
+    <w:lvl w:ilvl="3" w:tplc="0C0A0001" w:tentative="1">
+      <w:start w:val="1"/>
+      <w:numFmt w:val="bullet"/>
+      <w:lvlText w:val=""/>
+      <w:lvlJc w:val="left"/>
+      <w:pPr>
+        <w:ind w:left="3600" w:hanging="360"/>
+      </w:pPr>
+      <w:rPr>
+        <w:rFonts w:ascii="Symbol" w:hAnsi="Symbol" w:hint="default"/>
+      </w:rPr>
+    </w:lvl>
+    <w:lvl w:ilvl="4" w:tplc="0C0A0003" w:tentative="1">
+      <w:start w:val="1"/>
+      <w:numFmt w:val="bullet"/>
+      <w:lvlText w:val="o"/>
+      <w:lvlJc w:val="left"/>
+      <w:pPr>
+        <w:ind w:left="4320" w:hanging="360"/>
+      </w:pPr>
+      <w:rPr>
+        <w:rFonts w:ascii="Courier New" w:hAnsi="Courier New" w:cs="Courier New" w:hint="default"/>
+      </w:rPr>
+    </w:lvl>
+    <w:lvl w:ilvl="5" w:tplc="0C0A0005" w:tentative="1">
+      <w:start w:val="1"/>
+      <w:numFmt w:val="bullet"/>
+      <w:lvlText w:val=""/>
+      <w:lvlJc w:val="left"/>
+      <w:pPr>
+        <w:ind w:left="5040" w:hanging="360"/>
+      </w:pPr>
+      <w:rPr>
+        <w:rFonts w:ascii="Wingdings" w:hAnsi="Wingdings" w:hint="default"/>
+      </w:rPr>
+    </w:lvl>
+    <w:lvl w:ilvl="6" w:tplc="0C0A0001" w:tentative="1">
+      <w:start w:val="1"/>
+      <w:numFmt w:val="bullet"/>
+      <w:lvlText w:val=""/>
+      <w:lvlJc w:val="left"/>
+      <w:pPr>
+        <w:ind w:left="5760" w:hanging="360"/>
+      </w:pPr>
+      <w:rPr>
+        <w:rFonts w:ascii="Symbol" w:hAnsi="Symbol" w:hint="default"/>
+      </w:rPr>
+    </w:lvl>
+    <w:lvl w:ilvl="7" w:tplc="0C0A0003" w:tentative="1">
+      <w:start w:val="1"/>
+      <w:numFmt w:val="bullet"/>
+      <w:lvlText w:val="o"/>
+      <w:lvlJc w:val="left"/>
+      <w:pPr>
+        <w:ind w:left="6480" w:hanging="360"/>
+      </w:pPr>
+      <w:rPr>
+        <w:rFonts w:ascii="Courier New" w:hAnsi="Courier New" w:cs="Courier New" w:hint="default"/>
+      </w:rPr>
+    </w:lvl>
+    <w:lvl w:ilvl="8" w:tplc="0C0A0005" w:tentative="1">
+      <w:start w:val="1"/>
+      <w:numFmt w:val="bullet"/>
+      <w:lvlText w:val=""/>
+      <w:lvlJc w:val="left"/>
+      <w:pPr>
+        <w:ind w:left="7200" w:hanging="360"/>
+      </w:pPr>
+      <w:rPr>
+        <w:rFonts w:ascii="Wingdings" w:hAnsi="Wingdings" w:hint="default"/>
+      </w:rPr>
+    </w:lvl>
+  </w:abstractNum>
+  <w:abstractNum w:abstractNumId="42" w15:restartNumberingAfterBreak="0">
     <w:nsid w:val="7C372E33"/>
     <w:multiLevelType w:val="multilevel"/>
     <w:tmpl w:val="275415A2"/>
@@ -14883,7 +19078,7 @@
       </w:pPr>
     </w:lvl>
   </w:abstractNum>
-  <w:abstractNum w:abstractNumId="38" w15:restartNumberingAfterBreak="0">
+  <w:abstractNum w:abstractNumId="43" w15:restartNumberingAfterBreak="0">
     <w:nsid w:val="7C790B9F"/>
     <w:multiLevelType w:val="multilevel"/>
     <w:tmpl w:val="30B854BC"/>
@@ -15028,7 +19223,7 @@
       </w:rPr>
     </w:lvl>
   </w:abstractNum>
-  <w:abstractNum w:abstractNumId="39" w15:restartNumberingAfterBreak="0">
+  <w:abstractNum w:abstractNumId="44" w15:restartNumberingAfterBreak="0">
     <w:nsid w:val="7D9D4AEF"/>
     <w:multiLevelType w:val="hybridMultilevel"/>
     <w:tmpl w:val="D9AC5DB8"/>
@@ -15141,7 +19336,7 @@
       </w:rPr>
     </w:lvl>
   </w:abstractNum>
-  <w:abstractNum w:abstractNumId="40" w15:restartNumberingAfterBreak="0">
+  <w:abstractNum w:abstractNumId="45" w15:restartNumberingAfterBreak="0">
     <w:nsid w:val="7E246E06"/>
     <w:multiLevelType w:val="hybridMultilevel"/>
     <w:tmpl w:val="3118C404"/>
@@ -15254,7 +19449,7 @@
       </w:rPr>
     </w:lvl>
   </w:abstractNum>
-  <w:abstractNum w:abstractNumId="41" w15:restartNumberingAfterBreak="0">
+  <w:abstractNum w:abstractNumId="46" w15:restartNumberingAfterBreak="0">
     <w:nsid w:val="7EBB2EEA"/>
     <w:multiLevelType w:val="hybridMultilevel"/>
     <w:tmpl w:val="286C3A60"/>
@@ -15374,52 +19569,52 @@
     <w:abstractNumId w:val="0"/>
   </w:num>
   <w:num w:numId="3" w16cid:durableId="1690331995">
-    <w:abstractNumId w:val="27"/>
+    <w:abstractNumId w:val="30"/>
   </w:num>
   <w:num w:numId="4" w16cid:durableId="246547686">
-    <w:abstractNumId w:val="26"/>
+    <w:abstractNumId w:val="29"/>
   </w:num>
   <w:num w:numId="5" w16cid:durableId="1654797772">
     <w:abstractNumId w:val="8"/>
   </w:num>
   <w:num w:numId="6" w16cid:durableId="1050958473">
-    <w:abstractNumId w:val="28"/>
+    <w:abstractNumId w:val="32"/>
   </w:num>
   <w:num w:numId="7" w16cid:durableId="1948265947">
-    <w:abstractNumId w:val="24"/>
+    <w:abstractNumId w:val="26"/>
   </w:num>
   <w:num w:numId="8" w16cid:durableId="1844857202">
+    <w:abstractNumId w:val="42"/>
+  </w:num>
+  <w:num w:numId="9" w16cid:durableId="390424427">
+    <w:abstractNumId w:val="14"/>
+  </w:num>
+  <w:num w:numId="10" w16cid:durableId="1699550840">
+    <w:abstractNumId w:val="38"/>
+  </w:num>
+  <w:num w:numId="11" w16cid:durableId="235362589">
+    <w:abstractNumId w:val="25"/>
+  </w:num>
+  <w:num w:numId="12" w16cid:durableId="194120735">
+    <w:abstractNumId w:val="15"/>
+  </w:num>
+  <w:num w:numId="13" w16cid:durableId="1076631492">
     <w:abstractNumId w:val="37"/>
   </w:num>
-  <w:num w:numId="9" w16cid:durableId="390424427">
-    <w:abstractNumId w:val="13"/>
+  <w:num w:numId="14" w16cid:durableId="1540122678">
+    <w:abstractNumId w:val="45"/>
   </w:num>
-  <w:num w:numId="10" w16cid:durableId="1699550840">
-    <w:abstractNumId w:val="34"/>
+  <w:num w:numId="15" w16cid:durableId="2042588388">
+    <w:abstractNumId w:val="44"/>
   </w:num>
-  <w:num w:numId="11" w16cid:durableId="235362589">
-    <w:abstractNumId w:val="23"/>
-  </w:num>
-  <w:num w:numId="12" w16cid:durableId="194120735">
-    <w:abstractNumId w:val="14"/>
-  </w:num>
-  <w:num w:numId="13" w16cid:durableId="1076631492">
+  <w:num w:numId="16" w16cid:durableId="1679771888">
     <w:abstractNumId w:val="33"/>
   </w:num>
-  <w:num w:numId="14" w16cid:durableId="1540122678">
-    <w:abstractNumId w:val="40"/>
-  </w:num>
-  <w:num w:numId="15" w16cid:durableId="2042588388">
-    <w:abstractNumId w:val="39"/>
-  </w:num>
-  <w:num w:numId="16" w16cid:durableId="1679771888">
-    <w:abstractNumId w:val="29"/>
-  </w:num>
   <w:num w:numId="17" w16cid:durableId="1158154234">
-    <w:abstractNumId w:val="32"/>
+    <w:abstractNumId w:val="36"/>
   </w:num>
   <w:num w:numId="18" w16cid:durableId="1050347273">
-    <w:abstractNumId w:val="41"/>
+    <w:abstractNumId w:val="46"/>
   </w:num>
   <w:num w:numId="19" w16cid:durableId="83305831">
     <w:abstractNumId w:val="6"/>
@@ -15428,52 +19623,52 @@
     <w:abstractNumId w:val="2"/>
   </w:num>
   <w:num w:numId="21" w16cid:durableId="200360269">
-    <w:abstractNumId w:val="11"/>
+    <w:abstractNumId w:val="12"/>
   </w:num>
   <w:num w:numId="22" w16cid:durableId="252668436">
     <w:abstractNumId w:val="9"/>
   </w:num>
   <w:num w:numId="23" w16cid:durableId="147793191">
-    <w:abstractNumId w:val="30"/>
+    <w:abstractNumId w:val="34"/>
   </w:num>
   <w:num w:numId="24" w16cid:durableId="437724614">
     <w:abstractNumId w:val="4"/>
   </w:num>
   <w:num w:numId="25" w16cid:durableId="211310808">
-    <w:abstractNumId w:val="19"/>
+    <w:abstractNumId w:val="21"/>
   </w:num>
   <w:num w:numId="26" w16cid:durableId="416295446">
-    <w:abstractNumId w:val="15"/>
+    <w:abstractNumId w:val="17"/>
   </w:num>
   <w:num w:numId="27" w16cid:durableId="1426536041">
+    <w:abstractNumId w:val="20"/>
+  </w:num>
+  <w:num w:numId="28" w16cid:durableId="121466250">
+    <w:abstractNumId w:val="35"/>
+  </w:num>
+  <w:num w:numId="29" w16cid:durableId="62024441">
+    <w:abstractNumId w:val="22"/>
+  </w:num>
+  <w:num w:numId="30" w16cid:durableId="1695033600">
+    <w:abstractNumId w:val="40"/>
+  </w:num>
+  <w:num w:numId="31" w16cid:durableId="165632900">
     <w:abstractNumId w:val="18"/>
   </w:num>
-  <w:num w:numId="28" w16cid:durableId="121466250">
-    <w:abstractNumId w:val="31"/>
-  </w:num>
-  <w:num w:numId="29" w16cid:durableId="62024441">
-    <w:abstractNumId w:val="20"/>
-  </w:num>
-  <w:num w:numId="30" w16cid:durableId="1695033600">
-    <w:abstractNumId w:val="36"/>
-  </w:num>
-  <w:num w:numId="31" w16cid:durableId="165632900">
-    <w:abstractNumId w:val="16"/>
-  </w:num>
   <w:num w:numId="32" w16cid:durableId="2094161712">
-    <w:abstractNumId w:val="35"/>
+    <w:abstractNumId w:val="39"/>
   </w:num>
   <w:num w:numId="33" w16cid:durableId="240025412">
-    <w:abstractNumId w:val="21"/>
+    <w:abstractNumId w:val="23"/>
   </w:num>
   <w:num w:numId="34" w16cid:durableId="1029256460">
-    <w:abstractNumId w:val="22"/>
+    <w:abstractNumId w:val="24"/>
   </w:num>
   <w:num w:numId="35" w16cid:durableId="2009938051">
-    <w:abstractNumId w:val="25"/>
+    <w:abstractNumId w:val="28"/>
   </w:num>
   <w:num w:numId="36" w16cid:durableId="670333637">
-    <w:abstractNumId w:val="12"/>
+    <w:abstractNumId w:val="13"/>
   </w:num>
   <w:num w:numId="37" w16cid:durableId="1004741190">
     <w:abstractNumId w:val="3"/>
@@ -15482,16 +19677,31 @@
     <w:abstractNumId w:val="1"/>
   </w:num>
   <w:num w:numId="39" w16cid:durableId="584723317">
-    <w:abstractNumId w:val="38"/>
+    <w:abstractNumId w:val="43"/>
   </w:num>
   <w:num w:numId="40" w16cid:durableId="1977837335">
-    <w:abstractNumId w:val="17"/>
+    <w:abstractNumId w:val="19"/>
   </w:num>
   <w:num w:numId="41" w16cid:durableId="967051809">
     <w:abstractNumId w:val="5"/>
   </w:num>
   <w:num w:numId="42" w16cid:durableId="88232990">
     <w:abstractNumId w:val="10"/>
+  </w:num>
+  <w:num w:numId="43" w16cid:durableId="1497458768">
+    <w:abstractNumId w:val="11"/>
+  </w:num>
+  <w:num w:numId="44" w16cid:durableId="1419060007">
+    <w:abstractNumId w:val="16"/>
+  </w:num>
+  <w:num w:numId="45" w16cid:durableId="713163714">
+    <w:abstractNumId w:val="27"/>
+  </w:num>
+  <w:num w:numId="46" w16cid:durableId="1873378194">
+    <w:abstractNumId w:val="31"/>
+  </w:num>
+  <w:num w:numId="47" w16cid:durableId="338318047">
+    <w:abstractNumId w:val="41"/>
   </w:num>
 </w:numbering>
 </file>
@@ -15966,6 +20176,7 @@
   <w:style w:type="character" w:default="1" w:styleId="Fuentedeprrafopredeter">
     <w:name w:val="Default Paragraph Font"/>
     <w:uiPriority w:val="1"/>
+    <w:semiHidden/>
     <w:unhideWhenUsed/>
   </w:style>
   <w:style w:type="table" w:default="1" w:styleId="Tablanormal">
@@ -16651,6 +20862,10 @@
 </file>
 
 <file path=customXml/item1.xml><?xml version="1.0" encoding="utf-8"?>
+<b:Sources xmlns:b="http://schemas.openxmlformats.org/officeDocument/2006/bibliography" xmlns="http://schemas.openxmlformats.org/officeDocument/2006/bibliography" SelectedStyle="\APASixthEditionOfficeOnline.xsl" StyleName="APA" Version="6"/>
+</file>
+
+<file path=customXml/item2.xml><?xml version="1.0" encoding="utf-8"?>
 <p:properties xmlns:p="http://schemas.microsoft.com/office/2006/metadata/properties" xmlns:xsi="http://www.w3.org/2001/XMLSchema-instance" xmlns:pc="http://schemas.microsoft.com/office/infopath/2007/PartnerControls">
   <documentManagement>
     <TaxCatchAll xmlns="f157a931-c02a-4cc2-8c33-3ee4ce8e004b" xsi:nil="true"/>
@@ -16661,20 +20876,7 @@
 </p:properties>
 </file>
 
-<file path=customXml/item2.xml><?xml version="1.0" encoding="utf-8"?>
-<b:Sources xmlns:b="http://schemas.openxmlformats.org/officeDocument/2006/bibliography" xmlns="http://schemas.openxmlformats.org/officeDocument/2006/bibliography" SelectedStyle="\APASixthEditionOfficeOnline.xsl" StyleName="APA" Version="6"/>
-</file>
-
 <file path=customXml/item3.xml><?xml version="1.0" encoding="utf-8"?>
-<?mso-contentType ?>
-<FormTemplates xmlns="http://schemas.microsoft.com/sharepoint/v3/contenttype/forms">
-  <Display>DocumentLibraryForm</Display>
-  <Edit>DocumentLibraryForm</Edit>
-  <New>DocumentLibraryForm</New>
-</FormTemplates>
-</file>
-
-<file path=customXml/item4.xml><?xml version="1.0" encoding="utf-8"?>
 <ct:contentTypeSchema xmlns:ct="http://schemas.microsoft.com/office/2006/metadata/contentType" xmlns:ma="http://schemas.microsoft.com/office/2006/metadata/properties/metaAttributes" ct:_="" ma:_="" ma:contentTypeName="Documento" ma:contentTypeID="0x01010084B464B1D347F04298FC707333A50E42" ma:contentTypeVersion="14" ma:contentTypeDescription="Crear nuevo documento." ma:contentTypeScope="" ma:versionID="269e7ebf25da21f397728440c9741dec">
   <xsd:schema xmlns:xsd="http://www.w3.org/2001/XMLSchema" xmlns:xs="http://www.w3.org/2001/XMLSchema" xmlns:p="http://schemas.microsoft.com/office/2006/metadata/properties" xmlns:ns2="9874bfdb-7aa0-40e8-a165-684c4e3872d8" xmlns:ns3="f157a931-c02a-4cc2-8c33-3ee4ce8e004b" targetNamespace="http://schemas.microsoft.com/office/2006/metadata/properties" ma:root="true" ma:fieldsID="100d3f0cdd1cfe66f3c450f702f04a39" ns2:_="" ns3:_="">
     <xsd:import namespace="9874bfdb-7aa0-40e8-a165-684c4e3872d8"/>
@@ -16903,7 +21105,24 @@
 </ct:contentTypeSchema>
 </file>
 
+<file path=customXml/item4.xml><?xml version="1.0" encoding="utf-8"?>
+<?mso-contentType ?>
+<FormTemplates xmlns="http://schemas.microsoft.com/sharepoint/v3/contenttype/forms">
+  <Display>DocumentLibraryForm</Display>
+  <Edit>DocumentLibraryForm</Edit>
+  <New>DocumentLibraryForm</New>
+</FormTemplates>
+</file>
+
 <file path=customXml/itemProps1.xml><?xml version="1.0" encoding="utf-8"?>
+<ds:datastoreItem xmlns:ds="http://schemas.openxmlformats.org/officeDocument/2006/customXml" ds:itemID="{5E645A87-E01E-4F1E-B3E6-A4812183331A}">
+  <ds:schemaRefs>
+    <ds:schemaRef ds:uri="http://schemas.openxmlformats.org/officeDocument/2006/bibliography"/>
+  </ds:schemaRefs>
+</ds:datastoreItem>
+</file>
+
+<file path=customXml/itemProps2.xml><?xml version="1.0" encoding="utf-8"?>
 <ds:datastoreItem xmlns:ds="http://schemas.openxmlformats.org/officeDocument/2006/customXml" ds:itemID="{75D1C773-847A-4C0C-99B9-7682BBD19801}">
   <ds:schemaRefs>
     <ds:schemaRef ds:uri="http://schemas.microsoft.com/office/2006/metadata/properties"/>
@@ -16914,23 +21133,7 @@
 </ds:datastoreItem>
 </file>
 
-<file path=customXml/itemProps2.xml><?xml version="1.0" encoding="utf-8"?>
-<ds:datastoreItem xmlns:ds="http://schemas.openxmlformats.org/officeDocument/2006/customXml" ds:itemID="{5E645A87-E01E-4F1E-B3E6-A4812183331A}">
-  <ds:schemaRefs>
-    <ds:schemaRef ds:uri="http://schemas.openxmlformats.org/officeDocument/2006/bibliography"/>
-  </ds:schemaRefs>
-</ds:datastoreItem>
-</file>
-
 <file path=customXml/itemProps3.xml><?xml version="1.0" encoding="utf-8"?>
-<ds:datastoreItem xmlns:ds="http://schemas.openxmlformats.org/officeDocument/2006/customXml" ds:itemID="{CF5957B4-2219-4F55-9EE3-D4985BDD4816}">
-  <ds:schemaRefs>
-    <ds:schemaRef ds:uri="http://schemas.microsoft.com/sharepoint/v3/contenttype/forms"/>
-  </ds:schemaRefs>
-</ds:datastoreItem>
-</file>
-
-<file path=customXml/itemProps4.xml><?xml version="1.0" encoding="utf-8"?>
 <ds:datastoreItem xmlns:ds="http://schemas.openxmlformats.org/officeDocument/2006/customXml" ds:itemID="{357189B2-C04A-45B4-BCE2-850544D1EEC3}">
   <ds:schemaRefs>
     <ds:schemaRef ds:uri="http://schemas.microsoft.com/office/2006/metadata/contentType"/>
@@ -16947,4 +21150,12 @@
     <ds:schemaRef ds:uri="http://schemas.microsoft.com/internal/obd"/>
   </ds:schemaRefs>
 </ds:datastoreItem>
+</file>
+
+<file path=customXml/itemProps4.xml><?xml version="1.0" encoding="utf-8"?>
+<ds:datastoreItem xmlns:ds="http://schemas.openxmlformats.org/officeDocument/2006/customXml" ds:itemID="{CF5957B4-2219-4F55-9EE3-D4985BDD4816}">
+  <ds:schemaRefs>
+    <ds:schemaRef ds:uri="http://schemas.microsoft.com/sharepoint/v3/contenttype/forms"/>
+  </ds:schemaRefs>
+</ds:datastoreItem>
 </file>